--- a/assets/files/atelier/ecole/08-voip_pkt.docx
+++ b/assets/files/atelier/ecole/08-voip_pkt.docx
@@ -1,6 +1,6 @@
 
 <file path=word/document.xml><?xml version="1.0" encoding="utf-8"?>
-<w:document xmlns:wpc="http://schemas.microsoft.com/office/word/2010/wordprocessingCanvas" xmlns:cx="http://schemas.microsoft.com/office/drawing/2014/chartex" xmlns:cx1="http://schemas.microsoft.com/office/drawing/2015/9/8/chartex" xmlns:cx2="http://schemas.microsoft.com/office/drawing/2015/10/21/chartex" xmlns:cx3="http://schemas.microsoft.com/office/drawing/2016/5/9/chartex" xmlns:cx4="http://schemas.microsoft.com/office/drawing/2016/5/10/chartex" xmlns:cx5="http://schemas.microsoft.com/office/drawing/2016/5/11/chartex" xmlns:cx6="http://schemas.microsoft.com/office/drawing/2016/5/12/chartex" xmlns:cx7="http://schemas.microsoft.com/office/drawing/2016/5/13/chartex" xmlns:cx8="http://schemas.microsoft.com/office/drawing/2016/5/14/chartex" xmlns:mc="http://schemas.openxmlformats.org/markup-compatibility/2006" xmlns:aink="http://schemas.microsoft.com/office/drawing/2016/ink" xmlns:am3d="http://schemas.microsoft.com/office/drawing/2017/model3d" xmlns:o="urn:schemas-microsoft-com:office:office" xmlns:r="http://schemas.openxmlformats.org/officeDocument/2006/relationships" xmlns:m="http://schemas.openxmlformats.org/officeDocument/2006/math" xmlns:v="urn:schemas-microsoft-com:vml" xmlns:wp14="http://schemas.microsoft.com/office/word/2010/wordprocessingDrawing" xmlns:wp="http://schemas.openxmlformats.org/drawingml/2006/wordprocessingDrawing" xmlns:w10="urn:schemas-microsoft-com:office:word" xmlns:w="http://schemas.openxmlformats.org/wordprocessingml/2006/main" xmlns:w14="http://schemas.microsoft.com/office/word/2010/wordml" xmlns:w15="http://schemas.microsoft.com/office/word/2012/wordml" xmlns:w16cid="http://schemas.microsoft.com/office/word/2016/wordml/cid" xmlns:w16se="http://schemas.microsoft.com/office/word/2015/wordml/symex" xmlns:wpg="http://schemas.microsoft.com/office/word/2010/wordprocessingGroup" xmlns:wpi="http://schemas.microsoft.com/office/word/2010/wordprocessingInk" xmlns:wne="http://schemas.microsoft.com/office/word/2006/wordml" xmlns:wps="http://schemas.microsoft.com/office/word/2010/wordprocessingShape" mc:Ignorable="w14 w15 w16se w16cid wp14">
+<w:document xmlns:wpc="http://schemas.microsoft.com/office/word/2010/wordprocessingCanvas" xmlns:cx="http://schemas.microsoft.com/office/drawing/2014/chartex" xmlns:cx1="http://schemas.microsoft.com/office/drawing/2015/9/8/chartex" xmlns:cx2="http://schemas.microsoft.com/office/drawing/2015/10/21/chartex" xmlns:cx3="http://schemas.microsoft.com/office/drawing/2016/5/9/chartex" xmlns:cx4="http://schemas.microsoft.com/office/drawing/2016/5/10/chartex" xmlns:cx5="http://schemas.microsoft.com/office/drawing/2016/5/11/chartex" xmlns:cx6="http://schemas.microsoft.com/office/drawing/2016/5/12/chartex" xmlns:cx7="http://schemas.microsoft.com/office/drawing/2016/5/13/chartex" xmlns:cx8="http://schemas.microsoft.com/office/drawing/2016/5/14/chartex" xmlns:mc="http://schemas.openxmlformats.org/markup-compatibility/2006" xmlns:aink="http://schemas.microsoft.com/office/drawing/2016/ink" xmlns:am3d="http://schemas.microsoft.com/office/drawing/2017/model3d" xmlns:o="urn:schemas-microsoft-com:office:office" xmlns:r="http://schemas.openxmlformats.org/officeDocument/2006/relationships" xmlns:m="http://schemas.openxmlformats.org/officeDocument/2006/math" xmlns:v="urn:schemas-microsoft-com:vml" xmlns:wp14="http://schemas.microsoft.com/office/word/2010/wordprocessingDrawing" xmlns:wp="http://schemas.openxmlformats.org/drawingml/2006/wordprocessingDrawing" xmlns:w10="urn:schemas-microsoft-com:office:word" xmlns:w="http://schemas.openxmlformats.org/wordprocessingml/2006/main" xmlns:w14="http://schemas.microsoft.com/office/word/2010/wordml" xmlns:w15="http://schemas.microsoft.com/office/word/2012/wordml" xmlns:w16cex="http://schemas.microsoft.com/office/word/2018/wordml/cex" xmlns:w16cid="http://schemas.microsoft.com/office/word/2016/wordml/cid" xmlns:w16="http://schemas.microsoft.com/office/word/2018/wordml" xmlns:w16sdtdh="http://schemas.microsoft.com/office/word/2020/wordml/sdtdatahash" xmlns:w16se="http://schemas.microsoft.com/office/word/2015/wordml/symex" xmlns:wpg="http://schemas.microsoft.com/office/word/2010/wordprocessingGroup" xmlns:wpi="http://schemas.microsoft.com/office/word/2010/wordprocessingInk" xmlns:wne="http://schemas.microsoft.com/office/word/2006/wordml" xmlns:wps="http://schemas.microsoft.com/office/word/2010/wordprocessingShape" mc:Ignorable="w14 w15 w16se w16cid w16 w16cex w16sdtdh wp14">
   <w:body>
     <w:tbl>
       <w:tblPr>
@@ -45,7 +45,7 @@
                 <w:noProof/>
               </w:rPr>
               <w:drawing>
-                <wp:inline distT="0" distB="0" distL="0" distR="0" wp14:anchorId="450A4F9B" wp14:editId="379CB89D">
+                <wp:inline distT="0" distB="0" distL="0" distR="0" wp14:anchorId="5EDCBC82" wp14:editId="55389DE1">
                   <wp:extent cx="970789" cy="737799"/>
                   <wp:effectExtent l="0" t="0" r="0" b="0"/>
                   <wp:docPr id="1" name="Image 1"/>
@@ -749,16 +749,13 @@
               <w:spacing w:after="0" w:line="240" w:lineRule="auto"/>
             </w:pPr>
             <w:r>
-              <w:t xml:space="preserve">Projet </w:t>
+              <w:t>Modèle d’infrastructure proposé par l’</w:t>
             </w:r>
             <w:proofErr w:type="spellStart"/>
             <w:r>
-              <w:t>PackeTracer</w:t>
+              <w:t>enseig</w:t>
             </w:r>
             <w:proofErr w:type="spellEnd"/>
-            <w:r>
-              <w:t xml:space="preserve"> vierge</w:t>
-            </w:r>
           </w:p>
         </w:tc>
       </w:tr>
@@ -795,7 +792,7 @@
               <w:spacing w:after="0" w:line="240" w:lineRule="auto"/>
             </w:pPr>
             <w:r>
-              <w:t>Simulation fonctionnelle d’un réseau VOIP avec un serveur DHCP</w:t>
+              <w:t>Simulation fonctionnelle d’un réseau VOI</w:t>
             </w:r>
           </w:p>
         </w:tc>
@@ -931,16 +928,20 @@
           <w:p>
             <w:pPr>
               <w:spacing w:after="0" w:line="240" w:lineRule="auto"/>
-            </w:pPr>
-            <w:r>
-              <w:t xml:space="preserve">Router CISCO 2811, Switch 2960-24TT, </w:t>
-            </w:r>
-            <w:proofErr w:type="spellStart"/>
-            <w:r>
-              <w:t>Ip</w:t>
-            </w:r>
-            <w:proofErr w:type="spellEnd"/>
-            <w:r>
+              <w:rPr>
+                <w:lang w:val="en-US"/>
+              </w:rPr>
+            </w:pPr>
+            <w:r>
+              <w:rPr>
+                <w:lang w:val="en-US"/>
+              </w:rPr>
+              <w:t>Router CISCO 2811, Switch 2960-24TT, Ip</w:t>
+            </w:r>
+            <w:r>
+              <w:rPr>
+                <w:lang w:val="en-US"/>
+              </w:rPr>
               <w:t xml:space="preserve"> Phone 7960</w:t>
             </w:r>
           </w:p>
@@ -1193,7 +1194,7 @@
             <w:pPr>
               <w:spacing w:after="0" w:line="240" w:lineRule="auto"/>
               <w:rPr>
-                <w:rFonts w:ascii="Arial Unicode MS" w:eastAsia="Arial Unicode MS" w:hAnsi="Arial Unicode MS" w:cs="Arial Unicode MS" w:hint="eastAsia"/>
+                <w:rFonts w:ascii="Arial Unicode MS" w:eastAsia="Arial Unicode MS" w:hAnsi="Arial Unicode MS" w:cs="Arial Unicode MS"/>
               </w:rPr>
             </w:pPr>
             <w:r>
@@ -1297,243 +1298,61 @@
           </w:tcPr>
           <w:p>
             <w:pPr>
-              <w:spacing w:after="0" w:line="240" w:lineRule="auto"/>
-            </w:pPr>
-            <w:bookmarkStart w:id="0" w:name="creationcsv"/>
-            <w:bookmarkEnd w:id="0"/>
-          </w:p>
-          <w:p>
-            <w:pPr>
-              <w:autoSpaceDE w:val="0"/>
-              <w:autoSpaceDN w:val="0"/>
-              <w:adjustRightInd w:val="0"/>
-              <w:rPr>
-                <w:rFonts w:cs="Calibri"/>
+              <w:pStyle w:val="Default"/>
+              <w:rPr>
+                <w:rFonts w:asciiTheme="minorHAnsi" w:hAnsiTheme="minorHAnsi" w:cstheme="minorHAnsi"/>
                 <w:b/>
                 <w:bCs/>
-                <w:lang w:val="fr" w:eastAsia="fr-FR"/>
-              </w:rPr>
-            </w:pPr>
-            <w:r>
-              <w:rPr>
-                <w:rFonts w:cs="Calibri"/>
+                <w:sz w:val="23"/>
+                <w:szCs w:val="23"/>
+              </w:rPr>
+            </w:pPr>
+            <w:r>
+              <w:rPr>
+                <w:rFonts w:asciiTheme="minorHAnsi" w:hAnsiTheme="minorHAnsi" w:cstheme="minorHAnsi"/>
                 <w:b/>
                 <w:bCs/>
-                <w:lang w:val="fr" w:eastAsia="fr-FR"/>
-              </w:rPr>
-              <w:t>I/ Présentation</w:t>
-            </w:r>
-          </w:p>
-          <w:p>
-            <w:pPr>
-              <w:autoSpaceDE w:val="0"/>
-              <w:autoSpaceDN w:val="0"/>
-              <w:adjustRightInd w:val="0"/>
-              <w:rPr>
-                <w:rFonts w:cs="Calibri"/>
-                <w:lang w:val="fr" w:eastAsia="fr-FR"/>
-              </w:rPr>
-            </w:pPr>
-            <w:r>
-              <w:rPr>
-                <w:rFonts w:cs="Calibri"/>
-                <w:lang w:val="fr" w:eastAsia="fr-FR"/>
-              </w:rPr>
-              <w:t>Cette activité consiste</w:t>
-            </w:r>
-            <w:bookmarkStart w:id="1" w:name="_GoBack"/>
-            <w:bookmarkEnd w:id="1"/>
-            <w:r>
-              <w:rPr>
-                <w:rFonts w:cs="Calibri"/>
-                <w:lang w:val="fr" w:eastAsia="fr-FR"/>
-              </w:rPr>
-              <w:t xml:space="preserve"> en la réalisation d'une simulation d'un réseau intégrant la VOIP avec </w:t>
-            </w:r>
-            <w:proofErr w:type="spellStart"/>
-            <w:r>
-              <w:rPr>
-                <w:rFonts w:cs="Calibri"/>
-                <w:lang w:val="fr" w:eastAsia="fr-FR"/>
-              </w:rPr>
-              <w:t>Packet</w:t>
-            </w:r>
-            <w:proofErr w:type="spellEnd"/>
-            <w:r>
-              <w:rPr>
-                <w:rFonts w:cs="Calibri"/>
-                <w:lang w:val="fr" w:eastAsia="fr-FR"/>
-              </w:rPr>
-              <w:t xml:space="preserve"> Tracer. Pour ce faire, j'ai besoin de :</w:t>
-            </w:r>
-          </w:p>
-          <w:p>
-            <w:pPr>
-              <w:numPr>
-                <w:ilvl w:val="0"/>
-                <w:numId w:val="8"/>
-              </w:numPr>
-              <w:autoSpaceDE w:val="0"/>
-              <w:autoSpaceDN w:val="0"/>
-              <w:adjustRightInd w:val="0"/>
-              <w:ind w:left="720" w:hanging="360"/>
-              <w:rPr>
-                <w:rFonts w:cs="Calibri"/>
-                <w:lang w:val="fr" w:eastAsia="fr-FR"/>
-              </w:rPr>
-            </w:pPr>
-            <w:r>
-              <w:rPr>
-                <w:rFonts w:cs="Calibri"/>
-                <w:lang w:val="fr" w:eastAsia="fr-FR"/>
-              </w:rPr>
-              <w:t xml:space="preserve">Un routeur faisant office de serveur DHCP </w:t>
-            </w:r>
-          </w:p>
-          <w:p>
-            <w:pPr>
-              <w:numPr>
-                <w:ilvl w:val="0"/>
-                <w:numId w:val="8"/>
-              </w:numPr>
-              <w:autoSpaceDE w:val="0"/>
-              <w:autoSpaceDN w:val="0"/>
-              <w:adjustRightInd w:val="0"/>
-              <w:ind w:left="720" w:hanging="360"/>
-              <w:rPr>
-                <w:rFonts w:cs="Calibri"/>
-                <w:lang w:val="fr" w:eastAsia="fr-FR"/>
-              </w:rPr>
-            </w:pPr>
-            <w:r>
-              <w:rPr>
-                <w:rFonts w:cs="Calibri"/>
-                <w:lang w:val="fr" w:eastAsia="fr-FR"/>
-              </w:rPr>
-              <w:t>Un routeur faisant office de modem VOIP</w:t>
-            </w:r>
-          </w:p>
-          <w:p>
-            <w:pPr>
-              <w:numPr>
-                <w:ilvl w:val="0"/>
-                <w:numId w:val="8"/>
-              </w:numPr>
-              <w:autoSpaceDE w:val="0"/>
-              <w:autoSpaceDN w:val="0"/>
-              <w:adjustRightInd w:val="0"/>
-              <w:ind w:left="720" w:hanging="360"/>
-              <w:rPr>
-                <w:rFonts w:cs="Calibri"/>
-                <w:lang w:val="fr" w:eastAsia="fr-FR"/>
-              </w:rPr>
-            </w:pPr>
-            <w:r>
-              <w:rPr>
-                <w:rFonts w:cs="Calibri"/>
-                <w:lang w:val="fr" w:eastAsia="fr-FR"/>
-              </w:rPr>
-              <w:t>2 téléphones IP</w:t>
-            </w:r>
-          </w:p>
-          <w:p>
-            <w:pPr>
-              <w:numPr>
-                <w:ilvl w:val="0"/>
-                <w:numId w:val="8"/>
-              </w:numPr>
-              <w:autoSpaceDE w:val="0"/>
-              <w:autoSpaceDN w:val="0"/>
-              <w:adjustRightInd w:val="0"/>
-              <w:ind w:left="720" w:hanging="360"/>
-              <w:rPr>
-                <w:rFonts w:cs="Calibri"/>
-                <w:lang w:val="fr" w:eastAsia="fr-FR"/>
-              </w:rPr>
-            </w:pPr>
-            <w:r>
-              <w:rPr>
-                <w:rFonts w:cs="Calibri"/>
-                <w:lang w:val="fr" w:eastAsia="fr-FR"/>
+                <w:sz w:val="23"/>
+                <w:szCs w:val="23"/>
+              </w:rPr>
+              <w:t>I</w:t>
+            </w:r>
+            <w:r>
+              <w:rPr>
+                <w:rFonts w:asciiTheme="minorHAnsi" w:hAnsiTheme="minorHAnsi" w:cstheme="minorHAnsi"/>
+                <w:b/>
+                <w:bCs/>
+                <w:sz w:val="23"/>
+                <w:szCs w:val="23"/>
+              </w:rPr>
+              <w:t>/ Présentation de la maquette</w:t>
+            </w:r>
+          </w:p>
+          <w:p>
+            <w:pPr>
+              <w:pStyle w:val="Default"/>
+              <w:rPr>
+                <w:rFonts w:asciiTheme="minorHAnsi" w:hAnsiTheme="minorHAnsi" w:cstheme="minorHAnsi"/>
+                <w:b/>
+                <w:bCs/>
+                <w:sz w:val="23"/>
+                <w:szCs w:val="23"/>
+              </w:rPr>
+            </w:pPr>
+            <w:r>
+              <w:rPr>
+                <w:rFonts w:asciiTheme="minorHAnsi" w:hAnsiTheme="minorHAnsi" w:cstheme="minorHAnsi"/>
+                <w:b/>
+                <w:bCs/>
+                <w:sz w:val="23"/>
+                <w:szCs w:val="23"/>
               </w:rPr>
               <w:lastRenderedPageBreak/>
-              <w:t>3 postes clients fixe</w:t>
-            </w:r>
-          </w:p>
-          <w:p>
-            <w:pPr>
-              <w:numPr>
-                <w:ilvl w:val="0"/>
-                <w:numId w:val="8"/>
-              </w:numPr>
-              <w:autoSpaceDE w:val="0"/>
-              <w:autoSpaceDN w:val="0"/>
-              <w:adjustRightInd w:val="0"/>
-              <w:ind w:left="720" w:hanging="360"/>
-              <w:rPr>
-                <w:rFonts w:cs="Calibri"/>
-                <w:lang w:val="fr" w:eastAsia="fr-FR"/>
-              </w:rPr>
-            </w:pPr>
-            <w:r>
-              <w:rPr>
-                <w:rFonts w:cs="Calibri"/>
-                <w:lang w:val="fr" w:eastAsia="fr-FR"/>
-              </w:rPr>
-              <w:t>Une imprimante</w:t>
-            </w:r>
-          </w:p>
-          <w:p>
-            <w:pPr>
-              <w:autoSpaceDE w:val="0"/>
-              <w:autoSpaceDN w:val="0"/>
-              <w:adjustRightInd w:val="0"/>
-              <w:rPr>
-                <w:rFonts w:cs="Calibri"/>
-                <w:lang w:val="fr" w:eastAsia="fr-FR"/>
-              </w:rPr>
-            </w:pPr>
-          </w:p>
-          <w:p>
-            <w:pPr>
-              <w:autoSpaceDE w:val="0"/>
-              <w:autoSpaceDN w:val="0"/>
-              <w:adjustRightInd w:val="0"/>
-              <w:rPr>
-                <w:rFonts w:cs="Calibri"/>
-                <w:lang w:val="fr" w:eastAsia="fr-FR"/>
-              </w:rPr>
-            </w:pPr>
-            <w:r>
-              <w:rPr>
-                <w:rFonts w:cs="Calibri"/>
-                <w:lang w:val="fr" w:eastAsia="fr-FR"/>
-              </w:rPr>
-              <w:t xml:space="preserve">Voici à quoi ressemble ma maquette : </w:t>
-            </w:r>
-          </w:p>
-          <w:p>
-            <w:pPr>
-              <w:autoSpaceDE w:val="0"/>
-              <w:autoSpaceDN w:val="0"/>
-              <w:adjustRightInd w:val="0"/>
-              <w:spacing w:line="240" w:lineRule="auto"/>
-              <w:rPr>
-                <w:rFonts w:cs="Calibri"/>
-                <w:lang w:val="fr" w:eastAsia="fr-FR"/>
-              </w:rPr>
-            </w:pPr>
-            <w:r>
-              <w:rPr>
-                <w:rFonts w:cs="Calibri"/>
-                <w:noProof/>
-                <w:lang w:val="fr" w:eastAsia="fr-FR"/>
-              </w:rPr>
               <w:drawing>
-                <wp:inline distT="0" distB="0" distL="0" distR="0">
-                  <wp:extent cx="5276850" cy="2809875"/>
-                  <wp:effectExtent l="0" t="0" r="0" b="9525"/>
-                  <wp:docPr id="2" name="Image 2"/>
+                <wp:inline distT="0" distB="0" distL="0" distR="0" wp14:anchorId="7C571759" wp14:editId="3427A1BA">
+                  <wp:extent cx="6299835" cy="2575560"/>
+                  <wp:effectExtent l="0" t="0" r="0" b="2540"/>
+                  <wp:docPr id="4" name="Image 4"/>
                   <wp:cNvGraphicFramePr>
                     <a:graphicFrameLocks xmlns:a="http://schemas.openxmlformats.org/drawingml/2006/main" noChangeAspect="1"/>
                   </wp:cNvGraphicFramePr>
@@ -1541,36 +1360,23 @@
                     <a:graphicData uri="http://schemas.openxmlformats.org/drawingml/2006/picture">
                       <pic:pic xmlns:pic="http://schemas.openxmlformats.org/drawingml/2006/picture">
                         <pic:nvPicPr>
-                          <pic:cNvPr id="0" name="Picture 1"/>
-                          <pic:cNvPicPr>
-                            <a:picLocks noChangeAspect="1" noChangeArrowheads="1"/>
-                          </pic:cNvPicPr>
+                          <pic:cNvPr id="1" name=""/>
+                          <pic:cNvPicPr/>
                         </pic:nvPicPr>
                         <pic:blipFill>
-                          <a:blip r:embed="rId8">
-                            <a:extLst>
-                              <a:ext uri="{28A0092B-C50C-407E-A947-70E740481C1C}">
-                                <a14:useLocalDpi xmlns:a14="http://schemas.microsoft.com/office/drawing/2010/main" val="0"/>
-                              </a:ext>
-                            </a:extLst>
-                          </a:blip>
-                          <a:srcRect/>
+                          <a:blip r:embed="rId8"/>
                           <a:stretch>
                             <a:fillRect/>
                           </a:stretch>
                         </pic:blipFill>
-                        <pic:spPr bwMode="auto">
+                        <pic:spPr>
                           <a:xfrm>
                             <a:off x="0" y="0"/>
-                            <a:ext cx="5276850" cy="2809875"/>
+                            <a:ext cx="6299835" cy="2575560"/>
                           </a:xfrm>
                           <a:prstGeom prst="rect">
                             <a:avLst/>
                           </a:prstGeom>
-                          <a:noFill/>
-                          <a:ln>
-                            <a:noFill/>
-                          </a:ln>
                         </pic:spPr>
                       </pic:pic>
                     </a:graphicData>
@@ -1581,1852 +1387,4022 @@
           </w:p>
           <w:p>
             <w:pPr>
-              <w:autoSpaceDE w:val="0"/>
-              <w:autoSpaceDN w:val="0"/>
-              <w:adjustRightInd w:val="0"/>
-              <w:spacing w:line="240" w:lineRule="auto"/>
-              <w:rPr>
-                <w:rFonts w:cs="Calibri"/>
-                <w:lang w:val="fr" w:eastAsia="fr-FR"/>
-              </w:rPr>
-            </w:pPr>
-          </w:p>
-          <w:p>
-            <w:pPr>
-              <w:autoSpaceDE w:val="0"/>
-              <w:autoSpaceDN w:val="0"/>
-              <w:adjustRightInd w:val="0"/>
-              <w:rPr>
-                <w:rFonts w:cs="Calibri"/>
+              <w:pStyle w:val="Default"/>
+              <w:rPr>
+                <w:rFonts w:asciiTheme="minorHAnsi" w:hAnsiTheme="minorHAnsi" w:cstheme="minorHAnsi"/>
+                <w:sz w:val="23"/>
+                <w:szCs w:val="23"/>
+              </w:rPr>
+            </w:pPr>
+            <w:r>
+              <w:rPr>
+                <w:rFonts w:asciiTheme="minorHAnsi" w:hAnsiTheme="minorHAnsi" w:cstheme="minorHAnsi"/>
+                <w:sz w:val="23"/>
+                <w:szCs w:val="23"/>
+              </w:rPr>
+              <w:t>Cette topologie prése</w:t>
+            </w:r>
+            <w:r>
+              <w:rPr>
+                <w:rFonts w:asciiTheme="minorHAnsi" w:hAnsiTheme="minorHAnsi" w:cstheme="minorHAnsi"/>
+                <w:sz w:val="23"/>
+                <w:szCs w:val="23"/>
+              </w:rPr>
+              <w:t>nte une infrastructure incluant un routeur SIP permettant de provisionner des téléphones IP. La configuration de l’infrastructure VOIP sera détaillée dans les parties suivantes.</w:t>
+            </w:r>
+          </w:p>
+          <w:p>
+            <w:pPr>
+              <w:pStyle w:val="Default"/>
+              <w:rPr>
+                <w:rFonts w:asciiTheme="minorHAnsi" w:hAnsiTheme="minorHAnsi" w:cstheme="minorHAnsi"/>
+                <w:sz w:val="23"/>
+                <w:szCs w:val="23"/>
+              </w:rPr>
+            </w:pPr>
+          </w:p>
+          <w:p>
+            <w:pPr>
+              <w:pStyle w:val="Default"/>
+              <w:rPr>
+                <w:rFonts w:asciiTheme="minorHAnsi" w:hAnsiTheme="minorHAnsi" w:cstheme="minorHAnsi"/>
                 <w:b/>
                 <w:bCs/>
-                <w:lang w:val="fr" w:eastAsia="fr-FR"/>
-              </w:rPr>
-            </w:pPr>
-            <w:r>
-              <w:rPr>
-                <w:rFonts w:cs="Calibri"/>
+                <w:sz w:val="23"/>
+                <w:szCs w:val="23"/>
+              </w:rPr>
+            </w:pPr>
+            <w:r>
+              <w:rPr>
+                <w:rFonts w:asciiTheme="minorHAnsi" w:hAnsiTheme="minorHAnsi" w:cstheme="minorHAnsi"/>
                 <w:b/>
                 <w:bCs/>
-                <w:lang w:val="fr" w:eastAsia="fr-FR"/>
-              </w:rPr>
-              <w:t>II/ Configuration du serveur DHCP</w:t>
-            </w:r>
-          </w:p>
-          <w:p>
-            <w:pPr>
-              <w:autoSpaceDE w:val="0"/>
-              <w:autoSpaceDN w:val="0"/>
-              <w:adjustRightInd w:val="0"/>
-              <w:rPr>
-                <w:rFonts w:cs="Calibri"/>
-                <w:lang w:val="fr" w:eastAsia="fr-FR"/>
-              </w:rPr>
-            </w:pPr>
-            <w:r>
-              <w:rPr>
-                <w:rFonts w:cs="Calibri"/>
-                <w:lang w:val="fr" w:eastAsia="fr-FR"/>
-              </w:rPr>
-              <w:t>Le POOL du serveur DHCP est le suivant :</w:t>
-            </w:r>
-          </w:p>
-          <w:p>
-            <w:pPr>
-              <w:autoSpaceDE w:val="0"/>
-              <w:autoSpaceDN w:val="0"/>
-              <w:adjustRightInd w:val="0"/>
-              <w:rPr>
-                <w:rFonts w:cs="Calibri"/>
-                <w:lang w:val="nl-NL" w:eastAsia="fr-FR"/>
-              </w:rPr>
-            </w:pPr>
+                <w:sz w:val="23"/>
+                <w:szCs w:val="23"/>
+              </w:rPr>
+              <w:t>II/ Configuration du routeur DHCP</w:t>
+            </w:r>
+          </w:p>
+          <w:p>
+            <w:pPr>
+              <w:pStyle w:val="Default"/>
+              <w:rPr>
+                <w:rFonts w:asciiTheme="minorHAnsi" w:hAnsiTheme="minorHAnsi" w:cstheme="minorHAnsi"/>
+                <w:b/>
+                <w:bCs/>
+                <w:sz w:val="23"/>
+                <w:szCs w:val="23"/>
+              </w:rPr>
+            </w:pPr>
+          </w:p>
+          <w:p>
+            <w:pPr>
+              <w:pStyle w:val="Default"/>
+              <w:rPr>
+                <w:rFonts w:asciiTheme="minorHAnsi" w:hAnsiTheme="minorHAnsi" w:cstheme="minorHAnsi"/>
+                <w:sz w:val="23"/>
+                <w:szCs w:val="23"/>
+                <w:u w:val="single"/>
+              </w:rPr>
+            </w:pPr>
+            <w:r>
+              <w:rPr>
+                <w:rFonts w:asciiTheme="minorHAnsi" w:hAnsiTheme="minorHAnsi" w:cstheme="minorHAnsi"/>
+                <w:sz w:val="23"/>
+                <w:szCs w:val="23"/>
+                <w:u w:val="single"/>
+              </w:rPr>
+              <w:t>Le routeur DHCP Server à pour adresse IP 172.16.5.2 (interface fa0/0)</w:t>
+            </w:r>
+            <w:r>
+              <w:rPr>
+                <w:rFonts w:asciiTheme="minorHAnsi" w:hAnsiTheme="minorHAnsi" w:cstheme="minorHAnsi"/>
+                <w:sz w:val="23"/>
+                <w:szCs w:val="23"/>
+                <w:u w:val="single"/>
+              </w:rPr>
+              <w:t> :</w:t>
+            </w:r>
+          </w:p>
+          <w:p>
+            <w:pPr>
+              <w:pStyle w:val="Default"/>
+              <w:rPr>
+                <w:rFonts w:asciiTheme="minorHAnsi" w:hAnsiTheme="minorHAnsi" w:cstheme="minorHAnsi"/>
+                <w:sz w:val="23"/>
+                <w:szCs w:val="23"/>
+              </w:rPr>
+            </w:pPr>
+          </w:p>
+          <w:p>
+            <w:pPr>
+              <w:ind w:left="708"/>
+              <w:rPr>
+                <w:rFonts w:ascii="Courier New" w:hAnsi="Courier New" w:cs="Courier New"/>
+                <w:b/>
+                <w:spacing w:val="-20"/>
+                <w:lang w:val="en-US"/>
+              </w:rPr>
+            </w:pPr>
+            <w:r>
+              <w:rPr>
+                <w:rFonts w:ascii="Courier New" w:hAnsi="Courier New" w:cs="Courier New"/>
+                <w:spacing w:val="-20"/>
+                <w:lang w:val="en-US"/>
+              </w:rPr>
+              <w:t xml:space="preserve">Router&gt; </w:t>
+            </w:r>
+            <w:r>
+              <w:rPr>
+                <w:rFonts w:ascii="Courier New" w:hAnsi="Courier New" w:cs="Courier New"/>
+                <w:b/>
+                <w:spacing w:val="-20"/>
+                <w:lang w:val="en-US"/>
+              </w:rPr>
+              <w:t>enable</w:t>
+            </w:r>
+            <w:r>
+              <w:rPr>
+                <w:rFonts w:ascii="Courier New" w:hAnsi="Courier New" w:cs="Courier New"/>
+                <w:spacing w:val="-20"/>
+                <w:lang w:val="en-US"/>
+              </w:rPr>
+              <w:br/>
+              <w:t xml:space="preserve">Router# </w:t>
+            </w:r>
+            <w:r>
+              <w:rPr>
+                <w:rFonts w:ascii="Courier New" w:hAnsi="Courier New" w:cs="Courier New"/>
+                <w:b/>
+                <w:spacing w:val="-20"/>
+                <w:lang w:val="en-US"/>
+              </w:rPr>
+              <w:t>conf t</w:t>
+            </w:r>
+            <w:r>
+              <w:rPr>
+                <w:rFonts w:ascii="Courier New" w:hAnsi="Courier New" w:cs="Courier New"/>
+                <w:spacing w:val="-20"/>
+                <w:lang w:val="en-US"/>
+              </w:rPr>
+              <w:br/>
+              <w:t xml:space="preserve">Router(config)# </w:t>
+            </w:r>
+            <w:r>
+              <w:rPr>
+                <w:rFonts w:ascii="Courier New" w:hAnsi="Courier New" w:cs="Courier New"/>
+                <w:b/>
+                <w:spacing w:val="-20"/>
+                <w:lang w:val="en-US"/>
+              </w:rPr>
+              <w:t>int fa0/0</w:t>
+            </w:r>
+            <w:r>
+              <w:rPr>
+                <w:rFonts w:ascii="Courier New" w:hAnsi="Courier New" w:cs="Courier New"/>
+                <w:spacing w:val="-20"/>
+                <w:lang w:val="en-US"/>
+              </w:rPr>
+              <w:br/>
+              <w:t>Router(config-</w:t>
+            </w:r>
+            <w:proofErr w:type="gramStart"/>
+            <w:r>
+              <w:rPr>
+                <w:rFonts w:ascii="Courier New" w:hAnsi="Courier New" w:cs="Courier New"/>
+                <w:spacing w:val="-20"/>
+                <w:lang w:val="en-US"/>
+              </w:rPr>
+              <w:t>if)#</w:t>
+            </w:r>
+            <w:proofErr w:type="gramEnd"/>
+            <w:r>
+              <w:rPr>
+                <w:rFonts w:ascii="Courier New" w:hAnsi="Courier New" w:cs="Courier New"/>
+                <w:spacing w:val="-20"/>
+                <w:lang w:val="en-US"/>
+              </w:rPr>
+              <w:t xml:space="preserve"> </w:t>
+            </w:r>
+            <w:proofErr w:type="spellStart"/>
+            <w:r>
+              <w:rPr>
+                <w:rFonts w:ascii="Courier New" w:hAnsi="Courier New" w:cs="Courier New"/>
+                <w:b/>
+                <w:spacing w:val="-20"/>
+                <w:lang w:val="en-US"/>
+              </w:rPr>
+              <w:t>ip</w:t>
+            </w:r>
+            <w:proofErr w:type="spellEnd"/>
+            <w:r>
+              <w:rPr>
+                <w:rFonts w:ascii="Courier New" w:hAnsi="Courier New" w:cs="Courier New"/>
+                <w:b/>
+                <w:spacing w:val="-20"/>
+                <w:lang w:val="en-US"/>
+              </w:rPr>
+              <w:t xml:space="preserve"> </w:t>
+            </w:r>
+            <w:proofErr w:type="spellStart"/>
+            <w:r>
+              <w:rPr>
+                <w:rFonts w:ascii="Courier New" w:hAnsi="Courier New" w:cs="Courier New"/>
+                <w:b/>
+                <w:spacing w:val="-20"/>
+                <w:lang w:val="en-US"/>
+              </w:rPr>
+              <w:t>addr</w:t>
+            </w:r>
+            <w:proofErr w:type="spellEnd"/>
+            <w:r>
+              <w:rPr>
+                <w:rFonts w:ascii="Courier New" w:hAnsi="Courier New" w:cs="Courier New"/>
+                <w:b/>
+                <w:spacing w:val="-20"/>
+                <w:lang w:val="en-US"/>
+              </w:rPr>
+              <w:t xml:space="preserve"> 172.16.5.2  255.255.255.0</w:t>
+            </w:r>
+            <w:r>
+              <w:rPr>
+                <w:rFonts w:ascii="Courier New" w:hAnsi="Courier New" w:cs="Courier New"/>
+                <w:b/>
+                <w:spacing w:val="-20"/>
+                <w:lang w:val="en-US"/>
+              </w:rPr>
+              <w:br/>
+            </w:r>
+            <w:r>
+              <w:rPr>
+                <w:rFonts w:ascii="Courier New" w:hAnsi="Courier New" w:cs="Courier New"/>
+                <w:spacing w:val="-20"/>
+                <w:lang w:val="en-US"/>
+              </w:rPr>
+              <w:t xml:space="preserve">Router(config-if)# </w:t>
+            </w:r>
+            <w:r>
+              <w:rPr>
+                <w:rFonts w:ascii="Courier New" w:hAnsi="Courier New" w:cs="Courier New"/>
+                <w:b/>
+                <w:spacing w:val="-20"/>
+                <w:lang w:val="en-US"/>
+              </w:rPr>
+              <w:t>no  shut</w:t>
+            </w:r>
+            <w:r>
+              <w:rPr>
+                <w:rFonts w:ascii="Courier New" w:hAnsi="Courier New" w:cs="Courier New"/>
+                <w:b/>
+                <w:spacing w:val="-20"/>
+                <w:lang w:val="en-US"/>
+              </w:rPr>
+              <w:br/>
+            </w:r>
+            <w:r>
+              <w:rPr>
+                <w:rFonts w:ascii="Courier New" w:hAnsi="Courier New" w:cs="Courier New"/>
+                <w:spacing w:val="-20"/>
+                <w:lang w:val="en-US"/>
+              </w:rPr>
+              <w:t>Router(config-if)#</w:t>
+            </w:r>
+            <w:r>
+              <w:rPr>
+                <w:rFonts w:ascii="Courier New" w:hAnsi="Courier New" w:cs="Courier New"/>
+                <w:spacing w:val="-20"/>
+                <w:lang w:val="en-US"/>
+              </w:rPr>
+              <w:t xml:space="preserve"> </w:t>
+            </w:r>
+            <w:r>
+              <w:rPr>
+                <w:rFonts w:ascii="Courier New" w:hAnsi="Courier New" w:cs="Courier New"/>
+                <w:b/>
+                <w:spacing w:val="-20"/>
+                <w:lang w:val="en-US"/>
+              </w:rPr>
+              <w:t>exit</w:t>
+            </w:r>
+          </w:p>
+          <w:p>
+            <w:pPr>
+              <w:pStyle w:val="Default"/>
+              <w:rPr>
+                <w:rFonts w:asciiTheme="minorHAnsi" w:hAnsiTheme="minorHAnsi" w:cstheme="minorHAnsi"/>
+                <w:sz w:val="23"/>
+                <w:szCs w:val="23"/>
+                <w:u w:val="single"/>
+              </w:rPr>
+            </w:pPr>
+            <w:r>
+              <w:rPr>
+                <w:rFonts w:asciiTheme="minorHAnsi" w:hAnsiTheme="minorHAnsi" w:cstheme="minorHAnsi"/>
+                <w:sz w:val="23"/>
+                <w:szCs w:val="23"/>
+                <w:u w:val="single"/>
+              </w:rPr>
+              <w:t>Configuration du service DHCP pour les téléphones IP :</w:t>
+            </w:r>
+          </w:p>
+          <w:p>
+            <w:pPr>
+              <w:pStyle w:val="Default"/>
+              <w:rPr>
+                <w:rFonts w:asciiTheme="minorHAnsi" w:hAnsiTheme="minorHAnsi" w:cstheme="minorHAnsi"/>
+                <w:sz w:val="23"/>
+                <w:szCs w:val="23"/>
+                <w:u w:val="single"/>
+              </w:rPr>
+            </w:pPr>
+          </w:p>
+          <w:p>
+            <w:pPr>
+              <w:pStyle w:val="Default"/>
+              <w:rPr>
+                <w:rFonts w:asciiTheme="minorHAnsi" w:hAnsiTheme="minorHAnsi" w:cstheme="minorHAnsi"/>
+                <w:sz w:val="23"/>
+                <w:szCs w:val="23"/>
+              </w:rPr>
+            </w:pPr>
+            <w:r>
+              <w:rPr>
+                <w:rFonts w:asciiTheme="minorHAnsi" w:hAnsiTheme="minorHAnsi" w:cstheme="minorHAnsi"/>
+                <w:sz w:val="23"/>
+                <w:szCs w:val="23"/>
+              </w:rPr>
+              <w:t>Les adresses .1 et .5 sont exclues de la distribution DHCP :</w:t>
+            </w:r>
+          </w:p>
+          <w:p>
+            <w:pPr>
+              <w:pStyle w:val="Default"/>
+              <w:rPr>
+                <w:rFonts w:asciiTheme="minorHAnsi" w:hAnsiTheme="minorHAnsi" w:cstheme="minorHAnsi"/>
+                <w:sz w:val="23"/>
+                <w:szCs w:val="23"/>
+              </w:rPr>
+            </w:pPr>
+          </w:p>
+          <w:p>
+            <w:pPr>
+              <w:ind w:left="708"/>
+              <w:rPr>
+                <w:rFonts w:ascii="Courier New" w:hAnsi="Courier New" w:cs="Courier New"/>
+                <w:b/>
+                <w:spacing w:val="-20"/>
+                <w:lang w:val="en-US"/>
+              </w:rPr>
+            </w:pPr>
+            <w:r>
+              <w:rPr>
+                <w:rFonts w:ascii="Courier New" w:hAnsi="Courier New" w:cs="Courier New"/>
+                <w:spacing w:val="-20"/>
+                <w:lang w:val="en-US"/>
+              </w:rPr>
+              <w:t>Router(config)#</w:t>
+            </w:r>
+            <w:r>
+              <w:rPr>
+                <w:rFonts w:ascii="Courier New" w:hAnsi="Courier New" w:cs="Courier New"/>
+                <w:spacing w:val="-20"/>
+                <w:lang w:val="en-US"/>
+              </w:rPr>
+              <w:t xml:space="preserve"> </w:t>
+            </w:r>
+            <w:proofErr w:type="spellStart"/>
+            <w:r>
+              <w:rPr>
+                <w:rFonts w:ascii="Courier New" w:hAnsi="Courier New" w:cs="Courier New"/>
+                <w:b/>
+                <w:spacing w:val="-20"/>
+                <w:lang w:val="en-US"/>
+              </w:rPr>
+              <w:t>ip</w:t>
+            </w:r>
+            <w:proofErr w:type="spellEnd"/>
+            <w:r>
+              <w:rPr>
+                <w:rFonts w:ascii="Courier New" w:hAnsi="Courier New" w:cs="Courier New"/>
+                <w:b/>
+                <w:spacing w:val="-20"/>
+                <w:lang w:val="en-US"/>
+              </w:rPr>
+              <w:t xml:space="preserve"> </w:t>
+            </w:r>
+            <w:proofErr w:type="spellStart"/>
+            <w:r>
+              <w:rPr>
+                <w:rFonts w:ascii="Courier New" w:hAnsi="Courier New" w:cs="Courier New"/>
+                <w:b/>
+                <w:spacing w:val="-20"/>
+                <w:lang w:val="en-US"/>
+              </w:rPr>
+              <w:t>dhcp</w:t>
+            </w:r>
+            <w:proofErr w:type="spellEnd"/>
+            <w:r>
+              <w:rPr>
+                <w:rFonts w:ascii="Courier New" w:hAnsi="Courier New" w:cs="Courier New"/>
+                <w:b/>
+                <w:spacing w:val="-20"/>
+                <w:lang w:val="en-US"/>
+              </w:rPr>
+              <w:t xml:space="preserve"> excluded-address 172.16.5.1 172.16.5.5</w:t>
+            </w:r>
+          </w:p>
+          <w:p>
+            <w:pPr>
+              <w:pStyle w:val="Default"/>
+              <w:rPr>
+                <w:rFonts w:asciiTheme="minorHAnsi" w:hAnsiTheme="minorHAnsi" w:cstheme="minorHAnsi"/>
+                <w:sz w:val="23"/>
+                <w:szCs w:val="23"/>
+              </w:rPr>
+            </w:pPr>
+            <w:r>
+              <w:rPr>
+                <w:rFonts w:asciiTheme="minorHAnsi" w:hAnsiTheme="minorHAnsi" w:cstheme="minorHAnsi"/>
+                <w:sz w:val="23"/>
+                <w:szCs w:val="23"/>
+              </w:rPr>
+              <w:t>Configuration de l’étendue d’adresses pour le ré</w:t>
+            </w:r>
+            <w:r>
+              <w:rPr>
+                <w:rFonts w:asciiTheme="minorHAnsi" w:hAnsiTheme="minorHAnsi" w:cstheme="minorHAnsi"/>
+                <w:sz w:val="23"/>
+                <w:szCs w:val="23"/>
+              </w:rPr>
+              <w:t>seau 172.16.5.0 :</w:t>
+            </w:r>
+          </w:p>
+          <w:p>
+            <w:pPr>
+              <w:pStyle w:val="Default"/>
+              <w:rPr>
+                <w:rFonts w:asciiTheme="minorHAnsi" w:hAnsiTheme="minorHAnsi" w:cstheme="minorHAnsi"/>
+                <w:sz w:val="23"/>
+                <w:szCs w:val="23"/>
+              </w:rPr>
+            </w:pPr>
+          </w:p>
+          <w:p>
+            <w:pPr>
+              <w:ind w:left="708"/>
+              <w:rPr>
+                <w:rFonts w:ascii="Courier New" w:hAnsi="Courier New" w:cs="Courier New"/>
+                <w:b/>
+                <w:spacing w:val="-20"/>
+              </w:rPr>
+            </w:pPr>
+            <w:r>
+              <w:rPr>
+                <w:rFonts w:ascii="Courier New" w:hAnsi="Courier New" w:cs="Courier New"/>
+                <w:spacing w:val="-20"/>
+              </w:rPr>
+              <w:t xml:space="preserve">Router(config)# </w:t>
+            </w:r>
+            <w:proofErr w:type="spellStart"/>
+            <w:r>
+              <w:rPr>
+                <w:rFonts w:ascii="Courier New" w:hAnsi="Courier New" w:cs="Courier New"/>
+                <w:b/>
+                <w:spacing w:val="-20"/>
+              </w:rPr>
+              <w:t>ip</w:t>
+            </w:r>
+            <w:proofErr w:type="spellEnd"/>
+            <w:r>
+              <w:rPr>
+                <w:rFonts w:ascii="Courier New" w:hAnsi="Courier New" w:cs="Courier New"/>
+                <w:b/>
+                <w:spacing w:val="-20"/>
+              </w:rPr>
+              <w:t xml:space="preserve"> </w:t>
+            </w:r>
+            <w:proofErr w:type="spellStart"/>
+            <w:r>
+              <w:rPr>
+                <w:rFonts w:ascii="Courier New" w:hAnsi="Courier New" w:cs="Courier New"/>
+                <w:b/>
+                <w:spacing w:val="-20"/>
+              </w:rPr>
+              <w:t>dhcp</w:t>
+            </w:r>
+            <w:proofErr w:type="spellEnd"/>
+            <w:r>
+              <w:rPr>
+                <w:rFonts w:ascii="Courier New" w:hAnsi="Courier New" w:cs="Courier New"/>
+                <w:b/>
+                <w:spacing w:val="-20"/>
+              </w:rPr>
+              <w:t xml:space="preserve"> pool PHONES</w:t>
+            </w:r>
+            <w:r>
+              <w:rPr>
+                <w:rFonts w:ascii="Courier New" w:hAnsi="Courier New" w:cs="Courier New"/>
+                <w:b/>
+                <w:spacing w:val="-20"/>
+              </w:rPr>
+              <w:br/>
+            </w:r>
+            <w:r>
+              <w:rPr>
+                <w:rFonts w:ascii="Courier New" w:hAnsi="Courier New" w:cs="Courier New"/>
+                <w:spacing w:val="-20"/>
+              </w:rPr>
+              <w:t>Router(</w:t>
+            </w:r>
+            <w:proofErr w:type="spellStart"/>
+            <w:r>
+              <w:rPr>
+                <w:rFonts w:ascii="Courier New" w:hAnsi="Courier New" w:cs="Courier New"/>
+                <w:spacing w:val="-20"/>
+              </w:rPr>
+              <w:t>dhcp</w:t>
+            </w:r>
+            <w:proofErr w:type="spellEnd"/>
+            <w:r>
+              <w:rPr>
+                <w:rFonts w:ascii="Courier New" w:hAnsi="Courier New" w:cs="Courier New"/>
+                <w:spacing w:val="-20"/>
+              </w:rPr>
+              <w:t>-</w:t>
+            </w:r>
+            <w:proofErr w:type="gramStart"/>
+            <w:r>
+              <w:rPr>
+                <w:rFonts w:ascii="Courier New" w:hAnsi="Courier New" w:cs="Courier New"/>
+                <w:spacing w:val="-20"/>
+              </w:rPr>
+              <w:t>config)#</w:t>
+            </w:r>
+            <w:proofErr w:type="gramEnd"/>
+            <w:r>
+              <w:rPr>
+                <w:rFonts w:ascii="Courier New" w:hAnsi="Courier New" w:cs="Courier New"/>
+                <w:spacing w:val="-20"/>
+              </w:rPr>
+              <w:t xml:space="preserve"> </w:t>
+            </w:r>
+            <w:r>
+              <w:rPr>
+                <w:rFonts w:ascii="Courier New" w:hAnsi="Courier New" w:cs="Courier New"/>
+                <w:b/>
+                <w:spacing w:val="-20"/>
+              </w:rPr>
+              <w:t>network 172.16.5.0 255.255.255.0</w:t>
+            </w:r>
+          </w:p>
+          <w:p>
+            <w:pPr>
+              <w:ind w:left="708"/>
+              <w:rPr>
+                <w:rFonts w:ascii="Courier New" w:hAnsi="Courier New" w:cs="Courier New"/>
+                <w:b/>
+                <w:spacing w:val="-20"/>
+              </w:rPr>
+            </w:pPr>
+            <w:r>
+              <w:rPr>
+                <w:rFonts w:ascii="Courier New" w:hAnsi="Courier New" w:cs="Courier New"/>
+                <w:spacing w:val="-20"/>
+              </w:rPr>
+              <w:t>Router(</w:t>
+            </w:r>
+            <w:proofErr w:type="spellStart"/>
+            <w:r>
+              <w:rPr>
+                <w:rFonts w:ascii="Courier New" w:hAnsi="Courier New" w:cs="Courier New"/>
+                <w:spacing w:val="-20"/>
+              </w:rPr>
+              <w:t>dhcp</w:t>
+            </w:r>
+            <w:proofErr w:type="spellEnd"/>
+            <w:r>
+              <w:rPr>
+                <w:rFonts w:ascii="Courier New" w:hAnsi="Courier New" w:cs="Courier New"/>
+                <w:spacing w:val="-20"/>
+              </w:rPr>
+              <w:t>-</w:t>
+            </w:r>
+            <w:proofErr w:type="gramStart"/>
+            <w:r>
+              <w:rPr>
+                <w:rFonts w:ascii="Courier New" w:hAnsi="Courier New" w:cs="Courier New"/>
+                <w:spacing w:val="-20"/>
+              </w:rPr>
+              <w:t>config)#</w:t>
+            </w:r>
+            <w:proofErr w:type="gramEnd"/>
+            <w:r>
+              <w:rPr>
+                <w:rFonts w:ascii="Courier New" w:hAnsi="Courier New" w:cs="Courier New"/>
+                <w:spacing w:val="-20"/>
+              </w:rPr>
+              <w:t xml:space="preserve"> </w:t>
+            </w:r>
+            <w:r>
+              <w:rPr>
+                <w:rFonts w:ascii="Courier New" w:hAnsi="Courier New" w:cs="Courier New"/>
+                <w:b/>
+                <w:spacing w:val="-20"/>
+              </w:rPr>
+              <w:t>default-router 172.16.</w:t>
+            </w:r>
+            <w:r>
+              <w:rPr>
+                <w:rFonts w:ascii="Courier New" w:hAnsi="Courier New" w:cs="Courier New"/>
+                <w:b/>
+                <w:spacing w:val="-20"/>
+              </w:rPr>
+              <w:t>5</w:t>
+            </w:r>
+            <w:r>
+              <w:rPr>
+                <w:rFonts w:ascii="Courier New" w:hAnsi="Courier New" w:cs="Courier New"/>
+                <w:b/>
+                <w:spacing w:val="-20"/>
+              </w:rPr>
+              <w:t>.1</w:t>
+            </w:r>
+          </w:p>
+          <w:p>
+            <w:pPr>
+              <w:ind w:left="708"/>
+              <w:rPr>
+                <w:rFonts w:ascii="Courier New" w:hAnsi="Courier New" w:cs="Courier New"/>
+                <w:b/>
+                <w:spacing w:val="-20"/>
+              </w:rPr>
+            </w:pPr>
+            <w:r>
+              <w:rPr>
+                <w:rFonts w:ascii="Courier New" w:hAnsi="Courier New" w:cs="Courier New"/>
+                <w:spacing w:val="-20"/>
+              </w:rPr>
+              <w:t>Router(</w:t>
+            </w:r>
+            <w:proofErr w:type="spellStart"/>
+            <w:r>
+              <w:rPr>
+                <w:rFonts w:ascii="Courier New" w:hAnsi="Courier New" w:cs="Courier New"/>
+                <w:spacing w:val="-20"/>
+              </w:rPr>
+              <w:t>dhcp</w:t>
+            </w:r>
+            <w:proofErr w:type="spellEnd"/>
+            <w:r>
+              <w:rPr>
+                <w:rFonts w:ascii="Courier New" w:hAnsi="Courier New" w:cs="Courier New"/>
+                <w:spacing w:val="-20"/>
+              </w:rPr>
+              <w:t>-</w:t>
+            </w:r>
+            <w:proofErr w:type="gramStart"/>
+            <w:r>
+              <w:rPr>
+                <w:rFonts w:ascii="Courier New" w:hAnsi="Courier New" w:cs="Courier New"/>
+                <w:spacing w:val="-20"/>
+              </w:rPr>
+              <w:t>config)#</w:t>
+            </w:r>
+            <w:proofErr w:type="gramEnd"/>
+            <w:r>
+              <w:rPr>
+                <w:rFonts w:ascii="Courier New" w:hAnsi="Courier New" w:cs="Courier New"/>
+                <w:spacing w:val="-20"/>
+              </w:rPr>
+              <w:t xml:space="preserve"> </w:t>
+            </w:r>
+            <w:r>
+              <w:rPr>
+                <w:rFonts w:ascii="Courier New" w:hAnsi="Courier New" w:cs="Courier New"/>
+                <w:b/>
+                <w:spacing w:val="-20"/>
+              </w:rPr>
+              <w:t xml:space="preserve">option 150 </w:t>
+            </w:r>
+            <w:proofErr w:type="spellStart"/>
+            <w:r>
+              <w:rPr>
+                <w:rFonts w:ascii="Courier New" w:hAnsi="Courier New" w:cs="Courier New"/>
+                <w:b/>
+                <w:spacing w:val="-20"/>
+              </w:rPr>
+              <w:t>ip</w:t>
+            </w:r>
+            <w:proofErr w:type="spellEnd"/>
+            <w:r>
+              <w:rPr>
+                <w:rFonts w:ascii="Courier New" w:hAnsi="Courier New" w:cs="Courier New"/>
+                <w:b/>
+                <w:spacing w:val="-20"/>
+              </w:rPr>
+              <w:t xml:space="preserve"> 172.16.</w:t>
+            </w:r>
+            <w:r>
+              <w:rPr>
+                <w:rFonts w:ascii="Courier New" w:hAnsi="Courier New" w:cs="Courier New"/>
+                <w:b/>
+                <w:spacing w:val="-20"/>
+              </w:rPr>
+              <w:t>5</w:t>
+            </w:r>
+            <w:r>
+              <w:rPr>
+                <w:rFonts w:ascii="Courier New" w:hAnsi="Courier New" w:cs="Courier New"/>
+                <w:b/>
+                <w:spacing w:val="-20"/>
+              </w:rPr>
+              <w:t>.1</w:t>
+            </w:r>
+          </w:p>
+          <w:p>
+            <w:pPr>
+              <w:pStyle w:val="Default"/>
+              <w:rPr>
+                <w:rFonts w:asciiTheme="minorHAnsi" w:hAnsiTheme="minorHAnsi" w:cstheme="minorHAnsi"/>
+                <w:sz w:val="23"/>
+                <w:szCs w:val="23"/>
+              </w:rPr>
+            </w:pPr>
+            <w:r>
+              <w:rPr>
+                <w:rFonts w:asciiTheme="minorHAnsi" w:hAnsiTheme="minorHAnsi" w:cstheme="minorHAnsi"/>
+                <w:sz w:val="23"/>
+                <w:szCs w:val="23"/>
+              </w:rPr>
+              <w:t>L’option 150 permet de fournir un serveur TFTP de référence.</w:t>
+            </w:r>
+          </w:p>
+          <w:p>
+            <w:pPr>
+              <w:pStyle w:val="Default"/>
+              <w:rPr>
+                <w:rFonts w:asciiTheme="minorHAnsi" w:hAnsiTheme="minorHAnsi" w:cstheme="minorHAnsi"/>
+                <w:sz w:val="23"/>
+                <w:szCs w:val="23"/>
+              </w:rPr>
+            </w:pPr>
+          </w:p>
+          <w:p>
+            <w:pPr>
+              <w:pStyle w:val="Default"/>
+              <w:rPr>
+                <w:rFonts w:asciiTheme="minorHAnsi" w:hAnsiTheme="minorHAnsi" w:cstheme="minorHAnsi"/>
+                <w:b/>
+                <w:bCs/>
+                <w:sz w:val="23"/>
+                <w:szCs w:val="23"/>
+              </w:rPr>
+            </w:pPr>
+            <w:r>
+              <w:rPr>
+                <w:rFonts w:asciiTheme="minorHAnsi" w:hAnsiTheme="minorHAnsi" w:cstheme="minorHAnsi"/>
+                <w:b/>
+                <w:bCs/>
+                <w:sz w:val="23"/>
+                <w:szCs w:val="23"/>
+              </w:rPr>
+              <w:t>III/ Configuration du routeur UCME</w:t>
+            </w:r>
+          </w:p>
+          <w:p>
+            <w:pPr>
+              <w:pStyle w:val="Default"/>
+              <w:rPr>
+                <w:rFonts w:asciiTheme="minorHAnsi" w:hAnsiTheme="minorHAnsi" w:cstheme="minorHAnsi"/>
+                <w:b/>
+                <w:bCs/>
+                <w:sz w:val="23"/>
+                <w:szCs w:val="23"/>
+              </w:rPr>
+            </w:pPr>
+          </w:p>
+          <w:p>
+            <w:pPr>
+              <w:pStyle w:val="Default"/>
+              <w:rPr>
+                <w:rFonts w:asciiTheme="minorHAnsi" w:hAnsiTheme="minorHAnsi" w:cstheme="minorHAnsi"/>
+                <w:sz w:val="23"/>
+                <w:szCs w:val="23"/>
+                <w:u w:val="single"/>
+              </w:rPr>
+            </w:pPr>
+            <w:r>
+              <w:rPr>
+                <w:rFonts w:asciiTheme="minorHAnsi" w:hAnsiTheme="minorHAnsi" w:cstheme="minorHAnsi"/>
+                <w:sz w:val="23"/>
+                <w:szCs w:val="23"/>
+                <w:u w:val="single"/>
+              </w:rPr>
+              <w:t>Le routeur UCME à pour adresse IP 172.16.5.1 (interface fa0/0) :</w:t>
+            </w:r>
+          </w:p>
+          <w:p>
+            <w:pPr>
+              <w:pStyle w:val="Default"/>
+              <w:rPr>
+                <w:rFonts w:asciiTheme="minorHAnsi" w:hAnsiTheme="minorHAnsi" w:cstheme="minorHAnsi"/>
+                <w:sz w:val="23"/>
+                <w:szCs w:val="23"/>
+                <w:u w:val="single"/>
+              </w:rPr>
+            </w:pPr>
+          </w:p>
+          <w:p>
+            <w:pPr>
+              <w:ind w:left="708"/>
+              <w:rPr>
+                <w:rFonts w:ascii="Courier New" w:hAnsi="Courier New" w:cs="Courier New"/>
+                <w:b/>
+                <w:spacing w:val="-20"/>
+              </w:rPr>
+            </w:pPr>
+            <w:r>
+              <w:rPr>
+                <w:rFonts w:ascii="Courier New" w:hAnsi="Courier New" w:cs="Courier New"/>
+                <w:spacing w:val="-20"/>
+              </w:rPr>
+              <w:t xml:space="preserve">Router&gt; </w:t>
+            </w:r>
+            <w:proofErr w:type="spellStart"/>
+            <w:r>
+              <w:rPr>
+                <w:rFonts w:ascii="Courier New" w:hAnsi="Courier New" w:cs="Courier New"/>
+                <w:b/>
+                <w:spacing w:val="-20"/>
+              </w:rPr>
+              <w:t>enable</w:t>
+            </w:r>
+            <w:proofErr w:type="spellEnd"/>
+            <w:r>
+              <w:rPr>
+                <w:rFonts w:ascii="Courier New" w:hAnsi="Courier New" w:cs="Courier New"/>
+                <w:spacing w:val="-20"/>
+              </w:rPr>
+              <w:br/>
+              <w:t xml:space="preserve">Router# </w:t>
+            </w:r>
+            <w:proofErr w:type="spellStart"/>
+            <w:r>
+              <w:rPr>
+                <w:rFonts w:ascii="Courier New" w:hAnsi="Courier New" w:cs="Courier New"/>
+                <w:b/>
+                <w:spacing w:val="-20"/>
+              </w:rPr>
+              <w:t>conf</w:t>
+            </w:r>
+            <w:proofErr w:type="spellEnd"/>
+            <w:r>
+              <w:rPr>
+                <w:rFonts w:ascii="Courier New" w:hAnsi="Courier New" w:cs="Courier New"/>
+                <w:b/>
+                <w:spacing w:val="-20"/>
+              </w:rPr>
+              <w:t xml:space="preserve"> t</w:t>
+            </w:r>
+            <w:r>
+              <w:rPr>
+                <w:rFonts w:ascii="Courier New" w:hAnsi="Courier New" w:cs="Courier New"/>
+                <w:spacing w:val="-20"/>
+              </w:rPr>
+              <w:br/>
+              <w:t xml:space="preserve">Router(config)# </w:t>
+            </w:r>
+            <w:proofErr w:type="spellStart"/>
+            <w:r>
+              <w:rPr>
+                <w:rFonts w:ascii="Courier New" w:hAnsi="Courier New" w:cs="Courier New"/>
+                <w:b/>
+                <w:spacing w:val="-20"/>
+              </w:rPr>
+              <w:t>int</w:t>
+            </w:r>
+            <w:proofErr w:type="spellEnd"/>
+            <w:r>
+              <w:rPr>
+                <w:rFonts w:ascii="Courier New" w:hAnsi="Courier New" w:cs="Courier New"/>
+                <w:b/>
+                <w:spacing w:val="-20"/>
+              </w:rPr>
+              <w:t xml:space="preserve"> fa0/0</w:t>
+            </w:r>
+            <w:r>
+              <w:rPr>
+                <w:rFonts w:ascii="Courier New" w:hAnsi="Courier New" w:cs="Courier New"/>
+                <w:spacing w:val="-20"/>
+              </w:rPr>
+              <w:br/>
+              <w:t>Router(config-</w:t>
+            </w:r>
+            <w:proofErr w:type="gramStart"/>
+            <w:r>
+              <w:rPr>
+                <w:rFonts w:ascii="Courier New" w:hAnsi="Courier New" w:cs="Courier New"/>
+                <w:spacing w:val="-20"/>
+              </w:rPr>
+              <w:t>if)#</w:t>
+            </w:r>
+            <w:proofErr w:type="gramEnd"/>
+            <w:r>
+              <w:rPr>
+                <w:rFonts w:ascii="Courier New" w:hAnsi="Courier New" w:cs="Courier New"/>
+                <w:spacing w:val="-20"/>
+              </w:rPr>
+              <w:t xml:space="preserve"> </w:t>
+            </w:r>
+            <w:r>
+              <w:rPr>
+                <w:rFonts w:ascii="Courier New" w:hAnsi="Courier New" w:cs="Courier New"/>
+                <w:b/>
+                <w:spacing w:val="-20"/>
+              </w:rPr>
+              <w:t xml:space="preserve">no  </w:t>
+            </w:r>
+            <w:proofErr w:type="spellStart"/>
+            <w:r>
+              <w:rPr>
+                <w:rFonts w:ascii="Courier New" w:hAnsi="Courier New" w:cs="Courier New"/>
+                <w:b/>
+                <w:spacing w:val="-20"/>
+              </w:rPr>
+              <w:t>shut</w:t>
+            </w:r>
+            <w:proofErr w:type="spellEnd"/>
+          </w:p>
+          <w:p>
+            <w:pPr>
+              <w:ind w:left="708"/>
+              <w:rPr>
+                <w:rFonts w:ascii="Courier New" w:hAnsi="Courier New" w:cs="Courier New"/>
+                <w:spacing w:val="-20"/>
+              </w:rPr>
+            </w:pPr>
+            <w:r>
+              <w:rPr>
+                <w:rFonts w:ascii="Courier New" w:hAnsi="Courier New" w:cs="Courier New"/>
+                <w:spacing w:val="-20"/>
+              </w:rPr>
+              <w:lastRenderedPageBreak/>
+              <w:t>Router(config-</w:t>
+            </w:r>
+            <w:proofErr w:type="gramStart"/>
+            <w:r>
+              <w:rPr>
+                <w:rFonts w:ascii="Courier New" w:hAnsi="Courier New" w:cs="Courier New"/>
+                <w:spacing w:val="-20"/>
+              </w:rPr>
+              <w:t>if)#</w:t>
+            </w:r>
+            <w:proofErr w:type="gramEnd"/>
+            <w:r>
+              <w:rPr>
+                <w:rFonts w:ascii="Courier New" w:hAnsi="Courier New" w:cs="Courier New"/>
+                <w:spacing w:val="-20"/>
+              </w:rPr>
+              <w:t xml:space="preserve"> </w:t>
+            </w:r>
+            <w:proofErr w:type="spellStart"/>
+            <w:r>
+              <w:rPr>
+                <w:rFonts w:ascii="Courier New" w:hAnsi="Courier New" w:cs="Courier New"/>
+                <w:b/>
+                <w:spacing w:val="-20"/>
+              </w:rPr>
+              <w:t>int</w:t>
+            </w:r>
+            <w:proofErr w:type="spellEnd"/>
+            <w:r>
+              <w:rPr>
+                <w:rFonts w:ascii="Courier New" w:hAnsi="Courier New" w:cs="Courier New"/>
+                <w:b/>
+                <w:spacing w:val="-20"/>
+              </w:rPr>
+              <w:t xml:space="preserve"> fa0/0</w:t>
+            </w:r>
+            <w:r>
+              <w:rPr>
+                <w:rFonts w:ascii="Courier New" w:hAnsi="Courier New" w:cs="Courier New"/>
+                <w:spacing w:val="-20"/>
+              </w:rPr>
+              <w:t>.5</w:t>
+            </w:r>
+          </w:p>
+          <w:p>
+            <w:pPr>
+              <w:ind w:left="708"/>
+              <w:rPr>
+                <w:rFonts w:ascii="Courier New" w:hAnsi="Courier New" w:cs="Courier New"/>
+                <w:spacing w:val="-20"/>
+              </w:rPr>
+            </w:pPr>
+            <w:r>
+              <w:rPr>
+                <w:rFonts w:ascii="Courier New" w:hAnsi="Courier New" w:cs="Courier New"/>
+                <w:spacing w:val="-20"/>
+              </w:rPr>
+              <w:t>Router(config-</w:t>
+            </w:r>
             <w:proofErr w:type="spellStart"/>
             <w:proofErr w:type="gramStart"/>
             <w:r>
               <w:rPr>
-                <w:rFonts w:cs="Calibri"/>
-                <w:lang w:val="nl-NL" w:eastAsia="fr-FR"/>
-              </w:rPr>
-              <w:t>ip</w:t>
+                <w:rFonts w:ascii="Courier New" w:hAnsi="Courier New" w:cs="Courier New"/>
+                <w:spacing w:val="-20"/>
+              </w:rPr>
+              <w:t>subif</w:t>
             </w:r>
             <w:proofErr w:type="spellEnd"/>
+            <w:r>
+              <w:rPr>
+                <w:rFonts w:ascii="Courier New" w:hAnsi="Courier New" w:cs="Courier New"/>
+                <w:spacing w:val="-20"/>
+              </w:rPr>
+              <w:t>)#</w:t>
+            </w:r>
             <w:proofErr w:type="gramEnd"/>
             <w:r>
               <w:rPr>
-                <w:rFonts w:cs="Calibri"/>
-                <w:lang w:val="nl-NL" w:eastAsia="fr-FR"/>
+                <w:rFonts w:ascii="Courier New" w:hAnsi="Courier New" w:cs="Courier New"/>
+                <w:spacing w:val="-20"/>
               </w:rPr>
               <w:t xml:space="preserve"> </w:t>
             </w:r>
-            <w:proofErr w:type="spellStart"/>
-            <w:r>
-              <w:rPr>
-                <w:rFonts w:cs="Calibri"/>
-                <w:lang w:val="nl-NL" w:eastAsia="fr-FR"/>
-              </w:rPr>
-              <w:t>dhcp</w:t>
-            </w:r>
-            <w:proofErr w:type="spellEnd"/>
-            <w:r>
-              <w:rPr>
-                <w:rFonts w:cs="Calibri"/>
-                <w:lang w:val="nl-NL" w:eastAsia="fr-FR"/>
-              </w:rPr>
-              <w:t xml:space="preserve"> pool DATA</w:t>
-            </w:r>
-          </w:p>
-          <w:p>
-            <w:pPr>
-              <w:autoSpaceDE w:val="0"/>
-              <w:autoSpaceDN w:val="0"/>
-              <w:adjustRightInd w:val="0"/>
-              <w:rPr>
-                <w:rFonts w:cs="Calibri"/>
-                <w:lang w:val="nl-NL" w:eastAsia="fr-FR"/>
-              </w:rPr>
-            </w:pPr>
-            <w:r>
-              <w:rPr>
-                <w:rFonts w:cs="Calibri"/>
-                <w:lang w:val="nl-NL" w:eastAsia="fr-FR"/>
-              </w:rPr>
-              <w:t xml:space="preserve"> </w:t>
+            <w:r>
+              <w:rPr>
+                <w:rFonts w:ascii="Courier New" w:hAnsi="Courier New" w:cs="Courier New"/>
+                <w:b/>
+                <w:spacing w:val="-20"/>
+              </w:rPr>
+              <w:t>encapsulation  dot1Q  5</w:t>
+            </w:r>
+          </w:p>
+          <w:p>
+            <w:pPr>
+              <w:ind w:left="708"/>
+              <w:rPr>
+                <w:rFonts w:ascii="Courier New" w:hAnsi="Courier New" w:cs="Courier New"/>
+                <w:b/>
+                <w:spacing w:val="-20"/>
+              </w:rPr>
+            </w:pPr>
+            <w:r>
+              <w:rPr>
+                <w:rFonts w:ascii="Courier New" w:hAnsi="Courier New" w:cs="Courier New"/>
+                <w:spacing w:val="-20"/>
+              </w:rPr>
+              <w:t>Router(config-</w:t>
             </w:r>
             <w:proofErr w:type="spellStart"/>
             <w:proofErr w:type="gramStart"/>
             <w:r>
               <w:rPr>
-                <w:rFonts w:cs="Calibri"/>
-                <w:lang w:val="nl-NL" w:eastAsia="fr-FR"/>
-              </w:rPr>
-              <w:t>network</w:t>
+                <w:rFonts w:ascii="Courier New" w:hAnsi="Courier New" w:cs="Courier New"/>
+                <w:spacing w:val="-20"/>
+              </w:rPr>
+              <w:t>subif</w:t>
             </w:r>
             <w:proofErr w:type="spellEnd"/>
+            <w:r>
+              <w:rPr>
+                <w:rFonts w:ascii="Courier New" w:hAnsi="Courier New" w:cs="Courier New"/>
+                <w:spacing w:val="-20"/>
+              </w:rPr>
+              <w:t>)#</w:t>
+            </w:r>
             <w:proofErr w:type="gramEnd"/>
             <w:r>
               <w:rPr>
-                <w:rFonts w:cs="Calibri"/>
-                <w:lang w:val="nl-NL" w:eastAsia="fr-FR"/>
-              </w:rPr>
-              <w:t xml:space="preserve"> 192.168.10.0 255.255.255.0</w:t>
-            </w:r>
-          </w:p>
-          <w:p>
-            <w:pPr>
-              <w:autoSpaceDE w:val="0"/>
-              <w:autoSpaceDN w:val="0"/>
-              <w:adjustRightInd w:val="0"/>
-              <w:rPr>
-                <w:rFonts w:cs="Calibri"/>
-                <w:lang w:val="fr" w:eastAsia="fr-FR"/>
-              </w:rPr>
-            </w:pPr>
-            <w:r>
-              <w:rPr>
-                <w:rFonts w:cs="Calibri"/>
-                <w:lang w:val="nl-NL" w:eastAsia="fr-FR"/>
+                <w:rFonts w:ascii="Courier New" w:hAnsi="Courier New" w:cs="Courier New"/>
+                <w:spacing w:val="-20"/>
               </w:rPr>
               <w:t xml:space="preserve"> </w:t>
             </w:r>
+            <w:proofErr w:type="spellStart"/>
+            <w:r>
+              <w:rPr>
+                <w:rFonts w:ascii="Courier New" w:hAnsi="Courier New" w:cs="Courier New"/>
+                <w:b/>
+                <w:spacing w:val="-20"/>
+              </w:rPr>
+              <w:t>ip</w:t>
+            </w:r>
+            <w:proofErr w:type="spellEnd"/>
+            <w:r>
+              <w:rPr>
+                <w:rFonts w:ascii="Courier New" w:hAnsi="Courier New" w:cs="Courier New"/>
+                <w:b/>
+                <w:spacing w:val="-20"/>
+              </w:rPr>
+              <w:t xml:space="preserve"> </w:t>
+            </w:r>
+            <w:proofErr w:type="spellStart"/>
+            <w:r>
+              <w:rPr>
+                <w:rFonts w:ascii="Courier New" w:hAnsi="Courier New" w:cs="Courier New"/>
+                <w:b/>
+                <w:spacing w:val="-20"/>
+              </w:rPr>
+              <w:t>addr</w:t>
+            </w:r>
+            <w:proofErr w:type="spellEnd"/>
+            <w:r>
+              <w:rPr>
+                <w:rFonts w:ascii="Courier New" w:hAnsi="Courier New" w:cs="Courier New"/>
+                <w:b/>
+                <w:spacing w:val="-20"/>
+              </w:rPr>
+              <w:t xml:space="preserve"> 172.16.5.1  255.255.255.0</w:t>
+            </w:r>
+            <w:r>
+              <w:rPr>
+                <w:rFonts w:ascii="Courier New" w:hAnsi="Courier New" w:cs="Courier New"/>
+                <w:b/>
+                <w:spacing w:val="-20"/>
+              </w:rPr>
+              <w:br/>
+            </w:r>
+            <w:r>
+              <w:rPr>
+                <w:rFonts w:ascii="Courier New" w:hAnsi="Courier New" w:cs="Courier New"/>
+                <w:spacing w:val="-20"/>
+              </w:rPr>
+              <w:t>Router(config-</w:t>
+            </w:r>
+            <w:proofErr w:type="spellStart"/>
+            <w:r>
+              <w:rPr>
+                <w:rFonts w:ascii="Courier New" w:hAnsi="Courier New" w:cs="Courier New"/>
+                <w:spacing w:val="-20"/>
+              </w:rPr>
+              <w:t>subif</w:t>
+            </w:r>
+            <w:proofErr w:type="spellEnd"/>
+            <w:r>
+              <w:rPr>
+                <w:rFonts w:ascii="Courier New" w:hAnsi="Courier New" w:cs="Courier New"/>
+                <w:spacing w:val="-20"/>
+              </w:rPr>
+              <w:t xml:space="preserve">)# </w:t>
+            </w:r>
+            <w:r>
+              <w:rPr>
+                <w:rFonts w:ascii="Courier New" w:hAnsi="Courier New" w:cs="Courier New"/>
+                <w:b/>
+                <w:spacing w:val="-20"/>
+              </w:rPr>
+              <w:t>exit</w:t>
+            </w:r>
+          </w:p>
+          <w:p>
+            <w:pPr>
+              <w:pStyle w:val="Default"/>
+              <w:rPr>
+                <w:rFonts w:asciiTheme="minorHAnsi" w:hAnsiTheme="minorHAnsi" w:cstheme="minorHAnsi"/>
+                <w:sz w:val="23"/>
+                <w:szCs w:val="23"/>
+              </w:rPr>
+            </w:pPr>
+            <w:r>
+              <w:rPr>
+                <w:rFonts w:asciiTheme="minorHAnsi" w:hAnsiTheme="minorHAnsi" w:cstheme="minorHAnsi"/>
+                <w:sz w:val="23"/>
+                <w:szCs w:val="23"/>
+              </w:rPr>
+              <w:t xml:space="preserve">Une sous interface est créée afin de faire passer dans un seul liens les trames </w:t>
+            </w:r>
+            <w:proofErr w:type="spellStart"/>
+            <w:r>
+              <w:rPr>
+                <w:rFonts w:asciiTheme="minorHAnsi" w:hAnsiTheme="minorHAnsi" w:cstheme="minorHAnsi"/>
+                <w:sz w:val="23"/>
+                <w:szCs w:val="23"/>
+              </w:rPr>
+              <w:t>appartenent</w:t>
+            </w:r>
+            <w:proofErr w:type="spellEnd"/>
+            <w:r>
+              <w:rPr>
+                <w:rFonts w:asciiTheme="minorHAnsi" w:hAnsiTheme="minorHAnsi" w:cstheme="minorHAnsi"/>
+                <w:sz w:val="23"/>
+                <w:szCs w:val="23"/>
+              </w:rPr>
+              <w:t xml:space="preserve"> aux différents VLAN de la topologie en utilisant l’encapsulation dot1q.</w:t>
+            </w:r>
+          </w:p>
+          <w:p>
+            <w:pPr>
+              <w:pStyle w:val="Default"/>
+              <w:rPr>
+                <w:rFonts w:asciiTheme="minorHAnsi" w:hAnsiTheme="minorHAnsi" w:cstheme="minorHAnsi"/>
+                <w:sz w:val="23"/>
+                <w:szCs w:val="23"/>
+              </w:rPr>
+            </w:pPr>
+          </w:p>
+          <w:p>
+            <w:pPr>
+              <w:pStyle w:val="Default"/>
+              <w:rPr>
+                <w:rFonts w:asciiTheme="minorHAnsi" w:hAnsiTheme="minorHAnsi" w:cstheme="minorHAnsi"/>
+                <w:sz w:val="23"/>
+                <w:szCs w:val="23"/>
+              </w:rPr>
+            </w:pPr>
+            <w:r>
+              <w:rPr>
+                <w:rFonts w:asciiTheme="minorHAnsi" w:hAnsiTheme="minorHAnsi" w:cstheme="minorHAnsi"/>
+                <w:sz w:val="23"/>
+                <w:szCs w:val="23"/>
+              </w:rPr>
+              <w:t>Ensuite, on configure la téléphonie :</w:t>
+            </w:r>
+          </w:p>
+          <w:p>
+            <w:pPr>
+              <w:pStyle w:val="Default"/>
+              <w:rPr>
+                <w:rFonts w:asciiTheme="minorHAnsi" w:hAnsiTheme="minorHAnsi" w:cstheme="minorHAnsi"/>
+                <w:sz w:val="23"/>
+                <w:szCs w:val="23"/>
+              </w:rPr>
+            </w:pPr>
+          </w:p>
+          <w:p>
+            <w:pPr>
+              <w:ind w:left="708"/>
+              <w:rPr>
+                <w:rFonts w:ascii="Courier New" w:hAnsi="Courier New" w:cs="Courier New"/>
+                <w:b/>
+                <w:spacing w:val="-20"/>
+                <w:lang w:val="en-US"/>
+              </w:rPr>
+            </w:pPr>
+            <w:r>
+              <w:rPr>
+                <w:rFonts w:ascii="Courier New" w:hAnsi="Courier New" w:cs="Courier New"/>
+                <w:spacing w:val="-20"/>
+                <w:lang w:val="en-US"/>
+              </w:rPr>
+              <w:t xml:space="preserve">Router(config)# </w:t>
+            </w:r>
+            <w:r>
+              <w:rPr>
+                <w:rFonts w:ascii="Courier New" w:hAnsi="Courier New" w:cs="Courier New"/>
+                <w:b/>
+                <w:spacing w:val="-20"/>
+                <w:lang w:val="en-US"/>
+              </w:rPr>
+              <w:t>telephony-service</w:t>
+            </w:r>
+          </w:p>
+          <w:p>
+            <w:pPr>
+              <w:ind w:left="708"/>
+              <w:rPr>
+                <w:rFonts w:ascii="Courier New" w:hAnsi="Courier New" w:cs="Courier New"/>
+                <w:b/>
+                <w:spacing w:val="-20"/>
+                <w:lang w:val="en-US"/>
+              </w:rPr>
+            </w:pPr>
+            <w:r>
+              <w:rPr>
+                <w:rFonts w:ascii="Courier New" w:hAnsi="Courier New" w:cs="Courier New"/>
+                <w:spacing w:val="-20"/>
+                <w:lang w:val="en-US"/>
+              </w:rPr>
+              <w:t>Router(config</w:t>
+            </w:r>
+            <w:r>
+              <w:rPr>
+                <w:rFonts w:ascii="Courier New" w:hAnsi="Courier New" w:cs="Courier New"/>
+                <w:spacing w:val="-20"/>
+                <w:lang w:val="en-US"/>
+              </w:rPr>
+              <w:t>-</w:t>
+            </w:r>
             <w:proofErr w:type="gramStart"/>
             <w:r>
               <w:rPr>
-                <w:rFonts w:cs="Calibri"/>
-                <w:lang w:val="fr" w:eastAsia="fr-FR"/>
-              </w:rPr>
-              <w:t>default</w:t>
+                <w:rFonts w:ascii="Courier New" w:hAnsi="Courier New" w:cs="Courier New"/>
+                <w:spacing w:val="-20"/>
+                <w:lang w:val="en-US"/>
+              </w:rPr>
+              <w:t>telephony</w:t>
+            </w:r>
+            <w:r>
+              <w:rPr>
+                <w:rFonts w:ascii="Courier New" w:hAnsi="Courier New" w:cs="Courier New"/>
+                <w:spacing w:val="-20"/>
+                <w:lang w:val="en-US"/>
+              </w:rPr>
+              <w:t>)#</w:t>
             </w:r>
             <w:proofErr w:type="gramEnd"/>
             <w:r>
               <w:rPr>
-                <w:rFonts w:cs="Calibri"/>
-                <w:lang w:val="fr" w:eastAsia="fr-FR"/>
-              </w:rPr>
-              <w:t>-router 192.168.10.254</w:t>
-            </w:r>
-          </w:p>
-          <w:p>
-            <w:pPr>
-              <w:autoSpaceDE w:val="0"/>
-              <w:autoSpaceDN w:val="0"/>
-              <w:adjustRightInd w:val="0"/>
-              <w:rPr>
-                <w:rFonts w:cs="Calibri"/>
-                <w:lang w:val="fr" w:eastAsia="fr-FR"/>
-              </w:rPr>
-            </w:pPr>
+                <w:rFonts w:ascii="Courier New" w:hAnsi="Courier New" w:cs="Courier New"/>
+                <w:spacing w:val="-20"/>
+                <w:lang w:val="en-US"/>
+              </w:rPr>
+              <w:t xml:space="preserve"> </w:t>
+            </w:r>
+            <w:r>
+              <w:rPr>
+                <w:rFonts w:ascii="Courier New" w:hAnsi="Courier New" w:cs="Courier New"/>
+                <w:b/>
+                <w:spacing w:val="-20"/>
+                <w:lang w:val="en-US"/>
+              </w:rPr>
+              <w:t>max-</w:t>
+            </w:r>
             <w:proofErr w:type="spellStart"/>
             <w:r>
               <w:rPr>
-                <w:rFonts w:cs="Calibri"/>
-                <w:lang w:val="fr" w:eastAsia="fr-FR"/>
-              </w:rPr>
-              <w:t>Quand</w:t>
+                <w:rFonts w:ascii="Courier New" w:hAnsi="Courier New" w:cs="Courier New"/>
+                <w:b/>
+                <w:spacing w:val="-20"/>
+                <w:lang w:val="en-US"/>
+              </w:rPr>
+              <w:t>dn</w:t>
             </w:r>
             <w:proofErr w:type="spellEnd"/>
             <w:r>
               <w:rPr>
-                <w:rFonts w:cs="Calibri"/>
-                <w:lang w:val="fr" w:eastAsia="fr-FR"/>
-              </w:rPr>
-              <w:t xml:space="preserve"> au </w:t>
+                <w:rFonts w:ascii="Courier New" w:hAnsi="Courier New" w:cs="Courier New"/>
+                <w:b/>
+                <w:spacing w:val="-20"/>
+                <w:lang w:val="en-US"/>
+              </w:rPr>
+              <w:t xml:space="preserve">  10</w:t>
+            </w:r>
+          </w:p>
+          <w:p>
+            <w:pPr>
+              <w:ind w:left="708"/>
+              <w:rPr>
+                <w:rFonts w:ascii="Courier New" w:hAnsi="Courier New" w:cs="Courier New"/>
+                <w:spacing w:val="-20"/>
+              </w:rPr>
+            </w:pPr>
+            <w:r>
+              <w:rPr>
+                <w:rFonts w:ascii="Courier New" w:hAnsi="Courier New" w:cs="Courier New"/>
+                <w:b/>
+                <w:spacing w:val="-20"/>
+                <w:lang w:val="en-US"/>
+              </w:rPr>
+              <w:tab/>
+            </w:r>
+            <w:r>
+              <w:rPr>
+                <w:rFonts w:ascii="Courier New" w:hAnsi="Courier New" w:cs="Courier New"/>
+                <w:spacing w:val="-20"/>
+              </w:rPr>
+              <w:t>// Nombre d’entrées maximum dans l’annuaire (1 à 144)</w:t>
+            </w:r>
+          </w:p>
+          <w:p>
+            <w:pPr>
+              <w:ind w:left="708"/>
+              <w:rPr>
+                <w:rFonts w:ascii="Courier New" w:hAnsi="Courier New" w:cs="Courier New"/>
+                <w:b/>
+                <w:spacing w:val="-20"/>
+                <w:lang w:val="en-US"/>
+              </w:rPr>
+            </w:pPr>
+            <w:r>
+              <w:rPr>
+                <w:rFonts w:ascii="Courier New" w:hAnsi="Courier New" w:cs="Courier New"/>
+                <w:spacing w:val="-20"/>
+                <w:lang w:val="en-US"/>
+              </w:rPr>
+              <w:t>Router(config</w:t>
+            </w:r>
+            <w:r>
+              <w:rPr>
+                <w:rFonts w:ascii="Courier New" w:hAnsi="Courier New" w:cs="Courier New"/>
+                <w:spacing w:val="-20"/>
+                <w:lang w:val="en-US"/>
+              </w:rPr>
+              <w:t>-</w:t>
             </w:r>
             <w:proofErr w:type="gramStart"/>
             <w:r>
               <w:rPr>
-                <w:rFonts w:cs="Calibri"/>
-                <w:lang w:val="fr" w:eastAsia="fr-FR"/>
-              </w:rPr>
-              <w:t>MODEM:</w:t>
+                <w:rFonts w:ascii="Courier New" w:hAnsi="Courier New" w:cs="Courier New"/>
+                <w:spacing w:val="-20"/>
+                <w:lang w:val="en-US"/>
+              </w:rPr>
+              <w:t>telephony</w:t>
+            </w:r>
+            <w:r>
+              <w:rPr>
+                <w:rFonts w:ascii="Courier New" w:hAnsi="Courier New" w:cs="Courier New"/>
+                <w:spacing w:val="-20"/>
+                <w:lang w:val="en-US"/>
+              </w:rPr>
+              <w:t>)#</w:t>
             </w:r>
             <w:proofErr w:type="gramEnd"/>
-          </w:p>
-          <w:p>
-            <w:pPr>
-              <w:autoSpaceDE w:val="0"/>
-              <w:autoSpaceDN w:val="0"/>
-              <w:adjustRightInd w:val="0"/>
-              <w:rPr>
-                <w:rFonts w:cs="Calibri"/>
-                <w:lang w:val="nl-NL" w:eastAsia="fr-FR"/>
-              </w:rPr>
-            </w:pPr>
+            <w:r>
+              <w:rPr>
+                <w:rFonts w:ascii="Courier New" w:hAnsi="Courier New" w:cs="Courier New"/>
+                <w:spacing w:val="-20"/>
+                <w:lang w:val="en-US"/>
+              </w:rPr>
+              <w:t xml:space="preserve"> </w:t>
+            </w:r>
+            <w:r>
+              <w:rPr>
+                <w:rFonts w:ascii="Courier New" w:hAnsi="Courier New" w:cs="Courier New"/>
+                <w:b/>
+                <w:spacing w:val="-20"/>
+                <w:lang w:val="en-US"/>
+              </w:rPr>
+              <w:t>max-</w:t>
+            </w:r>
             <w:proofErr w:type="spellStart"/>
             <w:r>
               <w:rPr>
-                <w:rFonts w:cs="Calibri"/>
-                <w:lang w:val="nl-NL" w:eastAsia="fr-FR"/>
+                <w:rFonts w:ascii="Courier New" w:hAnsi="Courier New" w:cs="Courier New"/>
+                <w:b/>
+                <w:spacing w:val="-20"/>
+                <w:lang w:val="en-US"/>
+              </w:rPr>
+              <w:t>ephones</w:t>
+            </w:r>
+            <w:proofErr w:type="spellEnd"/>
+            <w:r>
+              <w:rPr>
+                <w:rFonts w:ascii="Courier New" w:hAnsi="Courier New" w:cs="Courier New"/>
+                <w:b/>
+                <w:spacing w:val="-20"/>
+                <w:lang w:val="en-US"/>
+              </w:rPr>
+              <w:t xml:space="preserve"> 5</w:t>
+            </w:r>
+          </w:p>
+          <w:p>
+            <w:pPr>
+              <w:ind w:left="708"/>
+              <w:rPr>
+                <w:rFonts w:ascii="Courier New" w:hAnsi="Courier New" w:cs="Courier New"/>
+                <w:spacing w:val="-20"/>
+              </w:rPr>
+            </w:pPr>
+            <w:r>
+              <w:rPr>
+                <w:rFonts w:ascii="Courier New" w:hAnsi="Courier New" w:cs="Courier New"/>
+                <w:b/>
+                <w:spacing w:val="-20"/>
+                <w:lang w:val="en-US"/>
+              </w:rPr>
+              <w:tab/>
+            </w:r>
+            <w:r>
+              <w:rPr>
+                <w:rFonts w:ascii="Courier New" w:hAnsi="Courier New" w:cs="Courier New"/>
+                <w:spacing w:val="-20"/>
+              </w:rPr>
+              <w:t xml:space="preserve">// Nombre </w:t>
+            </w:r>
+            <w:r>
+              <w:rPr>
+                <w:rFonts w:ascii="Courier New" w:hAnsi="Courier New" w:cs="Courier New"/>
+                <w:spacing w:val="-20"/>
+              </w:rPr>
+              <w:t xml:space="preserve">maximum de téléphones IP (1 à </w:t>
+            </w:r>
+            <w:r>
+              <w:rPr>
+                <w:rFonts w:ascii="Courier New" w:hAnsi="Courier New" w:cs="Courier New"/>
+                <w:spacing w:val="-20"/>
+              </w:rPr>
+              <w:t>4</w:t>
+            </w:r>
+            <w:r>
+              <w:rPr>
+                <w:rFonts w:ascii="Courier New" w:hAnsi="Courier New" w:cs="Courier New"/>
+                <w:spacing w:val="-20"/>
+              </w:rPr>
+              <w:t>2</w:t>
+            </w:r>
+            <w:r>
+              <w:rPr>
+                <w:rFonts w:ascii="Courier New" w:hAnsi="Courier New" w:cs="Courier New"/>
+                <w:spacing w:val="-20"/>
+              </w:rPr>
+              <w:t>)</w:t>
+            </w:r>
+          </w:p>
+          <w:p>
+            <w:pPr>
+              <w:ind w:left="708"/>
+              <w:rPr>
+                <w:rFonts w:ascii="Courier New" w:hAnsi="Courier New" w:cs="Courier New"/>
+                <w:spacing w:val="-20"/>
+                <w:lang w:val="en-US"/>
+              </w:rPr>
+            </w:pPr>
+            <w:r>
+              <w:rPr>
+                <w:rFonts w:ascii="Courier New" w:hAnsi="Courier New" w:cs="Courier New"/>
+                <w:spacing w:val="-20"/>
+                <w:lang w:val="en-US"/>
+              </w:rPr>
+              <w:t>Router(config</w:t>
+            </w:r>
+            <w:r>
+              <w:rPr>
+                <w:rFonts w:ascii="Courier New" w:hAnsi="Courier New" w:cs="Courier New"/>
+                <w:spacing w:val="-20"/>
+                <w:lang w:val="en-US"/>
+              </w:rPr>
+              <w:t>-</w:t>
+            </w:r>
+            <w:proofErr w:type="gramStart"/>
+            <w:r>
+              <w:rPr>
+                <w:rFonts w:ascii="Courier New" w:hAnsi="Courier New" w:cs="Courier New"/>
+                <w:spacing w:val="-20"/>
+                <w:lang w:val="en-US"/>
+              </w:rPr>
+              <w:t>telephony</w:t>
+            </w:r>
+            <w:r>
+              <w:rPr>
+                <w:rFonts w:ascii="Courier New" w:hAnsi="Courier New" w:cs="Courier New"/>
+                <w:spacing w:val="-20"/>
+                <w:lang w:val="en-US"/>
+              </w:rPr>
+              <w:t>)#</w:t>
+            </w:r>
+            <w:proofErr w:type="gramEnd"/>
+            <w:r>
+              <w:rPr>
+                <w:rFonts w:ascii="Courier New" w:hAnsi="Courier New" w:cs="Courier New"/>
+                <w:spacing w:val="-20"/>
+                <w:lang w:val="en-US"/>
+              </w:rPr>
+              <w:t xml:space="preserve"> </w:t>
+            </w:r>
+            <w:proofErr w:type="spellStart"/>
+            <w:r>
+              <w:rPr>
+                <w:rFonts w:ascii="Courier New" w:hAnsi="Courier New" w:cs="Courier New"/>
+                <w:b/>
+                <w:spacing w:val="-20"/>
+                <w:lang w:val="en-US"/>
               </w:rPr>
               <w:t>ip</w:t>
             </w:r>
             <w:proofErr w:type="spellEnd"/>
             <w:r>
               <w:rPr>
-                <w:rFonts w:cs="Calibri"/>
-                <w:lang w:val="nl-NL" w:eastAsia="fr-FR"/>
-              </w:rPr>
-              <w:t xml:space="preserve"> </w:t>
+                <w:rFonts w:ascii="Courier New" w:hAnsi="Courier New" w:cs="Courier New"/>
+                <w:b/>
+                <w:spacing w:val="-20"/>
+                <w:lang w:val="en-US"/>
+              </w:rPr>
+              <w:t xml:space="preserve">  source-address  172.16.5.1  port  2000</w:t>
+            </w:r>
+          </w:p>
+          <w:p>
+            <w:pPr>
+              <w:ind w:left="1021" w:firstLine="2"/>
+              <w:rPr>
+                <w:rFonts w:ascii="Courier New" w:hAnsi="Courier New" w:cs="Courier New"/>
+                <w:spacing w:val="-20"/>
+              </w:rPr>
+            </w:pPr>
+            <w:r>
+              <w:rPr>
+                <w:rFonts w:ascii="Courier New" w:hAnsi="Courier New" w:cs="Courier New"/>
+                <w:spacing w:val="-20"/>
+              </w:rPr>
+              <w:t xml:space="preserve">// </w:t>
+            </w:r>
+            <w:r>
+              <w:rPr>
+                <w:rFonts w:ascii="Courier New" w:hAnsi="Courier New" w:cs="Courier New"/>
+                <w:spacing w:val="-20"/>
+              </w:rPr>
+              <w:t xml:space="preserve">Définit l’adresse IP du serveur de téléphonie (UCME) et </w:t>
+            </w:r>
+            <w:proofErr w:type="gramStart"/>
+            <w:r>
+              <w:rPr>
+                <w:rFonts w:ascii="Courier New" w:hAnsi="Courier New" w:cs="Courier New"/>
+                <w:spacing w:val="-20"/>
+              </w:rPr>
+              <w:t>le port utilisés</w:t>
+            </w:r>
+            <w:proofErr w:type="gramEnd"/>
+            <w:r>
+              <w:rPr>
+                <w:rFonts w:ascii="Courier New" w:hAnsi="Courier New" w:cs="Courier New"/>
+                <w:spacing w:val="-20"/>
+              </w:rPr>
+              <w:t xml:space="preserve"> par les</w:t>
+            </w:r>
+          </w:p>
+          <w:p>
+            <w:pPr>
+              <w:ind w:left="1021" w:firstLine="2"/>
+              <w:rPr>
+                <w:rFonts w:ascii="Courier New" w:hAnsi="Courier New" w:cs="Courier New"/>
+                <w:spacing w:val="-20"/>
+              </w:rPr>
+            </w:pPr>
+            <w:r>
+              <w:rPr>
+                <w:rFonts w:ascii="Courier New" w:hAnsi="Courier New" w:cs="Courier New"/>
+                <w:spacing w:val="-20"/>
+              </w:rPr>
+              <w:t>// téléphones</w:t>
+            </w:r>
+          </w:p>
+          <w:p>
+            <w:pPr>
+              <w:pStyle w:val="Default"/>
+              <w:rPr>
+                <w:rFonts w:asciiTheme="minorHAnsi" w:hAnsiTheme="minorHAnsi" w:cstheme="minorHAnsi"/>
+                <w:sz w:val="23"/>
+                <w:szCs w:val="23"/>
+              </w:rPr>
+            </w:pPr>
+            <w:r>
+              <w:rPr>
+                <w:rFonts w:asciiTheme="minorHAnsi" w:hAnsiTheme="minorHAnsi" w:cstheme="minorHAnsi"/>
+                <w:sz w:val="23"/>
+                <w:szCs w:val="23"/>
+              </w:rPr>
+              <w:t>On crée les numéros de téléphone :</w:t>
+            </w:r>
+          </w:p>
+          <w:p>
+            <w:pPr>
+              <w:pStyle w:val="Default"/>
+              <w:rPr>
+                <w:rFonts w:asciiTheme="minorHAnsi" w:hAnsiTheme="minorHAnsi" w:cstheme="minorHAnsi"/>
+                <w:sz w:val="23"/>
+                <w:szCs w:val="23"/>
+              </w:rPr>
+            </w:pPr>
+          </w:p>
+          <w:p>
+            <w:pPr>
+              <w:ind w:left="708"/>
+              <w:rPr>
+                <w:rFonts w:ascii="Courier New" w:hAnsi="Courier New" w:cs="Courier New"/>
+                <w:b/>
+                <w:spacing w:val="-20"/>
+              </w:rPr>
+            </w:pPr>
+            <w:r>
+              <w:rPr>
+                <w:rFonts w:ascii="Courier New" w:hAnsi="Courier New" w:cs="Courier New"/>
+                <w:spacing w:val="-20"/>
+              </w:rPr>
+              <w:t xml:space="preserve">Router(config)# </w:t>
             </w:r>
             <w:proofErr w:type="spellStart"/>
             <w:r>
               <w:rPr>
-                <w:rFonts w:cs="Calibri"/>
-                <w:lang w:val="nl-NL" w:eastAsia="fr-FR"/>
-              </w:rPr>
-              <w:t>dhcp</w:t>
+                <w:rFonts w:ascii="Courier New" w:hAnsi="Courier New" w:cs="Courier New"/>
+                <w:b/>
+                <w:spacing w:val="-20"/>
+              </w:rPr>
+              <w:t>ephone-</w:t>
+            </w:r>
+            <w:proofErr w:type="gramStart"/>
+            <w:r>
+              <w:rPr>
+                <w:rFonts w:ascii="Courier New" w:hAnsi="Courier New" w:cs="Courier New"/>
+                <w:b/>
+                <w:spacing w:val="-20"/>
+              </w:rPr>
+              <w:t>dn</w:t>
             </w:r>
             <w:proofErr w:type="spellEnd"/>
             <w:r>
               <w:rPr>
-                <w:rFonts w:cs="Calibri"/>
-                <w:lang w:val="nl-NL" w:eastAsia="fr-FR"/>
-              </w:rPr>
-              <w:t xml:space="preserve"> pool VOIP</w:t>
-            </w:r>
-          </w:p>
-          <w:p>
-            <w:pPr>
-              <w:autoSpaceDE w:val="0"/>
-              <w:autoSpaceDN w:val="0"/>
-              <w:adjustRightInd w:val="0"/>
-              <w:rPr>
-                <w:rFonts w:cs="Calibri"/>
-                <w:lang w:val="nl-NL" w:eastAsia="fr-FR"/>
-              </w:rPr>
-            </w:pPr>
-            <w:r>
-              <w:rPr>
-                <w:rFonts w:cs="Calibri"/>
-                <w:lang w:val="nl-NL" w:eastAsia="fr-FR"/>
-              </w:rPr>
-              <w:t xml:space="preserve"> </w:t>
+                <w:rFonts w:ascii="Courier New" w:hAnsi="Courier New" w:cs="Courier New"/>
+                <w:b/>
+                <w:spacing w:val="-20"/>
+              </w:rPr>
+              <w:t xml:space="preserve">  1</w:t>
+            </w:r>
+            <w:proofErr w:type="gramEnd"/>
+            <w:r>
+              <w:rPr>
+                <w:rFonts w:ascii="Courier New" w:hAnsi="Courier New" w:cs="Courier New"/>
+                <w:spacing w:val="-20"/>
+              </w:rPr>
+              <w:br/>
+              <w:t>Router(config-</w:t>
             </w:r>
             <w:proofErr w:type="spellStart"/>
             <w:r>
               <w:rPr>
-                <w:rFonts w:cs="Calibri"/>
-                <w:lang w:val="nl-NL" w:eastAsia="fr-FR"/>
-              </w:rPr>
-              <w:t>network</w:t>
+                <w:rFonts w:ascii="Courier New" w:hAnsi="Courier New" w:cs="Courier New"/>
+                <w:spacing w:val="-20"/>
+              </w:rPr>
+              <w:t>ephone</w:t>
             </w:r>
             <w:proofErr w:type="spellEnd"/>
             <w:r>
               <w:rPr>
-                <w:rFonts w:cs="Calibri"/>
-                <w:lang w:val="nl-NL" w:eastAsia="fr-FR"/>
-              </w:rPr>
-              <w:t xml:space="preserve"> 192.168.20.0 255.255.255.0</w:t>
-            </w:r>
-          </w:p>
-          <w:p>
-            <w:pPr>
-              <w:autoSpaceDE w:val="0"/>
-              <w:autoSpaceDN w:val="0"/>
-              <w:adjustRightInd w:val="0"/>
-              <w:rPr>
-                <w:rFonts w:cs="Calibri"/>
-                <w:lang w:val="fr" w:eastAsia="fr-FR"/>
-              </w:rPr>
-            </w:pPr>
-            <w:r>
-              <w:rPr>
-                <w:rFonts w:cs="Calibri"/>
-                <w:lang w:val="nl-NL" w:eastAsia="fr-FR"/>
-              </w:rPr>
-              <w:t xml:space="preserve"> </w:t>
+                <w:rFonts w:ascii="Courier New" w:hAnsi="Courier New" w:cs="Courier New"/>
+                <w:spacing w:val="-20"/>
+              </w:rPr>
+              <w:t>-</w:t>
+            </w:r>
+            <w:proofErr w:type="spellStart"/>
+            <w:r>
+              <w:rPr>
+                <w:rFonts w:ascii="Courier New" w:hAnsi="Courier New" w:cs="Courier New"/>
+                <w:spacing w:val="-20"/>
+              </w:rPr>
+              <w:t>dn</w:t>
+            </w:r>
+            <w:proofErr w:type="spellEnd"/>
+            <w:r>
+              <w:rPr>
+                <w:rFonts w:ascii="Courier New" w:hAnsi="Courier New" w:cs="Courier New"/>
+                <w:spacing w:val="-20"/>
+              </w:rPr>
+              <w:t xml:space="preserve">)# </w:t>
+            </w:r>
+            <w:proofErr w:type="spellStart"/>
+            <w:r>
+              <w:rPr>
+                <w:rFonts w:ascii="Courier New" w:hAnsi="Courier New" w:cs="Courier New"/>
+                <w:b/>
+                <w:spacing w:val="-20"/>
+              </w:rPr>
+              <w:t>number</w:t>
+            </w:r>
+            <w:proofErr w:type="spellEnd"/>
+            <w:r>
+              <w:rPr>
+                <w:rFonts w:ascii="Courier New" w:hAnsi="Courier New" w:cs="Courier New"/>
+                <w:b/>
+                <w:spacing w:val="-20"/>
+              </w:rPr>
+              <w:t xml:space="preserve"> 5001</w:t>
+            </w:r>
+          </w:p>
+          <w:p>
+            <w:pPr>
+              <w:ind w:left="708"/>
+              <w:rPr>
+                <w:rFonts w:ascii="Courier New" w:hAnsi="Courier New" w:cs="Courier New"/>
+                <w:b/>
+                <w:spacing w:val="-20"/>
+              </w:rPr>
+            </w:pPr>
+            <w:r>
+              <w:rPr>
+                <w:rFonts w:ascii="Courier New" w:hAnsi="Courier New" w:cs="Courier New"/>
+                <w:spacing w:val="-20"/>
+              </w:rPr>
+              <w:t xml:space="preserve">Router(config)# </w:t>
+            </w:r>
+            <w:proofErr w:type="spellStart"/>
+            <w:r>
+              <w:rPr>
+                <w:rFonts w:ascii="Courier New" w:hAnsi="Courier New" w:cs="Courier New"/>
+                <w:b/>
+                <w:spacing w:val="-20"/>
+              </w:rPr>
+              <w:t>ephone-</w:t>
             </w:r>
             <w:proofErr w:type="gramStart"/>
             <w:r>
               <w:rPr>
-                <w:rFonts w:cs="Calibri"/>
-                <w:lang w:val="fr" w:eastAsia="fr-FR"/>
-              </w:rPr>
-              <w:t>default</w:t>
+                <w:rFonts w:ascii="Courier New" w:hAnsi="Courier New" w:cs="Courier New"/>
+                <w:b/>
+                <w:spacing w:val="-20"/>
+              </w:rPr>
+              <w:t>dn</w:t>
+            </w:r>
+            <w:proofErr w:type="spellEnd"/>
+            <w:r>
+              <w:rPr>
+                <w:rFonts w:ascii="Courier New" w:hAnsi="Courier New" w:cs="Courier New"/>
+                <w:b/>
+                <w:spacing w:val="-20"/>
+              </w:rPr>
+              <w:t xml:space="preserve">  2</w:t>
             </w:r>
             <w:proofErr w:type="gramEnd"/>
             <w:r>
               <w:rPr>
-                <w:rFonts w:cs="Calibri"/>
-                <w:lang w:val="fr" w:eastAsia="fr-FR"/>
-              </w:rPr>
-              <w:t>-router 192.168.20.254</w:t>
-            </w:r>
-          </w:p>
-          <w:p>
-            <w:pPr>
-              <w:autoSpaceDE w:val="0"/>
-              <w:autoSpaceDN w:val="0"/>
-              <w:adjustRightInd w:val="0"/>
-              <w:rPr>
-                <w:rFonts w:cs="Calibri"/>
-                <w:lang w:val="fr" w:eastAsia="fr-FR"/>
-              </w:rPr>
-            </w:pPr>
-            <w:r>
-              <w:rPr>
-                <w:rFonts w:cs="Calibri"/>
-                <w:lang w:val="fr" w:eastAsia="fr-FR"/>
-              </w:rPr>
-              <w:t xml:space="preserve"> </w:t>
+                <w:rFonts w:ascii="Courier New" w:hAnsi="Courier New" w:cs="Courier New"/>
+                <w:spacing w:val="-20"/>
+              </w:rPr>
+              <w:br/>
+              <w:t>Router(config-</w:t>
+            </w:r>
+            <w:proofErr w:type="spellStart"/>
+            <w:r>
+              <w:rPr>
+                <w:rFonts w:ascii="Courier New" w:hAnsi="Courier New" w:cs="Courier New"/>
+                <w:spacing w:val="-20"/>
+              </w:rPr>
+              <w:t>ephone</w:t>
+            </w:r>
+            <w:proofErr w:type="spellEnd"/>
+            <w:r>
+              <w:rPr>
+                <w:rFonts w:ascii="Courier New" w:hAnsi="Courier New" w:cs="Courier New"/>
+                <w:spacing w:val="-20"/>
+              </w:rPr>
+              <w:t>-</w:t>
+            </w:r>
+            <w:proofErr w:type="spellStart"/>
+            <w:r>
+              <w:rPr>
+                <w:rFonts w:ascii="Courier New" w:hAnsi="Courier New" w:cs="Courier New"/>
+                <w:spacing w:val="-20"/>
+              </w:rPr>
+              <w:t>dn</w:t>
+            </w:r>
+            <w:proofErr w:type="spellEnd"/>
+            <w:r>
+              <w:rPr>
+                <w:rFonts w:ascii="Courier New" w:hAnsi="Courier New" w:cs="Courier New"/>
+                <w:spacing w:val="-20"/>
+              </w:rPr>
+              <w:t xml:space="preserve">)# </w:t>
+            </w:r>
+            <w:proofErr w:type="spellStart"/>
+            <w:r>
+              <w:rPr>
+                <w:rFonts w:ascii="Courier New" w:hAnsi="Courier New" w:cs="Courier New"/>
+                <w:b/>
+                <w:spacing w:val="-20"/>
+              </w:rPr>
+              <w:t>number</w:t>
+            </w:r>
+            <w:proofErr w:type="spellEnd"/>
+            <w:r>
+              <w:rPr>
+                <w:rFonts w:ascii="Courier New" w:hAnsi="Courier New" w:cs="Courier New"/>
+                <w:b/>
+                <w:spacing w:val="-20"/>
+              </w:rPr>
+              <w:t xml:space="preserve"> 5002</w:t>
+            </w:r>
+          </w:p>
+          <w:p>
+            <w:pPr>
+              <w:ind w:left="708"/>
+              <w:rPr>
+                <w:rFonts w:ascii="Courier New" w:hAnsi="Courier New" w:cs="Courier New"/>
+                <w:b/>
+                <w:spacing w:val="-20"/>
+              </w:rPr>
+            </w:pPr>
+            <w:r>
+              <w:rPr>
+                <w:rFonts w:ascii="Courier New" w:hAnsi="Courier New" w:cs="Courier New"/>
+                <w:spacing w:val="-20"/>
+              </w:rPr>
+              <w:t xml:space="preserve">Router(config)# </w:t>
+            </w:r>
+            <w:proofErr w:type="spellStart"/>
+            <w:r>
+              <w:rPr>
+                <w:rFonts w:ascii="Courier New" w:hAnsi="Courier New" w:cs="Courier New"/>
+                <w:b/>
+                <w:spacing w:val="-20"/>
+              </w:rPr>
+              <w:t>ephone-</w:t>
             </w:r>
             <w:proofErr w:type="gramStart"/>
             <w:r>
               <w:rPr>
-                <w:rFonts w:cs="Calibri"/>
-                <w:lang w:val="fr" w:eastAsia="fr-FR"/>
-              </w:rPr>
-              <w:t>option</w:t>
+                <w:rFonts w:ascii="Courier New" w:hAnsi="Courier New" w:cs="Courier New"/>
+                <w:b/>
+                <w:spacing w:val="-20"/>
+              </w:rPr>
+              <w:t>dn</w:t>
+            </w:r>
+            <w:proofErr w:type="spellEnd"/>
+            <w:r>
+              <w:rPr>
+                <w:rFonts w:ascii="Courier New" w:hAnsi="Courier New" w:cs="Courier New"/>
+                <w:b/>
+                <w:spacing w:val="-20"/>
+              </w:rPr>
+              <w:t xml:space="preserve">  3</w:t>
             </w:r>
             <w:proofErr w:type="gramEnd"/>
             <w:r>
               <w:rPr>
-                <w:rFonts w:cs="Calibri"/>
-                <w:lang w:val="fr" w:eastAsia="fr-FR"/>
-              </w:rPr>
-              <w:t xml:space="preserve"> 150 </w:t>
+                <w:rFonts w:ascii="Courier New" w:hAnsi="Courier New" w:cs="Courier New"/>
+                <w:spacing w:val="-20"/>
+              </w:rPr>
+              <w:br/>
+              <w:t>Router(config-</w:t>
             </w:r>
             <w:proofErr w:type="spellStart"/>
             <w:r>
               <w:rPr>
-                <w:rFonts w:cs="Calibri"/>
-                <w:lang w:val="fr" w:eastAsia="fr-FR"/>
-              </w:rPr>
-              <w:t>ip</w:t>
+                <w:rFonts w:ascii="Courier New" w:hAnsi="Courier New" w:cs="Courier New"/>
+                <w:spacing w:val="-20"/>
+              </w:rPr>
+              <w:t>ephone</w:t>
             </w:r>
             <w:proofErr w:type="spellEnd"/>
             <w:r>
               <w:rPr>
-                <w:rFonts w:cs="Calibri"/>
-                <w:lang w:val="fr" w:eastAsia="fr-FR"/>
-              </w:rPr>
-              <w:t xml:space="preserve"> 192.168.20.254</w:t>
-            </w:r>
-          </w:p>
-          <w:p>
-            <w:pPr>
-              <w:autoSpaceDE w:val="0"/>
-              <w:autoSpaceDN w:val="0"/>
-              <w:adjustRightInd w:val="0"/>
-              <w:rPr>
-                <w:rFonts w:cs="Calibri"/>
-                <w:lang w:val="fr" w:eastAsia="fr-FR"/>
-              </w:rPr>
-            </w:pPr>
-            <w:r>
-              <w:rPr>
-                <w:rFonts w:cs="Calibri"/>
-                <w:lang w:val="fr" w:eastAsia="fr-FR"/>
-              </w:rPr>
-              <w:t xml:space="preserve">Les données à destination des postes clients transiterons donc sur le VLAN 10, et la VOIP sur le VLAN 20. </w:t>
-            </w:r>
-          </w:p>
-          <w:p>
-            <w:pPr>
-              <w:autoSpaceDE w:val="0"/>
-              <w:autoSpaceDN w:val="0"/>
-              <w:adjustRightInd w:val="0"/>
-              <w:rPr>
-                <w:rFonts w:cs="Calibri"/>
-                <w:lang w:val="fr" w:eastAsia="fr-FR"/>
-              </w:rPr>
-            </w:pPr>
-            <w:r>
-              <w:rPr>
-                <w:rFonts w:cs="Calibri"/>
-                <w:b/>
-                <w:bCs/>
-                <w:lang w:val="fr" w:eastAsia="fr-FR"/>
-              </w:rPr>
-              <w:t>III/ Configuration du MODEM téléphonie</w:t>
-            </w:r>
-          </w:p>
-          <w:p>
-            <w:pPr>
-              <w:autoSpaceDE w:val="0"/>
-              <w:autoSpaceDN w:val="0"/>
-              <w:adjustRightInd w:val="0"/>
-              <w:rPr>
-                <w:rFonts w:cs="Calibri"/>
-                <w:lang w:val="fr" w:eastAsia="fr-FR"/>
-              </w:rPr>
-            </w:pPr>
-            <w:r>
-              <w:rPr>
-                <w:rFonts w:cs="Calibri"/>
-                <w:lang w:val="fr" w:eastAsia="fr-FR"/>
-              </w:rPr>
-              <w:t xml:space="preserve">Nous avons ici 2 téléphones à ajouter. Pour les ajouter, les commandes CISCO suivants sont à </w:t>
+                <w:rFonts w:ascii="Courier New" w:hAnsi="Courier New" w:cs="Courier New"/>
+                <w:spacing w:val="-20"/>
+              </w:rPr>
+              <w:t>-</w:t>
+            </w:r>
+            <w:proofErr w:type="spellStart"/>
+            <w:r>
+              <w:rPr>
+                <w:rFonts w:ascii="Courier New" w:hAnsi="Courier New" w:cs="Courier New"/>
+                <w:spacing w:val="-20"/>
+              </w:rPr>
+              <w:t>dn</w:t>
+            </w:r>
+            <w:proofErr w:type="spellEnd"/>
+            <w:r>
+              <w:rPr>
+                <w:rFonts w:ascii="Courier New" w:hAnsi="Courier New" w:cs="Courier New"/>
+                <w:spacing w:val="-20"/>
+              </w:rPr>
+              <w:t xml:space="preserve">)# </w:t>
+            </w:r>
+            <w:proofErr w:type="spellStart"/>
+            <w:r>
+              <w:rPr>
+                <w:rFonts w:ascii="Courier New" w:hAnsi="Courier New" w:cs="Courier New"/>
+                <w:b/>
+                <w:spacing w:val="-20"/>
+              </w:rPr>
+              <w:t>number</w:t>
+            </w:r>
+            <w:proofErr w:type="spellEnd"/>
+            <w:r>
+              <w:rPr>
+                <w:rFonts w:ascii="Courier New" w:hAnsi="Courier New" w:cs="Courier New"/>
+                <w:b/>
+                <w:spacing w:val="-20"/>
+              </w:rPr>
+              <w:t xml:space="preserve"> 5003</w:t>
+            </w:r>
+          </w:p>
+          <w:p>
+            <w:pPr>
+              <w:ind w:left="708"/>
+              <w:rPr>
+                <w:rFonts w:ascii="Courier New" w:hAnsi="Courier New" w:cs="Courier New"/>
+                <w:b/>
+                <w:spacing w:val="-20"/>
+              </w:rPr>
+            </w:pPr>
+            <w:r>
+              <w:rPr>
+                <w:rFonts w:ascii="Courier New" w:hAnsi="Courier New" w:cs="Courier New"/>
+                <w:spacing w:val="-20"/>
+              </w:rPr>
+              <w:t xml:space="preserve">Router(config)# </w:t>
+            </w:r>
+            <w:proofErr w:type="spellStart"/>
+            <w:r>
+              <w:rPr>
+                <w:rFonts w:ascii="Courier New" w:hAnsi="Courier New" w:cs="Courier New"/>
+                <w:b/>
+                <w:spacing w:val="-20"/>
+              </w:rPr>
+              <w:t>ephone-</w:t>
             </w:r>
             <w:proofErr w:type="gramStart"/>
             <w:r>
               <w:rPr>
-                <w:rFonts w:cs="Calibri"/>
-                <w:lang w:val="fr" w:eastAsia="fr-FR"/>
-              </w:rPr>
-              <w:t>taper:</w:t>
+                <w:rFonts w:ascii="Courier New" w:hAnsi="Courier New" w:cs="Courier New"/>
+                <w:b/>
+                <w:spacing w:val="-20"/>
+              </w:rPr>
+              <w:t>dn</w:t>
+            </w:r>
+            <w:proofErr w:type="spellEnd"/>
+            <w:r>
+              <w:rPr>
+                <w:rFonts w:ascii="Courier New" w:hAnsi="Courier New" w:cs="Courier New"/>
+                <w:b/>
+                <w:spacing w:val="-20"/>
+              </w:rPr>
+              <w:t xml:space="preserve">  4</w:t>
             </w:r>
             <w:proofErr w:type="gramEnd"/>
-          </w:p>
-          <w:p>
-            <w:pPr>
-              <w:autoSpaceDE w:val="0"/>
-              <w:autoSpaceDN w:val="0"/>
-              <w:adjustRightInd w:val="0"/>
-              <w:rPr>
-                <w:rFonts w:cs="Calibri"/>
-                <w:lang w:val="fr" w:eastAsia="fr-FR"/>
-              </w:rPr>
-            </w:pPr>
+            <w:r>
+              <w:rPr>
+                <w:rFonts w:ascii="Courier New" w:hAnsi="Courier New" w:cs="Courier New"/>
+                <w:spacing w:val="-20"/>
+              </w:rPr>
+              <w:br/>
+              <w:t>Router(config-</w:t>
+            </w:r>
+            <w:proofErr w:type="spellStart"/>
+            <w:r>
+              <w:rPr>
+                <w:rFonts w:ascii="Courier New" w:hAnsi="Courier New" w:cs="Courier New"/>
+                <w:spacing w:val="-20"/>
+              </w:rPr>
+              <w:t>ephone</w:t>
+            </w:r>
+            <w:proofErr w:type="spellEnd"/>
+            <w:r>
+              <w:rPr>
+                <w:rFonts w:ascii="Courier New" w:hAnsi="Courier New" w:cs="Courier New"/>
+                <w:spacing w:val="-20"/>
+              </w:rPr>
+              <w:t>-</w:t>
+            </w:r>
+            <w:proofErr w:type="spellStart"/>
+            <w:r>
+              <w:rPr>
+                <w:rFonts w:ascii="Courier New" w:hAnsi="Courier New" w:cs="Courier New"/>
+                <w:spacing w:val="-20"/>
+              </w:rPr>
+              <w:t>dn</w:t>
+            </w:r>
+            <w:proofErr w:type="spellEnd"/>
+            <w:r>
+              <w:rPr>
+                <w:rFonts w:ascii="Courier New" w:hAnsi="Courier New" w:cs="Courier New"/>
+                <w:spacing w:val="-20"/>
+              </w:rPr>
+              <w:t xml:space="preserve">)# </w:t>
+            </w:r>
+            <w:proofErr w:type="spellStart"/>
+            <w:r>
+              <w:rPr>
+                <w:rFonts w:ascii="Courier New" w:hAnsi="Courier New" w:cs="Courier New"/>
+                <w:b/>
+                <w:spacing w:val="-20"/>
+              </w:rPr>
+              <w:t>number</w:t>
+            </w:r>
+            <w:proofErr w:type="spellEnd"/>
+            <w:r>
+              <w:rPr>
+                <w:rFonts w:ascii="Courier New" w:hAnsi="Courier New" w:cs="Courier New"/>
+                <w:b/>
+                <w:spacing w:val="-20"/>
+              </w:rPr>
+              <w:t xml:space="preserve"> 5004</w:t>
+            </w:r>
+          </w:p>
+          <w:p>
+            <w:pPr>
+              <w:ind w:left="708"/>
+              <w:rPr>
+                <w:rFonts w:ascii="Courier New" w:hAnsi="Courier New" w:cs="Courier New"/>
+                <w:b/>
+                <w:spacing w:val="-20"/>
+              </w:rPr>
+            </w:pPr>
+            <w:r>
+              <w:rPr>
+                <w:rFonts w:ascii="Courier New" w:hAnsi="Courier New" w:cs="Courier New"/>
+                <w:spacing w:val="-20"/>
+              </w:rPr>
+              <w:t>Router(config</w:t>
+            </w:r>
+            <w:r>
+              <w:rPr>
+                <w:rFonts w:ascii="Courier New" w:hAnsi="Courier New" w:cs="Courier New"/>
+                <w:spacing w:val="-20"/>
+              </w:rPr>
+              <w:t>-</w:t>
+            </w:r>
+            <w:proofErr w:type="spellStart"/>
+            <w:r>
+              <w:rPr>
+                <w:rFonts w:ascii="Courier New" w:hAnsi="Courier New" w:cs="Courier New"/>
+                <w:spacing w:val="-20"/>
+              </w:rPr>
+              <w:t>ephone</w:t>
+            </w:r>
+            <w:proofErr w:type="spellEnd"/>
+            <w:r>
+              <w:rPr>
+                <w:rFonts w:ascii="Courier New" w:hAnsi="Courier New" w:cs="Courier New"/>
+                <w:spacing w:val="-20"/>
+              </w:rPr>
+              <w:t>-</w:t>
+            </w:r>
             <w:proofErr w:type="spellStart"/>
             <w:proofErr w:type="gramStart"/>
             <w:r>
               <w:rPr>
-                <w:rFonts w:cs="Calibri"/>
-                <w:lang w:val="fr" w:eastAsia="fr-FR"/>
-              </w:rPr>
-              <w:t>telephony</w:t>
+                <w:rFonts w:ascii="Courier New" w:hAnsi="Courier New" w:cs="Courier New"/>
+                <w:spacing w:val="-20"/>
+              </w:rPr>
+              <w:t>dn</w:t>
             </w:r>
             <w:proofErr w:type="spellEnd"/>
+            <w:r>
+              <w:rPr>
+                <w:rFonts w:ascii="Courier New" w:hAnsi="Courier New" w:cs="Courier New"/>
+                <w:spacing w:val="-20"/>
+              </w:rPr>
+              <w:t>)#</w:t>
+            </w:r>
             <w:proofErr w:type="gramEnd"/>
             <w:r>
               <w:rPr>
-                <w:rFonts w:cs="Calibri"/>
-                <w:lang w:val="fr" w:eastAsia="fr-FR"/>
-              </w:rPr>
-              <w:t>-service</w:t>
-            </w:r>
-          </w:p>
-          <w:p>
-            <w:pPr>
-              <w:autoSpaceDE w:val="0"/>
-              <w:autoSpaceDN w:val="0"/>
-              <w:adjustRightInd w:val="0"/>
-              <w:rPr>
-                <w:rFonts w:cs="Calibri"/>
-                <w:lang w:val="fr" w:eastAsia="fr-FR"/>
-              </w:rPr>
-            </w:pPr>
-            <w:r>
-              <w:rPr>
-                <w:rFonts w:cs="Calibri"/>
-                <w:lang w:val="fr" w:eastAsia="fr-FR"/>
+                <w:rFonts w:ascii="Courier New" w:hAnsi="Courier New" w:cs="Courier New"/>
+                <w:spacing w:val="-20"/>
               </w:rPr>
               <w:t xml:space="preserve"> </w:t>
             </w:r>
+            <w:r>
+              <w:rPr>
+                <w:rFonts w:ascii="Courier New" w:hAnsi="Courier New" w:cs="Courier New"/>
+                <w:b/>
+                <w:spacing w:val="-20"/>
+              </w:rPr>
+              <w:t>exit</w:t>
+            </w:r>
+          </w:p>
+          <w:p>
+            <w:pPr>
+              <w:pStyle w:val="Default"/>
+              <w:rPr>
+                <w:rFonts w:asciiTheme="minorHAnsi" w:hAnsiTheme="minorHAnsi" w:cstheme="minorHAnsi"/>
+                <w:sz w:val="23"/>
+                <w:szCs w:val="23"/>
+              </w:rPr>
+            </w:pPr>
+            <w:r>
+              <w:rPr>
+                <w:rFonts w:asciiTheme="minorHAnsi" w:hAnsiTheme="minorHAnsi" w:cstheme="minorHAnsi"/>
+                <w:sz w:val="23"/>
+                <w:szCs w:val="23"/>
+              </w:rPr>
+              <w:t xml:space="preserve">Puis on associe les numéros </w:t>
+            </w:r>
             <w:proofErr w:type="gramStart"/>
             <w:r>
               <w:rPr>
-                <w:rFonts w:cs="Calibri"/>
-                <w:lang w:val="fr" w:eastAsia="fr-FR"/>
-              </w:rPr>
-              <w:t>max</w:t>
+                <w:rFonts w:asciiTheme="minorHAnsi" w:hAnsiTheme="minorHAnsi" w:cstheme="minorHAnsi"/>
+                <w:sz w:val="23"/>
+                <w:szCs w:val="23"/>
+              </w:rPr>
+              <w:t>au téléphones</w:t>
             </w:r>
             <w:proofErr w:type="gramEnd"/>
             <w:r>
               <w:rPr>
-                <w:rFonts w:cs="Calibri"/>
-                <w:lang w:val="fr" w:eastAsia="fr-FR"/>
-              </w:rPr>
-              <w:t>-</w:t>
-            </w:r>
-            <w:proofErr w:type="spellStart"/>
-            <w:r>
-              <w:rPr>
-                <w:rFonts w:cs="Calibri"/>
-                <w:lang w:val="fr" w:eastAsia="fr-FR"/>
-              </w:rPr>
-              <w:t>ephones</w:t>
-            </w:r>
-            <w:proofErr w:type="spellEnd"/>
-            <w:r>
-              <w:rPr>
-                <w:rFonts w:cs="Calibri"/>
-                <w:lang w:val="fr" w:eastAsia="fr-FR"/>
-              </w:rPr>
-              <w:t xml:space="preserve"> 3</w:t>
-            </w:r>
-          </w:p>
-          <w:p>
-            <w:pPr>
-              <w:autoSpaceDE w:val="0"/>
-              <w:autoSpaceDN w:val="0"/>
-              <w:adjustRightInd w:val="0"/>
-              <w:rPr>
-                <w:rFonts w:cs="Calibri"/>
-                <w:lang w:val="fr" w:eastAsia="fr-FR"/>
-              </w:rPr>
-            </w:pPr>
-            <w:r>
-              <w:rPr>
-                <w:rFonts w:cs="Calibri"/>
-                <w:lang w:val="fr" w:eastAsia="fr-FR"/>
-              </w:rPr>
-              <w:lastRenderedPageBreak/>
-              <w:t xml:space="preserve"> </w:t>
-            </w:r>
-            <w:proofErr w:type="gramStart"/>
-            <w:r>
-              <w:rPr>
-                <w:rFonts w:cs="Calibri"/>
-                <w:lang w:val="fr" w:eastAsia="fr-FR"/>
-              </w:rPr>
-              <w:t>max</w:t>
-            </w:r>
-            <w:proofErr w:type="gramEnd"/>
-            <w:r>
-              <w:rPr>
-                <w:rFonts w:cs="Calibri"/>
-                <w:lang w:val="fr" w:eastAsia="fr-FR"/>
-              </w:rPr>
-              <w:t>-</w:t>
-            </w:r>
-            <w:proofErr w:type="spellStart"/>
-            <w:r>
-              <w:rPr>
-                <w:rFonts w:cs="Calibri"/>
-                <w:lang w:val="fr" w:eastAsia="fr-FR"/>
-              </w:rPr>
-              <w:t>dn</w:t>
-            </w:r>
-            <w:proofErr w:type="spellEnd"/>
-            <w:r>
-              <w:rPr>
-                <w:rFonts w:cs="Calibri"/>
-                <w:lang w:val="fr" w:eastAsia="fr-FR"/>
-              </w:rPr>
-              <w:t xml:space="preserve"> 3</w:t>
-            </w:r>
-          </w:p>
-          <w:p>
-            <w:pPr>
-              <w:autoSpaceDE w:val="0"/>
-              <w:autoSpaceDN w:val="0"/>
-              <w:adjustRightInd w:val="0"/>
-              <w:rPr>
-                <w:rFonts w:cs="Calibri"/>
-                <w:lang w:val="fr" w:eastAsia="fr-FR"/>
-              </w:rPr>
-            </w:pPr>
-            <w:r>
-              <w:rPr>
-                <w:rFonts w:cs="Calibri"/>
-                <w:lang w:val="fr" w:eastAsia="fr-FR"/>
-              </w:rPr>
-              <w:t xml:space="preserve"> </w:t>
+                <w:rFonts w:asciiTheme="minorHAnsi" w:hAnsiTheme="minorHAnsi" w:cstheme="minorHAnsi"/>
+                <w:sz w:val="23"/>
+                <w:szCs w:val="23"/>
+              </w:rPr>
+              <w:t> :</w:t>
+            </w:r>
+          </w:p>
+          <w:p>
+            <w:pPr>
+              <w:pStyle w:val="Default"/>
+              <w:rPr>
+                <w:rFonts w:asciiTheme="minorHAnsi" w:hAnsiTheme="minorHAnsi" w:cstheme="minorHAnsi"/>
+                <w:sz w:val="23"/>
+                <w:szCs w:val="23"/>
+              </w:rPr>
+            </w:pPr>
+          </w:p>
+          <w:p>
+            <w:pPr>
+              <w:ind w:left="708"/>
+              <w:rPr>
+                <w:rFonts w:ascii="Courier New" w:hAnsi="Courier New" w:cs="Courier New"/>
+                <w:b/>
+                <w:spacing w:val="-20"/>
+              </w:rPr>
+            </w:pPr>
+            <w:r>
+              <w:rPr>
+                <w:rFonts w:ascii="Courier New" w:hAnsi="Courier New" w:cs="Courier New"/>
+                <w:spacing w:val="-20"/>
+              </w:rPr>
+              <w:t xml:space="preserve">Router(config)# </w:t>
             </w:r>
             <w:proofErr w:type="spellStart"/>
             <w:proofErr w:type="gramStart"/>
             <w:r>
               <w:rPr>
-                <w:rFonts w:cs="Calibri"/>
-                <w:lang w:val="fr" w:eastAsia="fr-FR"/>
-              </w:rPr>
-              <w:t>ip</w:t>
+                <w:rFonts w:ascii="Courier New" w:hAnsi="Courier New" w:cs="Courier New"/>
+                <w:b/>
+                <w:spacing w:val="-20"/>
+              </w:rPr>
+              <w:t>ephone</w:t>
             </w:r>
             <w:proofErr w:type="spellEnd"/>
+            <w:r>
+              <w:rPr>
+                <w:rFonts w:ascii="Courier New" w:hAnsi="Courier New" w:cs="Courier New"/>
+                <w:b/>
+                <w:spacing w:val="-20"/>
+              </w:rPr>
+              <w:t xml:space="preserve">  1</w:t>
+            </w:r>
             <w:proofErr w:type="gramEnd"/>
             <w:r>
               <w:rPr>
-                <w:rFonts w:cs="Calibri"/>
-                <w:lang w:val="fr" w:eastAsia="fr-FR"/>
-              </w:rPr>
-              <w:t xml:space="preserve"> source-</w:t>
+                <w:rFonts w:ascii="Courier New" w:hAnsi="Courier New" w:cs="Courier New"/>
+                <w:spacing w:val="-20"/>
+              </w:rPr>
+              <w:br/>
+              <w:t>Router(config-</w:t>
             </w:r>
             <w:proofErr w:type="spellStart"/>
             <w:r>
               <w:rPr>
-                <w:rFonts w:cs="Calibri"/>
-                <w:lang w:val="fr" w:eastAsia="fr-FR"/>
-              </w:rPr>
-              <w:t>address</w:t>
+                <w:rFonts w:ascii="Courier New" w:hAnsi="Courier New" w:cs="Courier New"/>
+                <w:spacing w:val="-20"/>
+              </w:rPr>
+              <w:t>ephone</w:t>
             </w:r>
             <w:proofErr w:type="spellEnd"/>
             <w:r>
               <w:rPr>
-                <w:rFonts w:cs="Calibri"/>
-                <w:lang w:val="fr" w:eastAsia="fr-FR"/>
-              </w:rPr>
-              <w:t xml:space="preserve"> 192.168.20.254 port 2000</w:t>
-            </w:r>
-          </w:p>
-          <w:p>
-            <w:pPr>
-              <w:autoSpaceDE w:val="0"/>
-              <w:autoSpaceDN w:val="0"/>
-              <w:adjustRightInd w:val="0"/>
-              <w:rPr>
-                <w:rFonts w:cs="Calibri"/>
-                <w:lang w:val="fr" w:eastAsia="fr-FR"/>
-              </w:rPr>
-            </w:pPr>
-            <w:r>
-              <w:rPr>
-                <w:rFonts w:cs="Calibri"/>
-                <w:lang w:val="fr" w:eastAsia="fr-FR"/>
-              </w:rPr>
-              <w:t xml:space="preserve">Puis, pour ajouter nos </w:t>
-            </w:r>
-            <w:proofErr w:type="gramStart"/>
-            <w:r>
-              <w:rPr>
-                <w:rFonts w:cs="Calibri"/>
-                <w:lang w:val="fr" w:eastAsia="fr-FR"/>
-              </w:rPr>
-              <w:t>téléphones:</w:t>
-            </w:r>
-            <w:proofErr w:type="gramEnd"/>
-          </w:p>
-          <w:p>
-            <w:pPr>
-              <w:autoSpaceDE w:val="0"/>
-              <w:autoSpaceDN w:val="0"/>
-              <w:adjustRightInd w:val="0"/>
-              <w:rPr>
-                <w:rFonts w:cs="Calibri"/>
-                <w:lang w:val="fr" w:eastAsia="fr-FR"/>
-              </w:rPr>
-            </w:pPr>
+                <w:rFonts w:ascii="Courier New" w:hAnsi="Courier New" w:cs="Courier New"/>
+                <w:spacing w:val="-20"/>
+              </w:rPr>
+              <w:t xml:space="preserve">)# </w:t>
+            </w:r>
+            <w:proofErr w:type="spellStart"/>
+            <w:r>
+              <w:rPr>
+                <w:rFonts w:ascii="Courier New" w:hAnsi="Courier New" w:cs="Courier New"/>
+                <w:b/>
+                <w:spacing w:val="-20"/>
+              </w:rPr>
+              <w:t>button</w:t>
+            </w:r>
+            <w:proofErr w:type="spellEnd"/>
+            <w:r>
+              <w:rPr>
+                <w:rFonts w:ascii="Courier New" w:hAnsi="Courier New" w:cs="Courier New"/>
+                <w:b/>
+                <w:spacing w:val="-20"/>
+              </w:rPr>
+              <w:t xml:space="preserve">  1:1</w:t>
+            </w:r>
+          </w:p>
+          <w:p>
+            <w:pPr>
+              <w:ind w:left="708"/>
+              <w:rPr>
+                <w:rFonts w:ascii="Courier New" w:hAnsi="Courier New" w:cs="Courier New"/>
+                <w:b/>
+                <w:spacing w:val="-20"/>
+              </w:rPr>
+            </w:pPr>
+            <w:r>
+              <w:rPr>
+                <w:rFonts w:ascii="Courier New" w:hAnsi="Courier New" w:cs="Courier New"/>
+                <w:spacing w:val="-20"/>
+              </w:rPr>
+              <w:t xml:space="preserve">Router(config)# </w:t>
+            </w:r>
             <w:proofErr w:type="spellStart"/>
             <w:proofErr w:type="gramStart"/>
             <w:r>
               <w:rPr>
-                <w:rFonts w:cs="Calibri"/>
-                <w:lang w:val="fr" w:eastAsia="fr-FR"/>
+                <w:rFonts w:ascii="Courier New" w:hAnsi="Courier New" w:cs="Courier New"/>
+                <w:b/>
+                <w:spacing w:val="-20"/>
               </w:rPr>
               <w:t>ephone</w:t>
             </w:r>
+            <w:proofErr w:type="spellEnd"/>
+            <w:r>
+              <w:rPr>
+                <w:rFonts w:ascii="Courier New" w:hAnsi="Courier New" w:cs="Courier New"/>
+                <w:b/>
+                <w:spacing w:val="-20"/>
+              </w:rPr>
+              <w:t xml:space="preserve">  </w:t>
+            </w:r>
+            <w:r>
+              <w:rPr>
+                <w:rFonts w:ascii="Courier New" w:hAnsi="Courier New" w:cs="Courier New"/>
+                <w:b/>
+                <w:spacing w:val="-20"/>
+              </w:rPr>
+              <w:t>2</w:t>
+            </w:r>
             <w:proofErr w:type="gramEnd"/>
             <w:r>
               <w:rPr>
-                <w:rFonts w:cs="Calibri"/>
-                <w:lang w:val="fr" w:eastAsia="fr-FR"/>
-              </w:rPr>
-              <w:t>-dn</w:t>
+                <w:rFonts w:ascii="Courier New" w:hAnsi="Courier New" w:cs="Courier New"/>
+                <w:spacing w:val="-20"/>
+              </w:rPr>
+              <w:br/>
+              <w:t>Router(config-</w:t>
+            </w:r>
+            <w:proofErr w:type="spellStart"/>
+            <w:r>
+              <w:rPr>
+                <w:rFonts w:ascii="Courier New" w:hAnsi="Courier New" w:cs="Courier New"/>
+                <w:spacing w:val="-20"/>
+              </w:rPr>
+              <w:t>ephone</w:t>
             </w:r>
             <w:proofErr w:type="spellEnd"/>
             <w:r>
               <w:rPr>
-                <w:rFonts w:cs="Calibri"/>
-                <w:lang w:val="fr" w:eastAsia="fr-FR"/>
-              </w:rPr>
-              <w:t xml:space="preserve"> 1</w:t>
-            </w:r>
-          </w:p>
-          <w:p>
-            <w:pPr>
-              <w:autoSpaceDE w:val="0"/>
-              <w:autoSpaceDN w:val="0"/>
-              <w:adjustRightInd w:val="0"/>
-              <w:rPr>
-                <w:rFonts w:cs="Calibri"/>
-                <w:lang w:val="fr" w:eastAsia="fr-FR"/>
-              </w:rPr>
-            </w:pPr>
-            <w:r>
-              <w:rPr>
-                <w:rFonts w:cs="Calibri"/>
-                <w:lang w:val="fr" w:eastAsia="fr-FR"/>
-              </w:rPr>
-              <w:t xml:space="preserve"> </w:t>
+                <w:rFonts w:ascii="Courier New" w:hAnsi="Courier New" w:cs="Courier New"/>
+                <w:spacing w:val="-20"/>
+              </w:rPr>
+              <w:t xml:space="preserve">)# </w:t>
+            </w:r>
+            <w:proofErr w:type="spellStart"/>
+            <w:r>
+              <w:rPr>
+                <w:rFonts w:ascii="Courier New" w:hAnsi="Courier New" w:cs="Courier New"/>
+                <w:b/>
+                <w:spacing w:val="-20"/>
+              </w:rPr>
+              <w:t>bu</w:t>
+            </w:r>
+            <w:r>
+              <w:rPr>
+                <w:rFonts w:ascii="Courier New" w:hAnsi="Courier New" w:cs="Courier New"/>
+                <w:b/>
+                <w:spacing w:val="-20"/>
+              </w:rPr>
+              <w:t>tton</w:t>
+            </w:r>
+            <w:proofErr w:type="spellEnd"/>
+            <w:r>
+              <w:rPr>
+                <w:rFonts w:ascii="Courier New" w:hAnsi="Courier New" w:cs="Courier New"/>
+                <w:b/>
+                <w:spacing w:val="-20"/>
+              </w:rPr>
+              <w:t xml:space="preserve">  1:2</w:t>
+            </w:r>
+          </w:p>
+          <w:p>
+            <w:pPr>
+              <w:ind w:left="708"/>
+              <w:rPr>
+                <w:rFonts w:ascii="Courier New" w:hAnsi="Courier New" w:cs="Courier New"/>
+                <w:b/>
+                <w:spacing w:val="-20"/>
+              </w:rPr>
+            </w:pPr>
+            <w:r>
+              <w:rPr>
+                <w:rFonts w:ascii="Courier New" w:hAnsi="Courier New" w:cs="Courier New"/>
+                <w:spacing w:val="-20"/>
+              </w:rPr>
+              <w:t xml:space="preserve">Router(config)# </w:t>
             </w:r>
             <w:proofErr w:type="spellStart"/>
             <w:proofErr w:type="gramStart"/>
             <w:r>
               <w:rPr>
-                <w:rFonts w:cs="Calibri"/>
-                <w:lang w:val="fr" w:eastAsia="fr-FR"/>
-              </w:rPr>
-              <w:t>number</w:t>
+                <w:rFonts w:ascii="Courier New" w:hAnsi="Courier New" w:cs="Courier New"/>
+                <w:b/>
+                <w:spacing w:val="-20"/>
+              </w:rPr>
+              <w:t>ephone</w:t>
             </w:r>
             <w:proofErr w:type="spellEnd"/>
+            <w:r>
+              <w:rPr>
+                <w:rFonts w:ascii="Courier New" w:hAnsi="Courier New" w:cs="Courier New"/>
+                <w:b/>
+                <w:spacing w:val="-20"/>
+              </w:rPr>
+              <w:t xml:space="preserve">  </w:t>
+            </w:r>
+            <w:r>
+              <w:rPr>
+                <w:rFonts w:ascii="Courier New" w:hAnsi="Courier New" w:cs="Courier New"/>
+                <w:b/>
+                <w:spacing w:val="-20"/>
+              </w:rPr>
+              <w:t>3</w:t>
+            </w:r>
             <w:proofErr w:type="gramEnd"/>
             <w:r>
               <w:rPr>
-                <w:rFonts w:cs="Calibri"/>
-                <w:lang w:val="fr" w:eastAsia="fr-FR"/>
-              </w:rPr>
-              <w:t xml:space="preserve"> 1010</w:t>
-            </w:r>
-          </w:p>
-          <w:p>
-            <w:pPr>
-              <w:autoSpaceDE w:val="0"/>
-              <w:autoSpaceDN w:val="0"/>
-              <w:adjustRightInd w:val="0"/>
-              <w:rPr>
-                <w:rFonts w:cs="Calibri"/>
-                <w:lang w:val="fr" w:eastAsia="fr-FR"/>
-              </w:rPr>
-            </w:pPr>
-          </w:p>
-          <w:p>
-            <w:pPr>
-              <w:autoSpaceDE w:val="0"/>
-              <w:autoSpaceDN w:val="0"/>
-              <w:adjustRightInd w:val="0"/>
-              <w:rPr>
-                <w:rFonts w:cs="Calibri"/>
-                <w:lang w:val="fr" w:eastAsia="fr-FR"/>
-              </w:rPr>
-            </w:pPr>
+                <w:rFonts w:ascii="Courier New" w:hAnsi="Courier New" w:cs="Courier New"/>
+                <w:spacing w:val="-20"/>
+              </w:rPr>
+              <w:br/>
+              <w:t>Router(config-</w:t>
+            </w:r>
+            <w:proofErr w:type="spellStart"/>
+            <w:r>
+              <w:rPr>
+                <w:rFonts w:ascii="Courier New" w:hAnsi="Courier New" w:cs="Courier New"/>
+                <w:spacing w:val="-20"/>
+              </w:rPr>
+              <w:t>ephone</w:t>
+            </w:r>
+            <w:proofErr w:type="spellEnd"/>
+            <w:r>
+              <w:rPr>
+                <w:rFonts w:ascii="Courier New" w:hAnsi="Courier New" w:cs="Courier New"/>
+                <w:spacing w:val="-20"/>
+              </w:rPr>
+              <w:t xml:space="preserve">)# </w:t>
+            </w:r>
+            <w:proofErr w:type="spellStart"/>
+            <w:r>
+              <w:rPr>
+                <w:rFonts w:ascii="Courier New" w:hAnsi="Courier New" w:cs="Courier New"/>
+                <w:b/>
+                <w:spacing w:val="-20"/>
+              </w:rPr>
+              <w:t>bu</w:t>
+            </w:r>
+            <w:r>
+              <w:rPr>
+                <w:rFonts w:ascii="Courier New" w:hAnsi="Courier New" w:cs="Courier New"/>
+                <w:b/>
+                <w:spacing w:val="-20"/>
+              </w:rPr>
+              <w:t>tton</w:t>
+            </w:r>
+            <w:proofErr w:type="spellEnd"/>
+            <w:r>
+              <w:rPr>
+                <w:rFonts w:ascii="Courier New" w:hAnsi="Courier New" w:cs="Courier New"/>
+                <w:b/>
+                <w:spacing w:val="-20"/>
+              </w:rPr>
+              <w:t xml:space="preserve">  1:3</w:t>
+            </w:r>
+          </w:p>
+          <w:p>
+            <w:pPr>
+              <w:ind w:left="708"/>
+              <w:rPr>
+                <w:rFonts w:ascii="Courier New" w:hAnsi="Courier New" w:cs="Courier New"/>
+                <w:b/>
+                <w:spacing w:val="-20"/>
+              </w:rPr>
+            </w:pPr>
+            <w:r>
+              <w:rPr>
+                <w:rFonts w:ascii="Courier New" w:hAnsi="Courier New" w:cs="Courier New"/>
+                <w:spacing w:val="-20"/>
+              </w:rPr>
+              <w:t>Router(config-</w:t>
+            </w:r>
             <w:proofErr w:type="spellStart"/>
             <w:proofErr w:type="gramStart"/>
             <w:r>
               <w:rPr>
-                <w:rFonts w:cs="Calibri"/>
-                <w:lang w:val="fr" w:eastAsia="fr-FR"/>
+                <w:rFonts w:ascii="Courier New" w:hAnsi="Courier New" w:cs="Courier New"/>
+                <w:spacing w:val="-20"/>
               </w:rPr>
               <w:t>ephone</w:t>
             </w:r>
+            <w:proofErr w:type="spellEnd"/>
+            <w:r>
+              <w:rPr>
+                <w:rFonts w:ascii="Courier New" w:hAnsi="Courier New" w:cs="Courier New"/>
+                <w:spacing w:val="-20"/>
+              </w:rPr>
+              <w:t>)#</w:t>
+            </w:r>
             <w:proofErr w:type="gramEnd"/>
             <w:r>
               <w:rPr>
-                <w:rFonts w:cs="Calibri"/>
-                <w:lang w:val="fr" w:eastAsia="fr-FR"/>
-              </w:rPr>
-              <w:t>-dn</w:t>
+                <w:rFonts w:ascii="Courier New" w:hAnsi="Courier New" w:cs="Courier New"/>
+                <w:spacing w:val="-20"/>
+              </w:rPr>
+              <w:t xml:space="preserve"> </w:t>
+            </w:r>
+            <w:proofErr w:type="spellStart"/>
+            <w:r>
+              <w:rPr>
+                <w:rFonts w:ascii="Courier New" w:hAnsi="Courier New" w:cs="Courier New"/>
+                <w:b/>
+                <w:spacing w:val="-20"/>
+              </w:rPr>
+              <w:t>bu</w:t>
+            </w:r>
+            <w:r>
+              <w:rPr>
+                <w:rFonts w:ascii="Courier New" w:hAnsi="Courier New" w:cs="Courier New"/>
+                <w:b/>
+                <w:spacing w:val="-20"/>
+              </w:rPr>
+              <w:t>tton</w:t>
             </w:r>
             <w:proofErr w:type="spellEnd"/>
             <w:r>
               <w:rPr>
-                <w:rFonts w:cs="Calibri"/>
-                <w:lang w:val="fr" w:eastAsia="fr-FR"/>
-              </w:rPr>
-              <w:t xml:space="preserve"> 2</w:t>
-            </w:r>
-          </w:p>
-          <w:p>
-            <w:pPr>
-              <w:autoSpaceDE w:val="0"/>
-              <w:autoSpaceDN w:val="0"/>
-              <w:adjustRightInd w:val="0"/>
-              <w:rPr>
-                <w:rFonts w:cs="Calibri"/>
-                <w:lang w:val="fr" w:eastAsia="fr-FR"/>
-              </w:rPr>
-            </w:pPr>
-            <w:r>
-              <w:rPr>
-                <w:rFonts w:cs="Calibri"/>
-                <w:lang w:val="fr" w:eastAsia="fr-FR"/>
-              </w:rPr>
-              <w:t xml:space="preserve"> </w:t>
+                <w:rFonts w:ascii="Courier New" w:hAnsi="Courier New" w:cs="Courier New"/>
+                <w:b/>
+                <w:spacing w:val="-20"/>
+              </w:rPr>
+              <w:t xml:space="preserve">  2:4</w:t>
+            </w:r>
+          </w:p>
+          <w:p>
+            <w:pPr>
+              <w:ind w:left="708"/>
+              <w:rPr>
+                <w:rFonts w:ascii="Courier New" w:hAnsi="Courier New" w:cs="Courier New"/>
+                <w:b/>
+                <w:spacing w:val="-20"/>
+              </w:rPr>
+            </w:pPr>
+            <w:r>
+              <w:rPr>
+                <w:rFonts w:ascii="Courier New" w:hAnsi="Courier New" w:cs="Courier New"/>
+                <w:spacing w:val="-20"/>
+              </w:rPr>
+              <w:lastRenderedPageBreak/>
+              <w:t>Router(config-</w:t>
             </w:r>
             <w:proofErr w:type="spellStart"/>
             <w:proofErr w:type="gramStart"/>
             <w:r>
               <w:rPr>
-                <w:rFonts w:cs="Calibri"/>
-                <w:lang w:val="fr" w:eastAsia="fr-FR"/>
-              </w:rPr>
-              <w:t>number</w:t>
+                <w:rFonts w:ascii="Courier New" w:hAnsi="Courier New" w:cs="Courier New"/>
+                <w:spacing w:val="-20"/>
+              </w:rPr>
+              <w:t>ephone</w:t>
             </w:r>
             <w:proofErr w:type="spellEnd"/>
+            <w:r>
+              <w:rPr>
+                <w:rFonts w:ascii="Courier New" w:hAnsi="Courier New" w:cs="Courier New"/>
+                <w:spacing w:val="-20"/>
+              </w:rPr>
+              <w:t>)#</w:t>
+            </w:r>
             <w:proofErr w:type="gramEnd"/>
             <w:r>
               <w:rPr>
-                <w:rFonts w:cs="Calibri"/>
-                <w:lang w:val="fr" w:eastAsia="fr-FR"/>
-              </w:rPr>
-              <w:t xml:space="preserve"> 002</w:t>
-            </w:r>
-          </w:p>
-          <w:p>
-            <w:pPr>
-              <w:autoSpaceDE w:val="0"/>
-              <w:autoSpaceDN w:val="0"/>
-              <w:adjustRightInd w:val="0"/>
-              <w:rPr>
-                <w:rFonts w:cs="Calibri"/>
-                <w:lang w:val="fr" w:eastAsia="fr-FR"/>
-              </w:rPr>
-            </w:pPr>
-            <w:r>
-              <w:rPr>
-                <w:rFonts w:cs="Calibri"/>
+                <w:rFonts w:ascii="Courier New" w:hAnsi="Courier New" w:cs="Courier New"/>
+                <w:spacing w:val="-20"/>
+              </w:rPr>
+              <w:t xml:space="preserve"> </w:t>
+            </w:r>
+            <w:r>
+              <w:rPr>
+                <w:rFonts w:ascii="Courier New" w:hAnsi="Courier New" w:cs="Courier New"/>
+                <w:b/>
+                <w:spacing w:val="-20"/>
+              </w:rPr>
+              <w:t>exit</w:t>
+            </w:r>
+          </w:p>
+          <w:p>
+            <w:pPr>
+              <w:pStyle w:val="Default"/>
+              <w:rPr>
+                <w:rFonts w:asciiTheme="minorHAnsi" w:hAnsiTheme="minorHAnsi" w:cstheme="minorHAnsi"/>
+                <w:sz w:val="23"/>
+                <w:szCs w:val="23"/>
+              </w:rPr>
+            </w:pPr>
+          </w:p>
+          <w:p>
+            <w:pPr>
+              <w:pStyle w:val="Default"/>
+              <w:rPr>
+                <w:rFonts w:asciiTheme="minorHAnsi" w:hAnsiTheme="minorHAnsi" w:cstheme="minorHAnsi"/>
+                <w:sz w:val="23"/>
+                <w:szCs w:val="23"/>
+              </w:rPr>
+            </w:pPr>
+          </w:p>
+          <w:p>
+            <w:pPr>
+              <w:pStyle w:val="Default"/>
+              <w:rPr>
+                <w:rFonts w:asciiTheme="minorHAnsi" w:hAnsiTheme="minorHAnsi" w:cstheme="minorHAnsi"/>
                 <w:b/>
                 <w:bCs/>
-                <w:lang w:val="fr" w:eastAsia="fr-FR"/>
-              </w:rPr>
-              <w:t>IV/ Configuration des SWITCHS</w:t>
-            </w:r>
-          </w:p>
-          <w:p>
-            <w:pPr>
-              <w:autoSpaceDE w:val="0"/>
-              <w:autoSpaceDN w:val="0"/>
-              <w:adjustRightInd w:val="0"/>
-              <w:rPr>
-                <w:rFonts w:cs="Calibri"/>
-                <w:lang w:val="fr" w:eastAsia="fr-FR"/>
-              </w:rPr>
-            </w:pPr>
-            <w:r>
-              <w:rPr>
-                <w:rFonts w:cs="Calibri"/>
-                <w:lang w:val="fr" w:eastAsia="fr-FR"/>
-              </w:rPr>
-              <w:t xml:space="preserve">Les 3 </w:t>
+                <w:sz w:val="23"/>
+                <w:szCs w:val="23"/>
+              </w:rPr>
+            </w:pPr>
+            <w:r>
+              <w:rPr>
+                <w:rFonts w:asciiTheme="minorHAnsi" w:hAnsiTheme="minorHAnsi" w:cstheme="minorHAnsi"/>
+                <w:b/>
+                <w:bCs/>
+                <w:sz w:val="23"/>
+                <w:szCs w:val="23"/>
+              </w:rPr>
+              <w:t>IV/ Configuration du switch</w:t>
+            </w:r>
+          </w:p>
+          <w:p>
+            <w:pPr>
+              <w:pStyle w:val="Default"/>
+              <w:rPr>
+                <w:rFonts w:asciiTheme="minorHAnsi" w:hAnsiTheme="minorHAnsi" w:cstheme="minorHAnsi"/>
+                <w:b/>
+                <w:bCs/>
+                <w:sz w:val="23"/>
+                <w:szCs w:val="23"/>
+              </w:rPr>
+            </w:pPr>
+          </w:p>
+          <w:p>
+            <w:pPr>
+              <w:pStyle w:val="Default"/>
+              <w:rPr>
+                <w:rFonts w:asciiTheme="minorHAnsi" w:hAnsiTheme="minorHAnsi" w:cstheme="minorHAnsi"/>
+                <w:sz w:val="23"/>
+                <w:szCs w:val="23"/>
+              </w:rPr>
+            </w:pPr>
+            <w:r>
+              <w:rPr>
+                <w:rFonts w:asciiTheme="minorHAnsi" w:hAnsiTheme="minorHAnsi" w:cstheme="minorHAnsi"/>
+                <w:sz w:val="23"/>
+                <w:szCs w:val="23"/>
+              </w:rPr>
+              <w:t>Il faut créer les VLAN correspondant à notre configuration :</w:t>
+            </w:r>
+          </w:p>
+          <w:p>
+            <w:pPr>
+              <w:pStyle w:val="Default"/>
+              <w:rPr>
+                <w:rFonts w:asciiTheme="minorHAnsi" w:hAnsiTheme="minorHAnsi" w:cstheme="minorHAnsi"/>
+                <w:sz w:val="23"/>
+                <w:szCs w:val="23"/>
+              </w:rPr>
+            </w:pPr>
+          </w:p>
+          <w:p>
+            <w:pPr>
+              <w:ind w:left="708"/>
+              <w:rPr>
+                <w:rFonts w:ascii="Courier New" w:hAnsi="Courier New" w:cs="Courier New"/>
+                <w:b/>
+                <w:spacing w:val="-20"/>
+                <w:lang w:val="en-US"/>
+              </w:rPr>
+            </w:pPr>
+            <w:r>
+              <w:rPr>
+                <w:rFonts w:ascii="Courier New" w:hAnsi="Courier New" w:cs="Courier New"/>
+                <w:spacing w:val="-20"/>
+                <w:lang w:val="en-US"/>
+              </w:rPr>
+              <w:t xml:space="preserve">Switch&gt; </w:t>
+            </w:r>
+            <w:r>
+              <w:rPr>
+                <w:rFonts w:ascii="Courier New" w:hAnsi="Courier New" w:cs="Courier New"/>
+                <w:b/>
+                <w:spacing w:val="-20"/>
+                <w:lang w:val="en-US"/>
+              </w:rPr>
+              <w:t>enable</w:t>
+            </w:r>
+            <w:r>
+              <w:rPr>
+                <w:rFonts w:ascii="Courier New" w:hAnsi="Courier New" w:cs="Courier New"/>
+                <w:spacing w:val="-20"/>
+                <w:lang w:val="en-US"/>
+              </w:rPr>
+              <w:br/>
+              <w:t xml:space="preserve">Switch# </w:t>
+            </w:r>
+            <w:r>
+              <w:rPr>
+                <w:rFonts w:ascii="Courier New" w:hAnsi="Courier New" w:cs="Courier New"/>
+                <w:b/>
+                <w:spacing w:val="-20"/>
+                <w:lang w:val="en-US"/>
+              </w:rPr>
+              <w:t>conf t</w:t>
+            </w:r>
+            <w:r>
+              <w:rPr>
+                <w:rFonts w:ascii="Courier New" w:hAnsi="Courier New" w:cs="Courier New"/>
+                <w:spacing w:val="-20"/>
+                <w:lang w:val="en-US"/>
+              </w:rPr>
+              <w:br/>
+              <w:t xml:space="preserve">Switch(config)# </w:t>
             </w:r>
             <w:proofErr w:type="spellStart"/>
             <w:r>
               <w:rPr>
-                <w:rFonts w:cs="Calibri"/>
-                <w:lang w:val="fr" w:eastAsia="fr-FR"/>
-              </w:rPr>
-              <w:t>switchs</w:t>
+                <w:rFonts w:ascii="Courier New" w:hAnsi="Courier New" w:cs="Courier New"/>
+                <w:b/>
+                <w:spacing w:val="-20"/>
+                <w:lang w:val="en-US"/>
+              </w:rPr>
+              <w:t>vlan</w:t>
             </w:r>
             <w:proofErr w:type="spellEnd"/>
             <w:r>
               <w:rPr>
-                <w:rFonts w:cs="Calibri"/>
-                <w:lang w:val="fr" w:eastAsia="fr-FR"/>
-              </w:rPr>
-              <w:t xml:space="preserve"> doivent avoir nos VLAN d'intégrés à leur base de </w:t>
-            </w:r>
-            <w:proofErr w:type="gramStart"/>
-            <w:r>
-              <w:rPr>
-                <w:rFonts w:cs="Calibri"/>
-                <w:lang w:val="fr" w:eastAsia="fr-FR"/>
-              </w:rPr>
-              <w:t>donnée:</w:t>
-            </w:r>
-            <w:proofErr w:type="gramEnd"/>
-          </w:p>
-          <w:p>
-            <w:pPr>
-              <w:autoSpaceDE w:val="0"/>
-              <w:autoSpaceDN w:val="0"/>
-              <w:adjustRightInd w:val="0"/>
-              <w:rPr>
-                <w:rFonts w:cs="Calibri"/>
-                <w:lang w:val="nl-NL" w:eastAsia="fr-FR"/>
-              </w:rPr>
-            </w:pPr>
-            <w:proofErr w:type="spellStart"/>
-            <w:r>
-              <w:rPr>
-                <w:rFonts w:cs="Calibri"/>
-                <w:lang w:val="nl-NL" w:eastAsia="fr-FR"/>
-              </w:rPr>
-              <w:t>vlan</w:t>
-            </w:r>
-            <w:proofErr w:type="spellEnd"/>
-            <w:r>
-              <w:rPr>
-                <w:rFonts w:cs="Calibri"/>
-                <w:lang w:val="nl-NL" w:eastAsia="fr-FR"/>
-              </w:rPr>
-              <w:t xml:space="preserve"> 10</w:t>
-            </w:r>
-          </w:p>
-          <w:p>
-            <w:pPr>
-              <w:autoSpaceDE w:val="0"/>
-              <w:autoSpaceDN w:val="0"/>
-              <w:adjustRightInd w:val="0"/>
-              <w:rPr>
-                <w:rFonts w:cs="Calibri"/>
-                <w:lang w:val="nl-NL" w:eastAsia="fr-FR"/>
-              </w:rPr>
-            </w:pPr>
-            <w:r>
-              <w:rPr>
-                <w:rFonts w:cs="Calibri"/>
-                <w:lang w:val="nl-NL" w:eastAsia="fr-FR"/>
-              </w:rPr>
-              <w:t>name DATA</w:t>
-            </w:r>
-          </w:p>
-          <w:p>
-            <w:pPr>
-              <w:autoSpaceDE w:val="0"/>
-              <w:autoSpaceDN w:val="0"/>
-              <w:adjustRightInd w:val="0"/>
-              <w:rPr>
-                <w:rFonts w:cs="Calibri"/>
-                <w:lang w:val="nl-NL" w:eastAsia="fr-FR"/>
-              </w:rPr>
-            </w:pPr>
-            <w:proofErr w:type="spellStart"/>
-            <w:r>
-              <w:rPr>
-                <w:rFonts w:cs="Calibri"/>
-                <w:lang w:val="nl-NL" w:eastAsia="fr-FR"/>
-              </w:rPr>
-              <w:t>vlan</w:t>
-            </w:r>
-            <w:proofErr w:type="spellEnd"/>
-            <w:r>
-              <w:rPr>
-                <w:rFonts w:cs="Calibri"/>
-                <w:lang w:val="nl-NL" w:eastAsia="fr-FR"/>
-              </w:rPr>
-              <w:t xml:space="preserve"> 20</w:t>
-            </w:r>
-          </w:p>
-          <w:p>
-            <w:pPr>
-              <w:autoSpaceDE w:val="0"/>
-              <w:autoSpaceDN w:val="0"/>
-              <w:adjustRightInd w:val="0"/>
-              <w:rPr>
-                <w:rFonts w:cs="Calibri"/>
-                <w:lang w:val="nl-NL" w:eastAsia="fr-FR"/>
-              </w:rPr>
-            </w:pPr>
-            <w:r>
-              <w:rPr>
-                <w:rFonts w:cs="Calibri"/>
-                <w:lang w:val="nl-NL" w:eastAsia="fr-FR"/>
-              </w:rPr>
-              <w:t>name VOIP</w:t>
-            </w:r>
-          </w:p>
-          <w:p>
-            <w:pPr>
-              <w:autoSpaceDE w:val="0"/>
-              <w:autoSpaceDN w:val="0"/>
-              <w:adjustRightInd w:val="0"/>
-              <w:rPr>
-                <w:rFonts w:cs="Calibri"/>
-                <w:u w:val="single"/>
-                <w:lang w:val="fr" w:eastAsia="fr-FR"/>
-              </w:rPr>
-            </w:pPr>
-            <w:r>
-              <w:rPr>
-                <w:rFonts w:cs="Calibri"/>
-                <w:u w:val="single"/>
-                <w:lang w:val="fr" w:eastAsia="fr-FR"/>
-              </w:rPr>
-              <w:t>a) Configuration du Switch</w:t>
-            </w:r>
-            <w:proofErr w:type="gramStart"/>
-            <w:r>
-              <w:rPr>
-                <w:rFonts w:cs="Calibri"/>
-                <w:u w:val="single"/>
-                <w:lang w:val="fr" w:eastAsia="fr-FR"/>
-              </w:rPr>
-              <w:t>0:</w:t>
-            </w:r>
-            <w:proofErr w:type="gramEnd"/>
-          </w:p>
-          <w:p>
-            <w:pPr>
-              <w:autoSpaceDE w:val="0"/>
-              <w:autoSpaceDN w:val="0"/>
-              <w:adjustRightInd w:val="0"/>
-              <w:rPr>
-                <w:rFonts w:cs="Calibri"/>
-                <w:lang w:val="fr" w:eastAsia="fr-FR"/>
-              </w:rPr>
-            </w:pPr>
-            <w:r>
-              <w:rPr>
-                <w:rFonts w:cs="Calibri"/>
-                <w:lang w:val="fr" w:eastAsia="fr-FR"/>
-              </w:rPr>
-              <w:t xml:space="preserve">Le switch0 relie le modem et le serveur DHCP. Le port relié au serveur DHCP sera configuré en ACCESS sur le VLAN 10. Le port relié au MODEM en </w:t>
-            </w:r>
-            <w:proofErr w:type="spellStart"/>
-            <w:r>
-              <w:rPr>
-                <w:rFonts w:cs="Calibri"/>
-                <w:lang w:val="fr" w:eastAsia="fr-FR"/>
-              </w:rPr>
-              <w:t>access</w:t>
-            </w:r>
-            <w:proofErr w:type="spellEnd"/>
-            <w:r>
-              <w:rPr>
-                <w:rFonts w:cs="Calibri"/>
-                <w:lang w:val="fr" w:eastAsia="fr-FR"/>
-              </w:rPr>
-              <w:t xml:space="preserve"> sur le VLAN 20, configuré comme VLAN </w:t>
-            </w:r>
-            <w:proofErr w:type="gramStart"/>
-            <w:r>
-              <w:rPr>
-                <w:rFonts w:cs="Calibri"/>
-                <w:lang w:val="fr" w:eastAsia="fr-FR"/>
-              </w:rPr>
-              <w:t>voix:</w:t>
-            </w:r>
-            <w:proofErr w:type="gramEnd"/>
-          </w:p>
-          <w:p>
-            <w:pPr>
-              <w:autoSpaceDE w:val="0"/>
-              <w:autoSpaceDN w:val="0"/>
-              <w:adjustRightInd w:val="0"/>
-              <w:rPr>
-                <w:rFonts w:cs="Calibri"/>
-                <w:lang w:val="fr" w:eastAsia="fr-FR"/>
-              </w:rPr>
-            </w:pPr>
+                <w:rFonts w:ascii="Courier New" w:hAnsi="Courier New" w:cs="Courier New"/>
+                <w:b/>
+                <w:spacing w:val="-20"/>
+                <w:lang w:val="en-US"/>
+              </w:rPr>
+              <w:t xml:space="preserve"> 5</w:t>
+            </w:r>
+            <w:r>
+              <w:rPr>
+                <w:rFonts w:ascii="Courier New" w:hAnsi="Courier New" w:cs="Courier New"/>
+                <w:spacing w:val="-20"/>
+                <w:lang w:val="en-US"/>
+              </w:rPr>
+              <w:br/>
+              <w:t>Switch(config-</w:t>
+            </w:r>
             <w:proofErr w:type="spellStart"/>
             <w:proofErr w:type="gramStart"/>
             <w:r>
               <w:rPr>
-                <w:rFonts w:cs="Calibri"/>
-                <w:lang w:val="fr" w:eastAsia="fr-FR"/>
-              </w:rPr>
-              <w:t>int</w:t>
+                <w:rFonts w:ascii="Courier New" w:hAnsi="Courier New" w:cs="Courier New"/>
+                <w:spacing w:val="-20"/>
+                <w:lang w:val="en-US"/>
+              </w:rPr>
+              <w:t>vlan</w:t>
             </w:r>
             <w:proofErr w:type="spellEnd"/>
+            <w:r>
+              <w:rPr>
+                <w:rFonts w:ascii="Courier New" w:hAnsi="Courier New" w:cs="Courier New"/>
+                <w:spacing w:val="-20"/>
+                <w:lang w:val="en-US"/>
+              </w:rPr>
+              <w:t>)#</w:t>
+            </w:r>
             <w:proofErr w:type="gramEnd"/>
             <w:r>
               <w:rPr>
-                <w:rFonts w:cs="Calibri"/>
-                <w:lang w:val="fr" w:eastAsia="fr-FR"/>
-              </w:rPr>
-              <w:t xml:space="preserve"> fa/1</w:t>
-            </w:r>
-          </w:p>
-          <w:p>
-            <w:pPr>
-              <w:autoSpaceDE w:val="0"/>
-              <w:autoSpaceDN w:val="0"/>
-              <w:adjustRightInd w:val="0"/>
-              <w:rPr>
-                <w:rFonts w:cs="Calibri"/>
-                <w:lang w:val="fr" w:eastAsia="fr-FR"/>
-              </w:rPr>
-            </w:pPr>
+                <w:rFonts w:ascii="Courier New" w:hAnsi="Courier New" w:cs="Courier New"/>
+                <w:spacing w:val="-20"/>
+                <w:lang w:val="en-US"/>
+              </w:rPr>
+              <w:t xml:space="preserve"> </w:t>
+            </w:r>
+            <w:r>
+              <w:rPr>
+                <w:rFonts w:ascii="Courier New" w:hAnsi="Courier New" w:cs="Courier New"/>
+                <w:b/>
+                <w:spacing w:val="-20"/>
+                <w:lang w:val="en-US"/>
+              </w:rPr>
+              <w:t>name PHONES</w:t>
+            </w:r>
+          </w:p>
+          <w:p>
+            <w:pPr>
+              <w:ind w:left="708"/>
+              <w:rPr>
+                <w:rFonts w:ascii="Courier New" w:hAnsi="Courier New" w:cs="Courier New"/>
+                <w:spacing w:val="-20"/>
+                <w:lang w:val="en-US"/>
+              </w:rPr>
+            </w:pPr>
+            <w:r>
+              <w:rPr>
+                <w:rFonts w:ascii="Courier New" w:hAnsi="Courier New" w:cs="Courier New"/>
+                <w:spacing w:val="-20"/>
+                <w:lang w:val="en-US"/>
+              </w:rPr>
+              <w:t>Switch(config-</w:t>
+            </w:r>
             <w:proofErr w:type="spellStart"/>
             <w:proofErr w:type="gramStart"/>
             <w:r>
               <w:rPr>
-                <w:rFonts w:cs="Calibri"/>
-                <w:lang w:val="fr" w:eastAsia="fr-FR"/>
-              </w:rPr>
-              <w:t>switchport</w:t>
+                <w:rFonts w:ascii="Courier New" w:hAnsi="Courier New" w:cs="Courier New"/>
+                <w:spacing w:val="-20"/>
+                <w:lang w:val="en-US"/>
+              </w:rPr>
+              <w:t>vlan</w:t>
             </w:r>
             <w:proofErr w:type="spellEnd"/>
+            <w:r>
+              <w:rPr>
+                <w:rFonts w:ascii="Courier New" w:hAnsi="Courier New" w:cs="Courier New"/>
+                <w:spacing w:val="-20"/>
+                <w:lang w:val="en-US"/>
+              </w:rPr>
+              <w:t>)#</w:t>
+            </w:r>
             <w:proofErr w:type="gramEnd"/>
             <w:r>
               <w:rPr>
-                <w:rFonts w:cs="Calibri"/>
-                <w:lang w:val="fr" w:eastAsia="fr-FR"/>
-              </w:rPr>
-              <w:t xml:space="preserve"> mode </w:t>
+                <w:rFonts w:ascii="Courier New" w:hAnsi="Courier New" w:cs="Courier New"/>
+                <w:spacing w:val="-20"/>
+                <w:lang w:val="en-US"/>
+              </w:rPr>
+              <w:t xml:space="preserve"> </w:t>
             </w:r>
             <w:proofErr w:type="spellStart"/>
             <w:r>
               <w:rPr>
-                <w:rFonts w:cs="Calibri"/>
-                <w:lang w:val="fr" w:eastAsia="fr-FR"/>
-              </w:rPr>
-              <w:t>access</w:t>
+                <w:rFonts w:ascii="Courier New" w:hAnsi="Courier New" w:cs="Courier New"/>
+                <w:b/>
+                <w:spacing w:val="-20"/>
+                <w:lang w:val="en-US"/>
+              </w:rPr>
+              <w:t>vlan</w:t>
             </w:r>
             <w:proofErr w:type="spellEnd"/>
-          </w:p>
-          <w:p>
-            <w:pPr>
-              <w:autoSpaceDE w:val="0"/>
-              <w:autoSpaceDN w:val="0"/>
-              <w:adjustRightInd w:val="0"/>
-              <w:rPr>
-                <w:rFonts w:cs="Calibri"/>
-                <w:lang w:val="fr" w:eastAsia="fr-FR"/>
-              </w:rPr>
-            </w:pPr>
+            <w:r>
+              <w:rPr>
+                <w:rFonts w:ascii="Courier New" w:hAnsi="Courier New" w:cs="Courier New"/>
+                <w:b/>
+                <w:spacing w:val="-20"/>
+                <w:lang w:val="en-US"/>
+              </w:rPr>
+              <w:t xml:space="preserve"> 10</w:t>
+            </w:r>
+          </w:p>
+          <w:p>
+            <w:pPr>
+              <w:ind w:left="708"/>
+              <w:rPr>
+                <w:rFonts w:ascii="Courier New" w:hAnsi="Courier New" w:cs="Courier New"/>
+                <w:spacing w:val="-20"/>
+                <w:lang w:val="en-US"/>
+              </w:rPr>
+            </w:pPr>
+            <w:r>
+              <w:rPr>
+                <w:rFonts w:ascii="Courier New" w:hAnsi="Courier New" w:cs="Courier New"/>
+                <w:spacing w:val="-20"/>
+                <w:lang w:val="en-US"/>
+              </w:rPr>
+              <w:t>Switch(config-</w:t>
+            </w:r>
             <w:proofErr w:type="spellStart"/>
             <w:proofErr w:type="gramStart"/>
             <w:r>
               <w:rPr>
-                <w:rFonts w:cs="Calibri"/>
-                <w:lang w:val="fr" w:eastAsia="fr-FR"/>
-              </w:rPr>
-              <w:t>switchport</w:t>
+                <w:rFonts w:ascii="Courier New" w:hAnsi="Courier New" w:cs="Courier New"/>
+                <w:spacing w:val="-20"/>
+                <w:lang w:val="en-US"/>
+              </w:rPr>
+              <w:t>vlan</w:t>
             </w:r>
             <w:proofErr w:type="spellEnd"/>
+            <w:r>
+              <w:rPr>
+                <w:rFonts w:ascii="Courier New" w:hAnsi="Courier New" w:cs="Courier New"/>
+                <w:spacing w:val="-20"/>
+                <w:lang w:val="en-US"/>
+              </w:rPr>
+              <w:t>)#</w:t>
+            </w:r>
             <w:proofErr w:type="gramEnd"/>
             <w:r>
               <w:rPr>
-                <w:rFonts w:cs="Calibri"/>
-                <w:lang w:val="fr" w:eastAsia="fr-FR"/>
+                <w:rFonts w:ascii="Courier New" w:hAnsi="Courier New" w:cs="Courier New"/>
+                <w:spacing w:val="-20"/>
+                <w:lang w:val="en-US"/>
               </w:rPr>
               <w:t xml:space="preserve"> </w:t>
             </w:r>
-            <w:proofErr w:type="spellStart"/>
-            <w:r>
-              <w:rPr>
-                <w:rFonts w:cs="Calibri"/>
-                <w:lang w:val="fr" w:eastAsia="fr-FR"/>
-              </w:rPr>
-              <w:t>access</w:t>
-            </w:r>
-            <w:proofErr w:type="spellEnd"/>
-            <w:r>
-              <w:rPr>
-                <w:rFonts w:cs="Calibri"/>
-                <w:lang w:val="fr" w:eastAsia="fr-FR"/>
-              </w:rPr>
-              <w:t xml:space="preserve"> vlan 10</w:t>
-            </w:r>
-          </w:p>
-          <w:p>
-            <w:pPr>
-              <w:autoSpaceDE w:val="0"/>
-              <w:autoSpaceDN w:val="0"/>
-              <w:adjustRightInd w:val="0"/>
-              <w:rPr>
-                <w:rFonts w:cs="Calibri"/>
-                <w:lang w:val="fr" w:eastAsia="fr-FR"/>
-              </w:rPr>
-            </w:pPr>
+            <w:r>
+              <w:rPr>
+                <w:rFonts w:ascii="Courier New" w:hAnsi="Courier New" w:cs="Courier New"/>
+                <w:b/>
+                <w:spacing w:val="-20"/>
+                <w:lang w:val="en-US"/>
+              </w:rPr>
+              <w:t>name DATA</w:t>
+            </w:r>
+          </w:p>
+          <w:p>
+            <w:pPr>
+              <w:ind w:left="708"/>
+              <w:rPr>
+                <w:rFonts w:ascii="Courier New" w:hAnsi="Courier New" w:cs="Courier New"/>
+                <w:b/>
+                <w:spacing w:val="-20"/>
+                <w:lang w:val="en-US"/>
+              </w:rPr>
+            </w:pPr>
+            <w:r>
+              <w:rPr>
+                <w:rFonts w:ascii="Courier New" w:hAnsi="Courier New" w:cs="Courier New"/>
+                <w:spacing w:val="-20"/>
+                <w:lang w:val="en-US"/>
+              </w:rPr>
+              <w:t>Switch(config-</w:t>
+            </w:r>
             <w:proofErr w:type="spellStart"/>
             <w:proofErr w:type="gramStart"/>
             <w:r>
               <w:rPr>
-                <w:rFonts w:cs="Calibri"/>
-                <w:lang w:val="fr" w:eastAsia="fr-FR"/>
+                <w:rFonts w:ascii="Courier New" w:hAnsi="Courier New" w:cs="Courier New"/>
+                <w:spacing w:val="-20"/>
+                <w:lang w:val="en-US"/>
+              </w:rPr>
+              <w:t>vlan</w:t>
+            </w:r>
+            <w:proofErr w:type="spellEnd"/>
+            <w:r>
+              <w:rPr>
+                <w:rFonts w:ascii="Courier New" w:hAnsi="Courier New" w:cs="Courier New"/>
+                <w:spacing w:val="-20"/>
+                <w:lang w:val="en-US"/>
+              </w:rPr>
+              <w:t>)#</w:t>
+            </w:r>
+            <w:proofErr w:type="gramEnd"/>
+            <w:r>
+              <w:rPr>
+                <w:rFonts w:ascii="Courier New" w:hAnsi="Courier New" w:cs="Courier New"/>
+                <w:spacing w:val="-20"/>
+                <w:lang w:val="en-US"/>
+              </w:rPr>
+              <w:t xml:space="preserve"> </w:t>
+            </w:r>
+            <w:r>
+              <w:rPr>
+                <w:rFonts w:ascii="Courier New" w:hAnsi="Courier New" w:cs="Courier New"/>
+                <w:b/>
+                <w:spacing w:val="-20"/>
+                <w:lang w:val="en-US"/>
+              </w:rPr>
+              <w:t>exit</w:t>
+            </w:r>
+          </w:p>
+          <w:p>
+            <w:pPr>
+              <w:ind w:left="708"/>
+              <w:rPr>
+                <w:rFonts w:ascii="Courier New" w:hAnsi="Courier New" w:cs="Courier New"/>
+                <w:spacing w:val="-20"/>
+                <w:lang w:val="en-US"/>
+              </w:rPr>
+            </w:pPr>
+            <w:r>
+              <w:rPr>
+                <w:rFonts w:ascii="Courier New" w:hAnsi="Courier New" w:cs="Courier New"/>
+                <w:spacing w:val="-20"/>
+                <w:lang w:val="en-US"/>
+              </w:rPr>
+              <w:t>Switch(config</w:t>
+            </w:r>
+            <w:r>
+              <w:rPr>
+                <w:rFonts w:ascii="Courier New" w:hAnsi="Courier New" w:cs="Courier New"/>
+                <w:spacing w:val="-20"/>
+                <w:lang w:val="en-US"/>
+              </w:rPr>
+              <w:t>)#</w:t>
+            </w:r>
+          </w:p>
+          <w:p>
+            <w:pPr>
+              <w:pStyle w:val="Default"/>
+              <w:rPr>
+                <w:rFonts w:asciiTheme="minorHAnsi" w:hAnsiTheme="minorHAnsi" w:cstheme="minorHAnsi"/>
+                <w:sz w:val="23"/>
+                <w:szCs w:val="23"/>
+              </w:rPr>
+            </w:pPr>
+            <w:r>
+              <w:rPr>
+                <w:rFonts w:asciiTheme="minorHAnsi" w:hAnsiTheme="minorHAnsi" w:cstheme="minorHAnsi"/>
+                <w:sz w:val="23"/>
+                <w:szCs w:val="23"/>
+              </w:rPr>
+              <w:t>Puis, configurer les ports :</w:t>
+            </w:r>
+          </w:p>
+          <w:p>
+            <w:pPr>
+              <w:pStyle w:val="Default"/>
+              <w:rPr>
+                <w:rFonts w:asciiTheme="minorHAnsi" w:hAnsiTheme="minorHAnsi" w:cstheme="minorHAnsi"/>
+                <w:sz w:val="23"/>
+                <w:szCs w:val="23"/>
+              </w:rPr>
+            </w:pPr>
+          </w:p>
+          <w:p>
+            <w:pPr>
+              <w:ind w:left="708"/>
+              <w:rPr>
+                <w:rFonts w:ascii="Courier New" w:hAnsi="Courier New" w:cs="Courier New"/>
+                <w:b/>
+                <w:spacing w:val="-20"/>
+              </w:rPr>
+            </w:pPr>
+            <w:r>
+              <w:rPr>
+                <w:rFonts w:ascii="Courier New" w:hAnsi="Courier New" w:cs="Courier New"/>
+                <w:spacing w:val="-20"/>
+              </w:rPr>
+              <w:t xml:space="preserve">Switch(config)# </w:t>
+            </w:r>
+            <w:proofErr w:type="spellStart"/>
+            <w:r>
+              <w:rPr>
+                <w:rFonts w:ascii="Courier New" w:hAnsi="Courier New" w:cs="Courier New"/>
+                <w:b/>
+                <w:spacing w:val="-20"/>
               </w:rPr>
               <w:t>int</w:t>
             </w:r>
             <w:proofErr w:type="spellEnd"/>
+            <w:r>
+              <w:rPr>
+                <w:rFonts w:ascii="Courier New" w:hAnsi="Courier New" w:cs="Courier New"/>
+                <w:b/>
+                <w:spacing w:val="-20"/>
+              </w:rPr>
+              <w:t xml:space="preserve"> range fa 0/1-3</w:t>
+            </w:r>
+          </w:p>
+          <w:p>
+            <w:pPr>
+              <w:ind w:left="708"/>
+              <w:rPr>
+                <w:rFonts w:ascii="Courier New" w:hAnsi="Courier New" w:cs="Courier New"/>
+                <w:b/>
+                <w:spacing w:val="-20"/>
+                <w:lang w:val="en-US"/>
+              </w:rPr>
+            </w:pPr>
+            <w:r>
+              <w:rPr>
+                <w:rFonts w:ascii="Courier New" w:hAnsi="Courier New" w:cs="Courier New"/>
+                <w:spacing w:val="-20"/>
+                <w:lang w:val="en-US"/>
+              </w:rPr>
+              <w:t>Switch(config</w:t>
+            </w:r>
+            <w:r>
+              <w:rPr>
+                <w:rFonts w:ascii="Courier New" w:hAnsi="Courier New" w:cs="Courier New"/>
+                <w:spacing w:val="-20"/>
+                <w:lang w:val="en-US"/>
+              </w:rPr>
+              <w:t>-if-</w:t>
+            </w:r>
+            <w:proofErr w:type="gramStart"/>
+            <w:r>
+              <w:rPr>
+                <w:rFonts w:ascii="Courier New" w:hAnsi="Courier New" w:cs="Courier New"/>
+                <w:spacing w:val="-20"/>
+                <w:lang w:val="en-US"/>
+              </w:rPr>
+              <w:t>range)#</w:t>
+            </w:r>
             <w:proofErr w:type="gramEnd"/>
             <w:r>
               <w:rPr>
-                <w:rFonts w:cs="Calibri"/>
-                <w:lang w:val="fr" w:eastAsia="fr-FR"/>
-              </w:rPr>
-              <w:t xml:space="preserve"> fa/2</w:t>
-            </w:r>
-          </w:p>
-          <w:p>
-            <w:pPr>
-              <w:autoSpaceDE w:val="0"/>
-              <w:autoSpaceDN w:val="0"/>
-              <w:adjustRightInd w:val="0"/>
-              <w:rPr>
-                <w:rFonts w:cs="Calibri"/>
-                <w:lang w:val="fr" w:eastAsia="fr-FR"/>
-              </w:rPr>
-            </w:pPr>
+                <w:rFonts w:ascii="Courier New" w:hAnsi="Courier New" w:cs="Courier New"/>
+                <w:spacing w:val="-20"/>
+                <w:lang w:val="en-US"/>
+              </w:rPr>
+              <w:t xml:space="preserve"> </w:t>
+            </w:r>
+            <w:r>
+              <w:rPr>
+                <w:rFonts w:ascii="Courier New" w:hAnsi="Courier New" w:cs="Courier New"/>
+                <w:b/>
+                <w:spacing w:val="-20"/>
+                <w:lang w:val="en-US"/>
+              </w:rPr>
+              <w:t>switchport  mode  access</w:t>
+            </w:r>
+          </w:p>
+          <w:p>
+            <w:pPr>
+              <w:ind w:left="708"/>
+              <w:rPr>
+                <w:rFonts w:ascii="Courier New" w:hAnsi="Courier New" w:cs="Courier New"/>
+                <w:b/>
+                <w:spacing w:val="-20"/>
+                <w:lang w:val="en-US"/>
+              </w:rPr>
+            </w:pPr>
+            <w:r>
+              <w:rPr>
+                <w:rFonts w:ascii="Courier New" w:hAnsi="Courier New" w:cs="Courier New"/>
+                <w:spacing w:val="-20"/>
+                <w:lang w:val="en-US"/>
+              </w:rPr>
+              <w:t>Switch(config</w:t>
+            </w:r>
+            <w:r>
+              <w:rPr>
+                <w:rFonts w:ascii="Courier New" w:hAnsi="Courier New" w:cs="Courier New"/>
+                <w:spacing w:val="-20"/>
+                <w:lang w:val="en-US"/>
+              </w:rPr>
+              <w:t>-if-</w:t>
+            </w:r>
+            <w:proofErr w:type="gramStart"/>
+            <w:r>
+              <w:rPr>
+                <w:rFonts w:ascii="Courier New" w:hAnsi="Courier New" w:cs="Courier New"/>
+                <w:spacing w:val="-20"/>
+                <w:lang w:val="en-US"/>
+              </w:rPr>
+              <w:t>range)#</w:t>
+            </w:r>
+            <w:proofErr w:type="gramEnd"/>
+            <w:r>
+              <w:rPr>
+                <w:rFonts w:ascii="Courier New" w:hAnsi="Courier New" w:cs="Courier New"/>
+                <w:spacing w:val="-20"/>
+                <w:lang w:val="en-US"/>
+              </w:rPr>
+              <w:t xml:space="preserve"> </w:t>
+            </w:r>
+            <w:r>
+              <w:rPr>
+                <w:rFonts w:ascii="Courier New" w:hAnsi="Courier New" w:cs="Courier New"/>
+                <w:b/>
+                <w:spacing w:val="-20"/>
+                <w:lang w:val="en-US"/>
+              </w:rPr>
+              <w:t xml:space="preserve">switchport  access  </w:t>
+            </w:r>
             <w:proofErr w:type="spellStart"/>
+            <w:r>
+              <w:rPr>
+                <w:rFonts w:ascii="Courier New" w:hAnsi="Courier New" w:cs="Courier New"/>
+                <w:b/>
+                <w:spacing w:val="-20"/>
+                <w:lang w:val="en-US"/>
+              </w:rPr>
+              <w:t>vlan</w:t>
+            </w:r>
+            <w:proofErr w:type="spellEnd"/>
+            <w:r>
+              <w:rPr>
+                <w:rFonts w:ascii="Courier New" w:hAnsi="Courier New" w:cs="Courier New"/>
+                <w:b/>
+                <w:spacing w:val="-20"/>
+                <w:lang w:val="en-US"/>
+              </w:rPr>
+              <w:t xml:space="preserve">  10</w:t>
+            </w:r>
+          </w:p>
+          <w:p>
+            <w:pPr>
+              <w:ind w:left="708"/>
+              <w:rPr>
+                <w:rFonts w:ascii="Courier New" w:hAnsi="Courier New" w:cs="Courier New"/>
+                <w:b/>
+                <w:spacing w:val="-20"/>
+                <w:lang w:val="en-US"/>
+              </w:rPr>
+            </w:pPr>
+            <w:r>
+              <w:rPr>
+                <w:rFonts w:ascii="Courier New" w:hAnsi="Courier New" w:cs="Courier New"/>
+                <w:spacing w:val="-20"/>
+                <w:lang w:val="en-US"/>
+              </w:rPr>
+              <w:t>Switch(config</w:t>
+            </w:r>
+            <w:r>
+              <w:rPr>
+                <w:rFonts w:ascii="Courier New" w:hAnsi="Courier New" w:cs="Courier New"/>
+                <w:spacing w:val="-20"/>
+                <w:lang w:val="en-US"/>
+              </w:rPr>
+              <w:t>-if-</w:t>
+            </w:r>
             <w:proofErr w:type="gramStart"/>
             <w:r>
               <w:rPr>
-                <w:rFonts w:cs="Calibri"/>
-                <w:lang w:val="fr" w:eastAsia="fr-FR"/>
-              </w:rPr>
-              <w:t>switchport</w:t>
+                <w:rFonts w:ascii="Courier New" w:hAnsi="Courier New" w:cs="Courier New"/>
+                <w:spacing w:val="-20"/>
+                <w:lang w:val="en-US"/>
+              </w:rPr>
+              <w:t>range)#</w:t>
+            </w:r>
+            <w:proofErr w:type="gramEnd"/>
+            <w:r>
+              <w:rPr>
+                <w:rFonts w:ascii="Courier New" w:hAnsi="Courier New" w:cs="Courier New"/>
+                <w:spacing w:val="-20"/>
+                <w:lang w:val="en-US"/>
+              </w:rPr>
+              <w:t xml:space="preserve"> </w:t>
+            </w:r>
+            <w:r>
+              <w:rPr>
+                <w:rFonts w:ascii="Courier New" w:hAnsi="Courier New" w:cs="Courier New"/>
+                <w:b/>
+                <w:spacing w:val="-20"/>
+                <w:lang w:val="en-US"/>
+              </w:rPr>
+              <w:t xml:space="preserve">switchport  voice  </w:t>
+            </w:r>
+            <w:proofErr w:type="spellStart"/>
+            <w:r>
+              <w:rPr>
+                <w:rFonts w:ascii="Courier New" w:hAnsi="Courier New" w:cs="Courier New"/>
+                <w:b/>
+                <w:spacing w:val="-20"/>
+                <w:lang w:val="en-US"/>
+              </w:rPr>
+              <w:t>vlan</w:t>
             </w:r>
             <w:proofErr w:type="spellEnd"/>
+            <w:r>
+              <w:rPr>
+                <w:rFonts w:ascii="Courier New" w:hAnsi="Courier New" w:cs="Courier New"/>
+                <w:b/>
+                <w:spacing w:val="-20"/>
+                <w:lang w:val="en-US"/>
+              </w:rPr>
+              <w:t xml:space="preserve">  5</w:t>
+            </w:r>
+            <w:r>
+              <w:rPr>
+                <w:rFonts w:ascii="Courier New" w:hAnsi="Courier New" w:cs="Courier New"/>
+                <w:b/>
+                <w:spacing w:val="-20"/>
+                <w:lang w:val="en-US"/>
+              </w:rPr>
+              <w:tab/>
+              <w:t>// pour les flux VOIX</w:t>
+            </w:r>
+          </w:p>
+          <w:p>
+            <w:pPr>
+              <w:ind w:left="708"/>
+              <w:rPr>
+                <w:rFonts w:ascii="Courier New" w:hAnsi="Courier New" w:cs="Courier New"/>
+                <w:b/>
+                <w:spacing w:val="-20"/>
+                <w:lang w:val="en-US"/>
+              </w:rPr>
+            </w:pPr>
+            <w:r>
+              <w:rPr>
+                <w:rFonts w:ascii="Courier New" w:hAnsi="Courier New" w:cs="Courier New"/>
+                <w:spacing w:val="-20"/>
+                <w:lang w:val="en-US"/>
+              </w:rPr>
+              <w:t>Switch(config</w:t>
+            </w:r>
+            <w:r>
+              <w:rPr>
+                <w:rFonts w:ascii="Courier New" w:hAnsi="Courier New" w:cs="Courier New"/>
+                <w:spacing w:val="-20"/>
+                <w:lang w:val="en-US"/>
+              </w:rPr>
+              <w:t>-if-</w:t>
+            </w:r>
+            <w:proofErr w:type="gramStart"/>
+            <w:r>
+              <w:rPr>
+                <w:rFonts w:ascii="Courier New" w:hAnsi="Courier New" w:cs="Courier New"/>
+                <w:spacing w:val="-20"/>
+                <w:lang w:val="en-US"/>
+              </w:rPr>
+              <w:t>range)#</w:t>
+            </w:r>
             <w:proofErr w:type="gramEnd"/>
             <w:r>
               <w:rPr>
-                <w:rFonts w:cs="Calibri"/>
-                <w:lang w:val="fr" w:eastAsia="fr-FR"/>
-              </w:rPr>
-              <w:t xml:space="preserve"> mode </w:t>
+                <w:rFonts w:ascii="Courier New" w:hAnsi="Courier New" w:cs="Courier New"/>
+                <w:spacing w:val="-20"/>
+                <w:lang w:val="en-US"/>
+              </w:rPr>
+              <w:t xml:space="preserve"> </w:t>
+            </w:r>
+            <w:r>
+              <w:rPr>
+                <w:rFonts w:ascii="Courier New" w:hAnsi="Courier New" w:cs="Courier New"/>
+                <w:b/>
+                <w:spacing w:val="-20"/>
+                <w:lang w:val="en-US"/>
+              </w:rPr>
+              <w:t>exit</w:t>
+            </w:r>
+          </w:p>
+          <w:p>
+            <w:pPr>
+              <w:pStyle w:val="Default"/>
+              <w:rPr>
+                <w:rFonts w:asciiTheme="minorHAnsi" w:hAnsiTheme="minorHAnsi" w:cstheme="minorHAnsi"/>
+                <w:sz w:val="23"/>
+                <w:szCs w:val="23"/>
+              </w:rPr>
+            </w:pPr>
+            <w:r>
+              <w:rPr>
+                <w:rFonts w:asciiTheme="minorHAnsi" w:hAnsiTheme="minorHAnsi" w:cstheme="minorHAnsi"/>
+                <w:sz w:val="23"/>
+                <w:szCs w:val="23"/>
+              </w:rPr>
+              <w:t xml:space="preserve">Le port 12 ou est connecté le serveur DHCP des </w:t>
+            </w:r>
+            <w:proofErr w:type="gramStart"/>
+            <w:r>
+              <w:rPr>
+                <w:rFonts w:asciiTheme="minorHAnsi" w:hAnsiTheme="minorHAnsi" w:cstheme="minorHAnsi"/>
+                <w:sz w:val="23"/>
+                <w:szCs w:val="23"/>
+              </w:rPr>
+              <w:t>téléphones:</w:t>
+            </w:r>
+            <w:proofErr w:type="gramEnd"/>
+          </w:p>
+          <w:p>
+            <w:pPr>
+              <w:pStyle w:val="Default"/>
+              <w:rPr>
+                <w:rFonts w:asciiTheme="minorHAnsi" w:hAnsiTheme="minorHAnsi" w:cstheme="minorHAnsi"/>
+                <w:sz w:val="23"/>
+                <w:szCs w:val="23"/>
+              </w:rPr>
+            </w:pPr>
+          </w:p>
+          <w:p>
+            <w:pPr>
+              <w:ind w:left="708"/>
+              <w:rPr>
+                <w:rFonts w:ascii="Courier New" w:hAnsi="Courier New" w:cs="Courier New"/>
+                <w:b/>
+                <w:spacing w:val="-20"/>
+                <w:lang w:val="en-US"/>
+              </w:rPr>
+            </w:pPr>
+            <w:r>
+              <w:rPr>
+                <w:rFonts w:ascii="Courier New" w:hAnsi="Courier New" w:cs="Courier New"/>
+                <w:spacing w:val="-20"/>
+                <w:lang w:val="en-US"/>
+              </w:rPr>
+              <w:t>Switch(config</w:t>
+            </w:r>
+            <w:r>
+              <w:rPr>
+                <w:rFonts w:ascii="Courier New" w:hAnsi="Courier New" w:cs="Courier New"/>
+                <w:spacing w:val="-20"/>
+                <w:lang w:val="en-US"/>
+              </w:rPr>
+              <w:t xml:space="preserve">)# </w:t>
+            </w:r>
+            <w:r>
+              <w:rPr>
+                <w:rFonts w:ascii="Courier New" w:hAnsi="Courier New" w:cs="Courier New"/>
+                <w:b/>
+                <w:spacing w:val="-20"/>
+                <w:lang w:val="en-US"/>
+              </w:rPr>
+              <w:t>int</w:t>
+            </w:r>
+            <w:r>
+              <w:rPr>
+                <w:rFonts w:ascii="Courier New" w:hAnsi="Courier New" w:cs="Courier New"/>
+                <w:b/>
+                <w:spacing w:val="-20"/>
+                <w:lang w:val="en-US"/>
+              </w:rPr>
+              <w:t xml:space="preserve"> fa 0/12</w:t>
+            </w:r>
+          </w:p>
+          <w:p>
+            <w:pPr>
+              <w:ind w:left="708"/>
+              <w:rPr>
+                <w:rFonts w:ascii="Courier New" w:hAnsi="Courier New" w:cs="Courier New"/>
+                <w:b/>
+                <w:spacing w:val="-20"/>
+                <w:lang w:val="en-US"/>
+              </w:rPr>
+            </w:pPr>
+            <w:r>
+              <w:rPr>
+                <w:rFonts w:ascii="Courier New" w:hAnsi="Courier New" w:cs="Courier New"/>
+                <w:spacing w:val="-20"/>
+                <w:lang w:val="en-US"/>
+              </w:rPr>
+              <w:t>Switch(config</w:t>
+            </w:r>
+            <w:r>
+              <w:rPr>
+                <w:rFonts w:ascii="Courier New" w:hAnsi="Courier New" w:cs="Courier New"/>
+                <w:spacing w:val="-20"/>
+                <w:lang w:val="en-US"/>
+              </w:rPr>
+              <w:t>-</w:t>
+            </w:r>
+            <w:proofErr w:type="gramStart"/>
+            <w:r>
+              <w:rPr>
+                <w:rFonts w:ascii="Courier New" w:hAnsi="Courier New" w:cs="Courier New"/>
+                <w:spacing w:val="-20"/>
+                <w:lang w:val="en-US"/>
+              </w:rPr>
+              <w:t>if)#</w:t>
+            </w:r>
+            <w:proofErr w:type="gramEnd"/>
+            <w:r>
+              <w:rPr>
+                <w:rFonts w:ascii="Courier New" w:hAnsi="Courier New" w:cs="Courier New"/>
+                <w:spacing w:val="-20"/>
+                <w:lang w:val="en-US"/>
+              </w:rPr>
+              <w:t xml:space="preserve"> </w:t>
+            </w:r>
+            <w:r>
+              <w:rPr>
+                <w:rFonts w:ascii="Courier New" w:hAnsi="Courier New" w:cs="Courier New"/>
+                <w:b/>
+                <w:spacing w:val="-20"/>
+                <w:lang w:val="en-US"/>
+              </w:rPr>
+              <w:t>switchport  mode  access</w:t>
+            </w:r>
+          </w:p>
+          <w:p>
+            <w:pPr>
+              <w:spacing w:after="120"/>
+              <w:ind w:left="708"/>
+              <w:rPr>
+                <w:rFonts w:ascii="Courier New" w:hAnsi="Courier New" w:cs="Courier New"/>
+                <w:b/>
+                <w:spacing w:val="-20"/>
+                <w:lang w:val="en-US"/>
+              </w:rPr>
+            </w:pPr>
+            <w:r>
+              <w:rPr>
+                <w:rFonts w:ascii="Courier New" w:hAnsi="Courier New" w:cs="Courier New"/>
+                <w:spacing w:val="-20"/>
+                <w:lang w:val="en-US"/>
+              </w:rPr>
+              <w:t>Switch(config</w:t>
+            </w:r>
+            <w:r>
+              <w:rPr>
+                <w:rFonts w:ascii="Courier New" w:hAnsi="Courier New" w:cs="Courier New"/>
+                <w:spacing w:val="-20"/>
+                <w:lang w:val="en-US"/>
+              </w:rPr>
+              <w:t>-</w:t>
+            </w:r>
+            <w:proofErr w:type="gramStart"/>
+            <w:r>
+              <w:rPr>
+                <w:rFonts w:ascii="Courier New" w:hAnsi="Courier New" w:cs="Courier New"/>
+                <w:spacing w:val="-20"/>
+                <w:lang w:val="en-US"/>
+              </w:rPr>
+              <w:t>if)#</w:t>
+            </w:r>
+            <w:proofErr w:type="gramEnd"/>
+            <w:r>
+              <w:rPr>
+                <w:rFonts w:ascii="Courier New" w:hAnsi="Courier New" w:cs="Courier New"/>
+                <w:spacing w:val="-20"/>
+                <w:lang w:val="en-US"/>
+              </w:rPr>
+              <w:t xml:space="preserve"> </w:t>
+            </w:r>
+            <w:r>
+              <w:rPr>
+                <w:rFonts w:ascii="Courier New" w:hAnsi="Courier New" w:cs="Courier New"/>
+                <w:b/>
+                <w:spacing w:val="-20"/>
+                <w:lang w:val="en-US"/>
+              </w:rPr>
+              <w:t xml:space="preserve">switchport  access  </w:t>
             </w:r>
             <w:proofErr w:type="spellStart"/>
             <w:r>
               <w:rPr>
-                <w:rFonts w:cs="Calibri"/>
-                <w:lang w:val="fr" w:eastAsia="fr-FR"/>
-              </w:rPr>
-              <w:t>access</w:t>
+                <w:rFonts w:ascii="Courier New" w:hAnsi="Courier New" w:cs="Courier New"/>
+                <w:b/>
+                <w:spacing w:val="-20"/>
+                <w:lang w:val="en-US"/>
+              </w:rPr>
+              <w:t>vlan</w:t>
             </w:r>
             <w:proofErr w:type="spellEnd"/>
-          </w:p>
-          <w:p>
-            <w:pPr>
-              <w:autoSpaceDE w:val="0"/>
-              <w:autoSpaceDN w:val="0"/>
-              <w:adjustRightInd w:val="0"/>
-              <w:rPr>
-                <w:rFonts w:cs="Calibri"/>
-                <w:lang w:val="fr" w:eastAsia="fr-FR"/>
-              </w:rPr>
-            </w:pPr>
+            <w:r>
+              <w:rPr>
+                <w:rFonts w:ascii="Courier New" w:hAnsi="Courier New" w:cs="Courier New"/>
+                <w:b/>
+                <w:spacing w:val="-20"/>
+                <w:lang w:val="en-US"/>
+              </w:rPr>
+              <w:t xml:space="preserve">  5</w:t>
+            </w:r>
+          </w:p>
+          <w:p>
+            <w:pPr>
+              <w:pStyle w:val="Default"/>
+              <w:rPr>
+                <w:rFonts w:asciiTheme="minorHAnsi" w:hAnsiTheme="minorHAnsi" w:cstheme="minorHAnsi"/>
+                <w:sz w:val="23"/>
+                <w:szCs w:val="23"/>
+              </w:rPr>
+            </w:pPr>
+            <w:r>
+              <w:rPr>
+                <w:rFonts w:asciiTheme="minorHAnsi" w:hAnsiTheme="minorHAnsi" w:cstheme="minorHAnsi"/>
+                <w:sz w:val="23"/>
+                <w:szCs w:val="23"/>
+              </w:rPr>
+              <w:t>Le port 11 ou est connecté</w:t>
+            </w:r>
+            <w:r>
+              <w:rPr>
+                <w:rFonts w:asciiTheme="minorHAnsi" w:hAnsiTheme="minorHAnsi" w:cstheme="minorHAnsi"/>
+                <w:sz w:val="23"/>
+                <w:szCs w:val="23"/>
+              </w:rPr>
+              <w:t xml:space="preserve"> le routeur UCME :</w:t>
+            </w:r>
+          </w:p>
+          <w:p>
+            <w:pPr>
+              <w:pStyle w:val="Default"/>
+              <w:rPr>
+                <w:rFonts w:asciiTheme="minorHAnsi" w:hAnsiTheme="minorHAnsi" w:cstheme="minorHAnsi"/>
+                <w:sz w:val="23"/>
+                <w:szCs w:val="23"/>
+              </w:rPr>
+            </w:pPr>
+          </w:p>
+          <w:p>
+            <w:pPr>
+              <w:ind w:left="708"/>
+              <w:rPr>
+                <w:rFonts w:ascii="Courier New" w:hAnsi="Courier New" w:cs="Courier New"/>
+                <w:b/>
+                <w:spacing w:val="-20"/>
+                <w:lang w:val="en-US"/>
+              </w:rPr>
+            </w:pPr>
+            <w:r>
+              <w:rPr>
+                <w:rFonts w:ascii="Courier New" w:hAnsi="Courier New" w:cs="Courier New"/>
+                <w:spacing w:val="-20"/>
+                <w:lang w:val="en-US"/>
+              </w:rPr>
+              <w:t>Switch(config</w:t>
+            </w:r>
+            <w:r>
+              <w:rPr>
+                <w:rFonts w:ascii="Courier New" w:hAnsi="Courier New" w:cs="Courier New"/>
+                <w:spacing w:val="-20"/>
+                <w:lang w:val="en-US"/>
+              </w:rPr>
+              <w:t xml:space="preserve">)# </w:t>
+            </w:r>
+            <w:r>
+              <w:rPr>
+                <w:rFonts w:ascii="Courier New" w:hAnsi="Courier New" w:cs="Courier New"/>
+                <w:b/>
+                <w:spacing w:val="-20"/>
+                <w:lang w:val="en-US"/>
+              </w:rPr>
+              <w:t>int</w:t>
+            </w:r>
+            <w:r>
+              <w:rPr>
+                <w:rFonts w:ascii="Courier New" w:hAnsi="Courier New" w:cs="Courier New"/>
+                <w:b/>
+                <w:spacing w:val="-20"/>
+                <w:lang w:val="en-US"/>
+              </w:rPr>
+              <w:t xml:space="preserve"> fa 0/11</w:t>
+            </w:r>
+          </w:p>
+          <w:p>
+            <w:pPr>
+              <w:ind w:left="708"/>
+              <w:rPr>
+                <w:rFonts w:ascii="Courier New" w:hAnsi="Courier New" w:cs="Courier New"/>
+                <w:b/>
+                <w:spacing w:val="-20"/>
+                <w:lang w:val="en-US"/>
+              </w:rPr>
+            </w:pPr>
+            <w:r>
+              <w:rPr>
+                <w:rFonts w:ascii="Courier New" w:hAnsi="Courier New" w:cs="Courier New"/>
+                <w:spacing w:val="-20"/>
+                <w:lang w:val="en-US"/>
+              </w:rPr>
+              <w:t>Switch(config</w:t>
+            </w:r>
+            <w:r>
+              <w:rPr>
+                <w:rFonts w:ascii="Courier New" w:hAnsi="Courier New" w:cs="Courier New"/>
+                <w:spacing w:val="-20"/>
+                <w:lang w:val="en-US"/>
+              </w:rPr>
+              <w:t>-</w:t>
+            </w:r>
+            <w:proofErr w:type="gramStart"/>
+            <w:r>
+              <w:rPr>
+                <w:rFonts w:ascii="Courier New" w:hAnsi="Courier New" w:cs="Courier New"/>
+                <w:spacing w:val="-20"/>
+                <w:lang w:val="en-US"/>
+              </w:rPr>
+              <w:t>if)#</w:t>
+            </w:r>
+            <w:proofErr w:type="gramEnd"/>
+            <w:r>
+              <w:rPr>
+                <w:rFonts w:ascii="Courier New" w:hAnsi="Courier New" w:cs="Courier New"/>
+                <w:spacing w:val="-20"/>
+                <w:lang w:val="en-US"/>
+              </w:rPr>
+              <w:t xml:space="preserve"> </w:t>
+            </w:r>
+            <w:r>
+              <w:rPr>
+                <w:rFonts w:ascii="Courier New" w:hAnsi="Courier New" w:cs="Courier New"/>
+                <w:b/>
+                <w:spacing w:val="-20"/>
+                <w:lang w:val="en-US"/>
+              </w:rPr>
+              <w:t>switchport  mode  trunk</w:t>
+            </w:r>
+          </w:p>
+          <w:p>
+            <w:pPr>
+              <w:ind w:left="708"/>
+              <w:rPr>
+                <w:rFonts w:ascii="Courier New" w:hAnsi="Courier New" w:cs="Courier New"/>
+                <w:b/>
+                <w:spacing w:val="-20"/>
+                <w:lang w:val="en-US"/>
+              </w:rPr>
+            </w:pPr>
+            <w:r>
+              <w:rPr>
+                <w:rFonts w:ascii="Courier New" w:hAnsi="Courier New" w:cs="Courier New"/>
+                <w:spacing w:val="-20"/>
+                <w:lang w:val="en-US"/>
+              </w:rPr>
+              <w:t>Switch(config</w:t>
+            </w:r>
+            <w:r>
+              <w:rPr>
+                <w:rFonts w:ascii="Courier New" w:hAnsi="Courier New" w:cs="Courier New"/>
+                <w:spacing w:val="-20"/>
+                <w:lang w:val="en-US"/>
+              </w:rPr>
+              <w:t>-</w:t>
+            </w:r>
+            <w:proofErr w:type="gramStart"/>
+            <w:r>
+              <w:rPr>
+                <w:rFonts w:ascii="Courier New" w:hAnsi="Courier New" w:cs="Courier New"/>
+                <w:spacing w:val="-20"/>
+                <w:lang w:val="en-US"/>
+              </w:rPr>
+              <w:t>if)#</w:t>
+            </w:r>
+            <w:proofErr w:type="gramEnd"/>
+            <w:r>
+              <w:rPr>
+                <w:rFonts w:ascii="Courier New" w:hAnsi="Courier New" w:cs="Courier New"/>
+                <w:spacing w:val="-20"/>
+                <w:lang w:val="en-US"/>
+              </w:rPr>
+              <w:t xml:space="preserve"> </w:t>
+            </w:r>
+            <w:r>
+              <w:rPr>
+                <w:rFonts w:ascii="Courier New" w:hAnsi="Courier New" w:cs="Courier New"/>
+                <w:b/>
+                <w:spacing w:val="-20"/>
+                <w:lang w:val="en-US"/>
+              </w:rPr>
+              <w:t>exit</w:t>
+            </w:r>
+          </w:p>
+          <w:p>
+            <w:pPr>
+              <w:pStyle w:val="Default"/>
+              <w:rPr>
+                <w:rFonts w:asciiTheme="minorHAnsi" w:hAnsiTheme="minorHAnsi" w:cstheme="minorHAnsi"/>
+                <w:sz w:val="23"/>
+                <w:szCs w:val="23"/>
+                <w:lang w:val="en-US"/>
+              </w:rPr>
+            </w:pPr>
+          </w:p>
+          <w:p>
+            <w:pPr>
+              <w:pStyle w:val="Default"/>
+              <w:rPr>
+                <w:rFonts w:asciiTheme="minorHAnsi" w:hAnsiTheme="minorHAnsi" w:cstheme="minorHAnsi"/>
+                <w:b/>
+                <w:bCs/>
+                <w:sz w:val="23"/>
+                <w:szCs w:val="23"/>
+                <w:lang w:val="en-US"/>
+              </w:rPr>
+            </w:pPr>
+            <w:r>
+              <w:rPr>
+                <w:rFonts w:asciiTheme="minorHAnsi" w:hAnsiTheme="minorHAnsi" w:cstheme="minorHAnsi"/>
+                <w:b/>
+                <w:bCs/>
+                <w:sz w:val="23"/>
+                <w:szCs w:val="23"/>
+                <w:lang w:val="en-US"/>
+              </w:rPr>
+              <w:t xml:space="preserve">V/ </w:t>
+            </w:r>
             <w:proofErr w:type="spellStart"/>
-            <w:proofErr w:type="gramStart"/>
-            <w:r>
-              <w:rPr>
-                <w:rFonts w:cs="Calibri"/>
-                <w:lang w:val="fr" w:eastAsia="fr-FR"/>
-              </w:rPr>
-              <w:t>switchport</w:t>
+            <w:r>
+              <w:rPr>
+                <w:rFonts w:asciiTheme="minorHAnsi" w:hAnsiTheme="minorHAnsi" w:cstheme="minorHAnsi"/>
+                <w:b/>
+                <w:bCs/>
+                <w:sz w:val="23"/>
+                <w:szCs w:val="23"/>
+                <w:lang w:val="en-US"/>
+              </w:rPr>
+              <w:t>Vér</w:t>
+            </w:r>
+            <w:r>
+              <w:rPr>
+                <w:rFonts w:asciiTheme="minorHAnsi" w:hAnsiTheme="minorHAnsi" w:cstheme="minorHAnsi"/>
+                <w:b/>
+                <w:bCs/>
+                <w:sz w:val="23"/>
+                <w:szCs w:val="23"/>
+                <w:lang w:val="en-US"/>
+              </w:rPr>
+              <w:t>ification</w:t>
             </w:r>
             <w:proofErr w:type="spellEnd"/>
-            <w:proofErr w:type="gramEnd"/>
-            <w:r>
-              <w:rPr>
-                <w:rFonts w:cs="Calibri"/>
-                <w:lang w:val="fr" w:eastAsia="fr-FR"/>
-              </w:rPr>
-              <w:t xml:space="preserve"> </w:t>
+            <w:r>
+              <w:rPr>
+                <w:rFonts w:asciiTheme="minorHAnsi" w:hAnsiTheme="minorHAnsi" w:cstheme="minorHAnsi"/>
+                <w:b/>
+                <w:bCs/>
+                <w:sz w:val="23"/>
+                <w:szCs w:val="23"/>
+                <w:lang w:val="en-US"/>
+              </w:rPr>
+              <w:t xml:space="preserve"> du </w:t>
             </w:r>
             <w:proofErr w:type="spellStart"/>
             <w:r>
               <w:rPr>
-                <w:rFonts w:cs="Calibri"/>
-                <w:lang w:val="fr" w:eastAsia="fr-FR"/>
-              </w:rPr>
-              <w:t>access</w:t>
+                <w:rFonts w:asciiTheme="minorHAnsi" w:hAnsiTheme="minorHAnsi" w:cstheme="minorHAnsi"/>
+                <w:b/>
+                <w:bCs/>
+                <w:sz w:val="23"/>
+                <w:szCs w:val="23"/>
+                <w:lang w:val="en-US"/>
+              </w:rPr>
+              <w:t>fonctionnement</w:t>
             </w:r>
             <w:proofErr w:type="spellEnd"/>
             <w:r>
               <w:rPr>
-                <w:rFonts w:cs="Calibri"/>
-                <w:lang w:val="fr" w:eastAsia="fr-FR"/>
-              </w:rPr>
-              <w:t xml:space="preserve"> vlan 20</w:t>
-            </w:r>
-          </w:p>
-          <w:p>
-            <w:pPr>
-              <w:autoSpaceDE w:val="0"/>
-              <w:autoSpaceDN w:val="0"/>
-              <w:adjustRightInd w:val="0"/>
-              <w:rPr>
-                <w:rFonts w:cs="Calibri"/>
-                <w:lang w:val="fr" w:eastAsia="fr-FR"/>
-              </w:rPr>
-            </w:pPr>
-            <w:proofErr w:type="spellStart"/>
-            <w:proofErr w:type="gramStart"/>
-            <w:r>
-              <w:rPr>
-                <w:rFonts w:cs="Calibri"/>
-                <w:lang w:val="fr" w:eastAsia="fr-FR"/>
-              </w:rPr>
-              <w:t>switchport</w:t>
-            </w:r>
-            <w:proofErr w:type="spellEnd"/>
-            <w:proofErr w:type="gramEnd"/>
-            <w:r>
-              <w:rPr>
-                <w:rFonts w:cs="Calibri"/>
-                <w:lang w:val="fr" w:eastAsia="fr-FR"/>
-              </w:rPr>
-              <w:t xml:space="preserve"> </w:t>
-            </w:r>
-            <w:proofErr w:type="spellStart"/>
-            <w:r>
-              <w:rPr>
-                <w:rFonts w:cs="Calibri"/>
-                <w:lang w:val="fr" w:eastAsia="fr-FR"/>
-              </w:rPr>
-              <w:t>voice</w:t>
-            </w:r>
-            <w:proofErr w:type="spellEnd"/>
-            <w:r>
-              <w:rPr>
-                <w:rFonts w:cs="Calibri"/>
-                <w:lang w:val="fr" w:eastAsia="fr-FR"/>
-              </w:rPr>
-              <w:t xml:space="preserve"> vlan 20</w:t>
-            </w:r>
-          </w:p>
-          <w:p>
-            <w:pPr>
-              <w:autoSpaceDE w:val="0"/>
-              <w:autoSpaceDN w:val="0"/>
-              <w:adjustRightInd w:val="0"/>
-              <w:rPr>
-                <w:rFonts w:cs="Calibri"/>
-                <w:lang w:val="fr" w:eastAsia="fr-FR"/>
-              </w:rPr>
-            </w:pPr>
-            <w:proofErr w:type="spellStart"/>
-            <w:r>
-              <w:rPr>
-                <w:rFonts w:cs="Calibri"/>
-                <w:lang w:val="fr" w:eastAsia="fr-FR"/>
-              </w:rPr>
-              <w:t>Tout</w:t>
-            </w:r>
-            <w:proofErr w:type="spellEnd"/>
-            <w:r>
-              <w:rPr>
-                <w:rFonts w:cs="Calibri"/>
-                <w:lang w:val="fr" w:eastAsia="fr-FR"/>
-              </w:rPr>
-              <w:t xml:space="preserve"> les autres ports seront configuré en ACCESS VLAN 10 avec VOICEVLAN </w:t>
-            </w:r>
-            <w:proofErr w:type="gramStart"/>
-            <w:r>
-              <w:rPr>
-                <w:rFonts w:cs="Calibri"/>
-                <w:lang w:val="fr" w:eastAsia="fr-FR"/>
-              </w:rPr>
-              <w:t>20:</w:t>
-            </w:r>
-            <w:proofErr w:type="gramEnd"/>
-          </w:p>
-          <w:p>
-            <w:pPr>
-              <w:autoSpaceDE w:val="0"/>
-              <w:autoSpaceDN w:val="0"/>
-              <w:adjustRightInd w:val="0"/>
-              <w:rPr>
-                <w:rFonts w:cs="Calibri"/>
-                <w:lang w:val="fr" w:eastAsia="fr-FR"/>
-              </w:rPr>
-            </w:pPr>
-            <w:proofErr w:type="spellStart"/>
-            <w:proofErr w:type="gramStart"/>
-            <w:r>
-              <w:rPr>
-                <w:rFonts w:cs="Calibri"/>
-                <w:lang w:val="fr" w:eastAsia="fr-FR"/>
-              </w:rPr>
-              <w:t>int</w:t>
-            </w:r>
-            <w:proofErr w:type="spellEnd"/>
-            <w:proofErr w:type="gramEnd"/>
-            <w:r>
-              <w:rPr>
-                <w:rFonts w:cs="Calibri"/>
-                <w:lang w:val="fr" w:eastAsia="fr-FR"/>
-              </w:rPr>
-              <w:t xml:space="preserve"> range fa/3-23</w:t>
-            </w:r>
-          </w:p>
-          <w:p>
-            <w:pPr>
-              <w:autoSpaceDE w:val="0"/>
-              <w:autoSpaceDN w:val="0"/>
-              <w:adjustRightInd w:val="0"/>
-              <w:rPr>
-                <w:rFonts w:cs="Calibri"/>
-                <w:lang w:val="fr" w:eastAsia="fr-FR"/>
-              </w:rPr>
-            </w:pPr>
-            <w:proofErr w:type="spellStart"/>
-            <w:proofErr w:type="gramStart"/>
-            <w:r>
-              <w:rPr>
-                <w:rFonts w:cs="Calibri"/>
-                <w:lang w:val="fr" w:eastAsia="fr-FR"/>
-              </w:rPr>
-              <w:t>switchport</w:t>
-            </w:r>
-            <w:proofErr w:type="spellEnd"/>
-            <w:proofErr w:type="gramEnd"/>
-            <w:r>
-              <w:rPr>
-                <w:rFonts w:cs="Calibri"/>
-                <w:lang w:val="fr" w:eastAsia="fr-FR"/>
-              </w:rPr>
-              <w:t xml:space="preserve"> </w:t>
-            </w:r>
-            <w:proofErr w:type="spellStart"/>
-            <w:r>
-              <w:rPr>
-                <w:rFonts w:cs="Calibri"/>
-                <w:lang w:val="fr" w:eastAsia="fr-FR"/>
-              </w:rPr>
-              <w:t>access</w:t>
-            </w:r>
-            <w:proofErr w:type="spellEnd"/>
-            <w:r>
-              <w:rPr>
-                <w:rFonts w:cs="Calibri"/>
-                <w:lang w:val="fr" w:eastAsia="fr-FR"/>
-              </w:rPr>
-              <w:t xml:space="preserve"> vlan 10</w:t>
-            </w:r>
-          </w:p>
-          <w:p>
-            <w:pPr>
-              <w:autoSpaceDE w:val="0"/>
-              <w:autoSpaceDN w:val="0"/>
-              <w:adjustRightInd w:val="0"/>
-              <w:rPr>
-                <w:rFonts w:cs="Calibri"/>
-                <w:lang w:val="fr" w:eastAsia="fr-FR"/>
-              </w:rPr>
-            </w:pPr>
-            <w:proofErr w:type="spellStart"/>
-            <w:proofErr w:type="gramStart"/>
-            <w:r>
-              <w:rPr>
-                <w:rFonts w:cs="Calibri"/>
-                <w:lang w:val="fr" w:eastAsia="fr-FR"/>
-              </w:rPr>
-              <w:t>switchport</w:t>
-            </w:r>
-            <w:proofErr w:type="spellEnd"/>
-            <w:proofErr w:type="gramEnd"/>
-            <w:r>
-              <w:rPr>
-                <w:rFonts w:cs="Calibri"/>
-                <w:lang w:val="fr" w:eastAsia="fr-FR"/>
-              </w:rPr>
-              <w:t xml:space="preserve"> </w:t>
-            </w:r>
-            <w:proofErr w:type="spellStart"/>
-            <w:r>
-              <w:rPr>
-                <w:rFonts w:cs="Calibri"/>
-                <w:lang w:val="fr" w:eastAsia="fr-FR"/>
-              </w:rPr>
-              <w:t>voice</w:t>
-            </w:r>
-            <w:proofErr w:type="spellEnd"/>
-            <w:r>
-              <w:rPr>
-                <w:rFonts w:cs="Calibri"/>
-                <w:lang w:val="fr" w:eastAsia="fr-FR"/>
-              </w:rPr>
-              <w:t xml:space="preserve"> vlan 20</w:t>
-            </w:r>
-          </w:p>
-          <w:p>
-            <w:pPr>
-              <w:autoSpaceDE w:val="0"/>
-              <w:autoSpaceDN w:val="0"/>
-              <w:adjustRightInd w:val="0"/>
-              <w:rPr>
-                <w:rFonts w:cs="Calibri"/>
-                <w:lang w:val="fr" w:eastAsia="fr-FR"/>
-              </w:rPr>
-            </w:pPr>
-            <w:r>
-              <w:rPr>
-                <w:rFonts w:cs="Calibri"/>
-                <w:lang w:val="fr" w:eastAsia="fr-FR"/>
-              </w:rPr>
-              <w:t xml:space="preserve">Le port 24 reliant les autres </w:t>
-            </w:r>
-            <w:proofErr w:type="spellStart"/>
-            <w:r>
-              <w:rPr>
-                <w:rFonts w:cs="Calibri"/>
-                <w:lang w:val="fr" w:eastAsia="fr-FR"/>
-              </w:rPr>
-              <w:t>switchs</w:t>
-            </w:r>
-            <w:proofErr w:type="spellEnd"/>
-            <w:r>
-              <w:rPr>
-                <w:rFonts w:cs="Calibri"/>
-                <w:lang w:val="fr" w:eastAsia="fr-FR"/>
-              </w:rPr>
-              <w:t xml:space="preserve"> sera configuré en mode TRUNK</w:t>
-            </w:r>
-          </w:p>
-          <w:p>
-            <w:pPr>
-              <w:autoSpaceDE w:val="0"/>
-              <w:autoSpaceDN w:val="0"/>
-              <w:adjustRightInd w:val="0"/>
-              <w:rPr>
-                <w:rFonts w:cs="Calibri"/>
-                <w:lang w:val="fr" w:eastAsia="fr-FR"/>
-              </w:rPr>
-            </w:pPr>
-            <w:proofErr w:type="spellStart"/>
-            <w:proofErr w:type="gramStart"/>
-            <w:r>
-              <w:rPr>
-                <w:rFonts w:cs="Calibri"/>
-                <w:lang w:val="fr" w:eastAsia="fr-FR"/>
+                <w:rFonts w:asciiTheme="minorHAnsi" w:hAnsiTheme="minorHAnsi" w:cstheme="minorHAnsi"/>
+                <w:b/>
+                <w:bCs/>
+                <w:sz w:val="23"/>
+                <w:szCs w:val="23"/>
+                <w:lang w:val="en-US"/>
+              </w:rPr>
+              <w:t>:</w:t>
+            </w:r>
+          </w:p>
+          <w:p>
+            <w:pPr>
+              <w:pStyle w:val="Default"/>
+              <w:rPr>
+                <w:rFonts w:asciiTheme="minorHAnsi" w:hAnsiTheme="minorHAnsi" w:cstheme="minorHAnsi"/>
+                <w:b/>
+                <w:bCs/>
+                <w:sz w:val="23"/>
+                <w:szCs w:val="23"/>
+                <w:lang w:val="en-US"/>
+              </w:rPr>
+            </w:pPr>
+          </w:p>
+          <w:p>
+            <w:pPr>
+              <w:pStyle w:val="Default"/>
+              <w:rPr>
+                <w:rFonts w:asciiTheme="minorHAnsi" w:hAnsiTheme="minorHAnsi" w:cstheme="minorHAnsi"/>
+                <w:b/>
+                <w:bCs/>
+                <w:sz w:val="23"/>
+                <w:szCs w:val="23"/>
+                <w:lang w:val="en-US"/>
+              </w:rPr>
+            </w:pPr>
+            <w:r>
+              <w:rPr>
+                <w:rFonts w:asciiTheme="minorHAnsi" w:hAnsiTheme="minorHAnsi" w:cstheme="minorHAnsi"/>
+                <w:b/>
+                <w:bCs/>
+                <w:sz w:val="23"/>
+                <w:szCs w:val="23"/>
+                <w:lang w:val="en-US"/>
               </w:rPr>
               <w:lastRenderedPageBreak/>
-              <w:t>int</w:t>
-            </w:r>
-            <w:proofErr w:type="spellEnd"/>
-            <w:proofErr w:type="gramEnd"/>
-            <w:r>
-              <w:rPr>
-                <w:rFonts w:cs="Calibri"/>
-                <w:lang w:val="fr" w:eastAsia="fr-FR"/>
-              </w:rPr>
-              <w:t xml:space="preserve"> fa/24</w:t>
-            </w:r>
-          </w:p>
-          <w:p>
-            <w:pPr>
-              <w:autoSpaceDE w:val="0"/>
-              <w:autoSpaceDN w:val="0"/>
-              <w:adjustRightInd w:val="0"/>
-              <w:rPr>
-                <w:rFonts w:cs="Calibri"/>
-                <w:lang w:val="fr" w:eastAsia="fr-FR"/>
-              </w:rPr>
-            </w:pPr>
-            <w:proofErr w:type="spellStart"/>
-            <w:proofErr w:type="gramStart"/>
-            <w:r>
-              <w:rPr>
-                <w:rFonts w:cs="Calibri"/>
-                <w:lang w:val="fr" w:eastAsia="fr-FR"/>
-              </w:rPr>
-              <w:t>switchport</w:t>
-            </w:r>
-            <w:proofErr w:type="spellEnd"/>
-            <w:proofErr w:type="gramEnd"/>
-            <w:r>
-              <w:rPr>
-                <w:rFonts w:cs="Calibri"/>
-                <w:lang w:val="fr" w:eastAsia="fr-FR"/>
-              </w:rPr>
-              <w:t xml:space="preserve"> mode </w:t>
-            </w:r>
-            <w:proofErr w:type="spellStart"/>
-            <w:r>
-              <w:rPr>
-                <w:rFonts w:cs="Calibri"/>
-                <w:lang w:val="fr" w:eastAsia="fr-FR"/>
-              </w:rPr>
-              <w:t>trunk</w:t>
-            </w:r>
-            <w:proofErr w:type="spellEnd"/>
-          </w:p>
-          <w:p>
-            <w:pPr>
-              <w:autoSpaceDE w:val="0"/>
-              <w:autoSpaceDN w:val="0"/>
-              <w:adjustRightInd w:val="0"/>
-              <w:rPr>
-                <w:rFonts w:cs="Calibri"/>
-                <w:u w:val="single"/>
-                <w:lang w:val="fr" w:eastAsia="fr-FR"/>
-              </w:rPr>
-            </w:pPr>
-            <w:r>
-              <w:rPr>
-                <w:rFonts w:cs="Calibri"/>
-                <w:u w:val="single"/>
-                <w:lang w:val="fr" w:eastAsia="fr-FR"/>
-              </w:rPr>
-              <w:t>b) Configuration du Switch</w:t>
-            </w:r>
-            <w:proofErr w:type="gramStart"/>
-            <w:r>
-              <w:rPr>
-                <w:rFonts w:cs="Calibri"/>
-                <w:u w:val="single"/>
-                <w:lang w:val="fr" w:eastAsia="fr-FR"/>
-              </w:rPr>
-              <w:t>1:</w:t>
-            </w:r>
-            <w:proofErr w:type="gramEnd"/>
-          </w:p>
-          <w:p>
-            <w:pPr>
-              <w:autoSpaceDE w:val="0"/>
-              <w:autoSpaceDN w:val="0"/>
-              <w:adjustRightInd w:val="0"/>
-              <w:rPr>
-                <w:rFonts w:cs="Calibri"/>
-                <w:lang w:val="fr" w:eastAsia="fr-FR"/>
-              </w:rPr>
-            </w:pPr>
-            <w:r>
-              <w:rPr>
-                <w:rFonts w:cs="Calibri"/>
-                <w:lang w:val="fr" w:eastAsia="fr-FR"/>
-              </w:rPr>
-              <w:t xml:space="preserve">La configuration du switch1 est similaire au switch 0. Seul l'interface fa0/1 </w:t>
-            </w:r>
-            <w:proofErr w:type="gramStart"/>
-            <w:r>
-              <w:rPr>
-                <w:rFonts w:cs="Calibri"/>
-                <w:lang w:val="fr" w:eastAsia="fr-FR"/>
-              </w:rPr>
-              <w:t>change:</w:t>
-            </w:r>
-            <w:proofErr w:type="gramEnd"/>
-          </w:p>
-          <w:p>
-            <w:pPr>
-              <w:autoSpaceDE w:val="0"/>
-              <w:autoSpaceDN w:val="0"/>
-              <w:adjustRightInd w:val="0"/>
-              <w:rPr>
-                <w:rFonts w:cs="Calibri"/>
-                <w:lang w:val="fr" w:eastAsia="fr-FR"/>
-              </w:rPr>
-            </w:pPr>
-            <w:proofErr w:type="spellStart"/>
-            <w:proofErr w:type="gramStart"/>
-            <w:r>
-              <w:rPr>
-                <w:rFonts w:cs="Calibri"/>
-                <w:lang w:val="fr" w:eastAsia="fr-FR"/>
-              </w:rPr>
-              <w:t>int</w:t>
-            </w:r>
-            <w:proofErr w:type="spellEnd"/>
-            <w:proofErr w:type="gramEnd"/>
-            <w:r>
-              <w:rPr>
-                <w:rFonts w:cs="Calibri"/>
-                <w:lang w:val="fr" w:eastAsia="fr-FR"/>
-              </w:rPr>
-              <w:t xml:space="preserve"> fa0/1</w:t>
-            </w:r>
-          </w:p>
-          <w:p>
-            <w:pPr>
-              <w:autoSpaceDE w:val="0"/>
-              <w:autoSpaceDN w:val="0"/>
-              <w:adjustRightInd w:val="0"/>
-              <w:rPr>
-                <w:rFonts w:cs="Calibri"/>
-                <w:lang w:val="fr" w:eastAsia="fr-FR"/>
-              </w:rPr>
-            </w:pPr>
-            <w:proofErr w:type="spellStart"/>
-            <w:proofErr w:type="gramStart"/>
-            <w:r>
-              <w:rPr>
-                <w:rFonts w:cs="Calibri"/>
-                <w:lang w:val="fr" w:eastAsia="fr-FR"/>
-              </w:rPr>
-              <w:t>switchport</w:t>
-            </w:r>
-            <w:proofErr w:type="spellEnd"/>
-            <w:proofErr w:type="gramEnd"/>
-            <w:r>
-              <w:rPr>
-                <w:rFonts w:cs="Calibri"/>
-                <w:lang w:val="fr" w:eastAsia="fr-FR"/>
-              </w:rPr>
-              <w:t xml:space="preserve"> mode </w:t>
-            </w:r>
-            <w:proofErr w:type="spellStart"/>
-            <w:r>
-              <w:rPr>
-                <w:rFonts w:cs="Calibri"/>
-                <w:lang w:val="fr" w:eastAsia="fr-FR"/>
-              </w:rPr>
-              <w:t>access</w:t>
-            </w:r>
-            <w:proofErr w:type="spellEnd"/>
-          </w:p>
-          <w:p>
-            <w:pPr>
-              <w:autoSpaceDE w:val="0"/>
-              <w:autoSpaceDN w:val="0"/>
-              <w:adjustRightInd w:val="0"/>
-              <w:rPr>
-                <w:rFonts w:cs="Calibri"/>
-                <w:lang w:val="fr" w:eastAsia="fr-FR"/>
-              </w:rPr>
-            </w:pPr>
-            <w:proofErr w:type="spellStart"/>
-            <w:proofErr w:type="gramStart"/>
-            <w:r>
-              <w:rPr>
-                <w:rFonts w:cs="Calibri"/>
-                <w:lang w:val="fr" w:eastAsia="fr-FR"/>
-              </w:rPr>
-              <w:t>switchport</w:t>
-            </w:r>
-            <w:proofErr w:type="spellEnd"/>
-            <w:proofErr w:type="gramEnd"/>
-            <w:r>
-              <w:rPr>
-                <w:rFonts w:cs="Calibri"/>
-                <w:lang w:val="fr" w:eastAsia="fr-FR"/>
-              </w:rPr>
-              <w:t xml:space="preserve"> </w:t>
-            </w:r>
-            <w:proofErr w:type="spellStart"/>
-            <w:r>
-              <w:rPr>
-                <w:rFonts w:cs="Calibri"/>
-                <w:lang w:val="fr" w:eastAsia="fr-FR"/>
-              </w:rPr>
-              <w:t>access</w:t>
-            </w:r>
-            <w:proofErr w:type="spellEnd"/>
-            <w:r>
-              <w:rPr>
-                <w:rFonts w:cs="Calibri"/>
-                <w:lang w:val="fr" w:eastAsia="fr-FR"/>
-              </w:rPr>
-              <w:t xml:space="preserve"> vlan 10</w:t>
-            </w:r>
-          </w:p>
-          <w:p>
-            <w:pPr>
-              <w:autoSpaceDE w:val="0"/>
-              <w:autoSpaceDN w:val="0"/>
-              <w:adjustRightInd w:val="0"/>
-              <w:rPr>
-                <w:rFonts w:cs="Calibri"/>
-                <w:lang w:val="fr" w:eastAsia="fr-FR"/>
-              </w:rPr>
-            </w:pPr>
-            <w:proofErr w:type="spellStart"/>
-            <w:proofErr w:type="gramStart"/>
-            <w:r>
-              <w:rPr>
-                <w:rFonts w:cs="Calibri"/>
-                <w:lang w:val="fr" w:eastAsia="fr-FR"/>
-              </w:rPr>
-              <w:t>switchport</w:t>
-            </w:r>
-            <w:proofErr w:type="spellEnd"/>
-            <w:proofErr w:type="gramEnd"/>
-            <w:r>
-              <w:rPr>
-                <w:rFonts w:cs="Calibri"/>
-                <w:lang w:val="fr" w:eastAsia="fr-FR"/>
-              </w:rPr>
-              <w:t xml:space="preserve"> </w:t>
-            </w:r>
-            <w:proofErr w:type="spellStart"/>
-            <w:r>
-              <w:rPr>
-                <w:rFonts w:cs="Calibri"/>
-                <w:lang w:val="fr" w:eastAsia="fr-FR"/>
-              </w:rPr>
-              <w:t>voice</w:t>
-            </w:r>
-            <w:proofErr w:type="spellEnd"/>
-            <w:r>
-              <w:rPr>
-                <w:rFonts w:cs="Calibri"/>
-                <w:lang w:val="fr" w:eastAsia="fr-FR"/>
-              </w:rPr>
-              <w:t xml:space="preserve"> vlan 20</w:t>
-            </w:r>
-          </w:p>
-          <w:p>
-            <w:pPr>
-              <w:autoSpaceDE w:val="0"/>
-              <w:autoSpaceDN w:val="0"/>
-              <w:adjustRightInd w:val="0"/>
-              <w:rPr>
-                <w:rFonts w:cs="Calibri"/>
-                <w:lang w:val="fr" w:eastAsia="fr-FR"/>
-              </w:rPr>
-            </w:pPr>
-            <w:r>
-              <w:rPr>
-                <w:rFonts w:cs="Calibri"/>
-                <w:lang w:val="fr" w:eastAsia="fr-FR"/>
-              </w:rPr>
-              <w:t>Le port 24 est aussi configuré en TRUNK.</w:t>
-            </w:r>
-          </w:p>
-          <w:p>
-            <w:pPr>
-              <w:autoSpaceDE w:val="0"/>
-              <w:autoSpaceDN w:val="0"/>
-              <w:adjustRightInd w:val="0"/>
-              <w:rPr>
-                <w:rFonts w:cs="Calibri"/>
-                <w:u w:val="single"/>
-                <w:lang w:val="fr" w:eastAsia="fr-FR"/>
-              </w:rPr>
-            </w:pPr>
-            <w:r>
-              <w:rPr>
-                <w:rFonts w:cs="Calibri"/>
-                <w:u w:val="single"/>
-                <w:lang w:val="fr" w:eastAsia="fr-FR"/>
-              </w:rPr>
-              <w:t>c) Configuration du switch 2</w:t>
-            </w:r>
-          </w:p>
-          <w:p>
-            <w:pPr>
-              <w:autoSpaceDE w:val="0"/>
-              <w:autoSpaceDN w:val="0"/>
-              <w:adjustRightInd w:val="0"/>
-              <w:rPr>
-                <w:rFonts w:cs="Calibri"/>
-                <w:lang w:val="fr" w:eastAsia="fr-FR"/>
-              </w:rPr>
-            </w:pPr>
-            <w:r>
-              <w:rPr>
-                <w:rFonts w:cs="Calibri"/>
-                <w:lang w:val="fr" w:eastAsia="fr-FR"/>
-              </w:rPr>
-              <w:t>Elle est identique au switch 1.</w:t>
-            </w:r>
-          </w:p>
-          <w:p>
-            <w:pPr>
-              <w:autoSpaceDE w:val="0"/>
-              <w:autoSpaceDN w:val="0"/>
-              <w:adjustRightInd w:val="0"/>
-              <w:rPr>
-                <w:rFonts w:cs="Calibri"/>
-                <w:lang w:val="fr" w:eastAsia="fr-FR"/>
-              </w:rPr>
-            </w:pPr>
-          </w:p>
-          <w:p>
-            <w:pPr>
-              <w:autoSpaceDE w:val="0"/>
-              <w:autoSpaceDN w:val="0"/>
-              <w:adjustRightInd w:val="0"/>
-              <w:rPr>
-                <w:rFonts w:cs="Calibri"/>
-                <w:lang w:val="fr" w:eastAsia="fr-FR"/>
-              </w:rPr>
-            </w:pPr>
-          </w:p>
-          <w:p>
-            <w:pPr>
-              <w:spacing w:after="0" w:line="240" w:lineRule="auto"/>
-              <w:rPr>
-                <w:lang w:val="fr"/>
-              </w:rPr>
-            </w:pPr>
-          </w:p>
-          <w:p>
-            <w:pPr>
-              <w:spacing w:after="0" w:line="240" w:lineRule="auto"/>
+              <w:drawing>
+                <wp:inline distT="0" distB="0" distL="0" distR="0" wp14:anchorId="234EBB8C" wp14:editId="1E7DA5BB">
+                  <wp:extent cx="4241800" cy="3340100"/>
+                  <wp:effectExtent l="0" t="0" r="0" b="0"/>
+                  <wp:docPr id="5" name="Image 5"/>
+                  <wp:cNvGraphicFramePr>
+                    <a:graphicFrameLocks xmlns:a="http://schemas.openxmlformats.org/drawingml/2006/main" noChangeAspect="1"/>
+                  </wp:cNvGraphicFramePr>
+                  <a:graphic xmlns:a="http://schemas.openxmlformats.org/drawingml/2006/main">
+                    <a:graphicData uri="http://schemas.openxmlformats.org/drawingml/2006/picture">
+                      <pic:pic xmlns:pic="http://schemas.openxmlformats.org/drawingml/2006/picture">
+                        <pic:nvPicPr>
+                          <pic:cNvPr id="1" name=""/>
+                          <pic:cNvPicPr/>
+                        </pic:nvPicPr>
+                        <pic:blipFill>
+                          <a:blip r:embed="rId9"/>
+                          <a:stretch>
+                            <a:fillRect/>
+                          </a:stretch>
+                        </pic:blipFill>
+                        <pic:spPr>
+                          <a:xfrm>
+                            <a:off x="0" y="0"/>
+                            <a:ext cx="4241800" cy="3340100"/>
+                          </a:xfrm>
+                          <a:prstGeom prst="rect">
+                            <a:avLst/>
+                          </a:prstGeom>
+                        </pic:spPr>
+                      </pic:pic>
+                    </a:graphicData>
+                  </a:graphic>
+                </wp:inline>
+              </w:drawing>
+            </w:r>
+          </w:p>
+          <w:p>
+            <w:pPr>
+              <w:pStyle w:val="Default"/>
+              <w:rPr>
+                <w:rFonts w:asciiTheme="minorHAnsi" w:hAnsiTheme="minorHAnsi" w:cstheme="minorHAnsi"/>
+                <w:sz w:val="23"/>
+                <w:szCs w:val="23"/>
+                <w:lang w:val="en-US"/>
+              </w:rPr>
+            </w:pPr>
+          </w:p>
+          <w:p>
+            <w:pPr>
+              <w:pStyle w:val="Default"/>
+              <w:rPr>
+                <w:rFonts w:asciiTheme="minorHAnsi" w:hAnsiTheme="minorHAnsi" w:cstheme="minorHAnsi"/>
+                <w:sz w:val="23"/>
+                <w:szCs w:val="23"/>
+                <w:lang w:val="en-US"/>
+              </w:rPr>
+            </w:pPr>
+            <w:r>
+              <w:rPr>
+                <w:rFonts w:asciiTheme="minorHAnsi" w:hAnsiTheme="minorHAnsi" w:cstheme="minorHAnsi"/>
+                <w:sz w:val="23"/>
+                <w:szCs w:val="23"/>
+                <w:lang w:val="en-US"/>
+              </w:rPr>
+              <w:drawing>
+                <wp:inline distT="0" distB="0" distL="0" distR="0" wp14:anchorId="0CA7BA8D" wp14:editId="19AC5AF0">
+                  <wp:extent cx="4241800" cy="3340100"/>
+                  <wp:effectExtent l="0" t="0" r="0" b="0"/>
+                  <wp:docPr id="6" name="Image 6"/>
+                  <wp:cNvGraphicFramePr>
+                    <a:graphicFrameLocks xmlns:a="http://schemas.openxmlformats.org/drawingml/2006/main" noChangeAspect="1"/>
+                  </wp:cNvGraphicFramePr>
+                  <a:graphic xmlns:a="http://schemas.openxmlformats.org/drawingml/2006/main">
+                    <a:graphicData uri="http://schemas.openxmlformats.org/drawingml/2006/picture">
+                      <pic:pic xmlns:pic="http://schemas.openxmlformats.org/drawingml/2006/picture">
+                        <pic:nvPicPr>
+                          <pic:cNvPr id="1" name=""/>
+                          <pic:cNvPicPr/>
+                        </pic:nvPicPr>
+                        <pic:blipFill>
+                          <a:blip r:embed="rId10"/>
+                          <a:stretch>
+                            <a:fillRect/>
+                          </a:stretch>
+                        </pic:blipFill>
+                        <pic:spPr>
+                          <a:xfrm>
+                            <a:off x="0" y="0"/>
+                            <a:ext cx="4241800" cy="3340100"/>
+                          </a:xfrm>
+                          <a:prstGeom prst="rect">
+                            <a:avLst/>
+                          </a:prstGeom>
+                        </pic:spPr>
+                      </pic:pic>
+                    </a:graphicData>
+                  </a:graphic>
+                </wp:inline>
+              </w:drawing>
+            </w:r>
+          </w:p>
+          <w:p>
+            <w:pPr>
+              <w:pStyle w:val="Default"/>
+              <w:rPr>
+                <w:rFonts w:asciiTheme="minorHAnsi" w:hAnsiTheme="minorHAnsi" w:cstheme="minorHAnsi"/>
+                <w:sz w:val="23"/>
+                <w:szCs w:val="23"/>
+                <w:lang w:val="en-US"/>
+              </w:rPr>
+            </w:pPr>
+          </w:p>
+          <w:p>
+            <w:pPr>
+              <w:pStyle w:val="Default"/>
+              <w:rPr>
+                <w:rFonts w:asciiTheme="minorHAnsi" w:hAnsiTheme="minorHAnsi" w:cstheme="minorHAnsi"/>
+                <w:sz w:val="23"/>
+                <w:szCs w:val="23"/>
+              </w:rPr>
+            </w:pPr>
+            <w:r>
+              <w:rPr>
+                <w:rFonts w:asciiTheme="minorHAnsi" w:hAnsiTheme="minorHAnsi" w:cstheme="minorHAnsi"/>
+                <w:sz w:val="23"/>
+                <w:szCs w:val="23"/>
+              </w:rPr>
+              <w:t>Ces 2 captures représente</w:t>
+            </w:r>
+            <w:r>
+              <w:rPr>
+                <w:rFonts w:asciiTheme="minorHAnsi" w:hAnsiTheme="minorHAnsi" w:cstheme="minorHAnsi"/>
+                <w:sz w:val="23"/>
+                <w:szCs w:val="23"/>
+              </w:rPr>
+              <w:t>nt</w:t>
+            </w:r>
+            <w:r>
+              <w:rPr>
+                <w:rFonts w:asciiTheme="minorHAnsi" w:hAnsiTheme="minorHAnsi" w:cstheme="minorHAnsi"/>
+                <w:sz w:val="23"/>
+                <w:szCs w:val="23"/>
+              </w:rPr>
+              <w:t xml:space="preserve"> un appel simulé</w:t>
+            </w:r>
+            <w:r>
+              <w:rPr>
+                <w:rFonts w:asciiTheme="minorHAnsi" w:hAnsiTheme="minorHAnsi" w:cstheme="minorHAnsi"/>
+                <w:sz w:val="23"/>
+                <w:szCs w:val="23"/>
+              </w:rPr>
+              <w:t xml:space="preserve"> entre le téléphone 5001 et 5002, prouvant le bon fonctionnement de notre configuration.</w:t>
+            </w:r>
+          </w:p>
+          <w:p>
+            <w:pPr>
+              <w:pStyle w:val="Default"/>
+              <w:rPr>
+                <w:rFonts w:asciiTheme="minorHAnsi" w:hAnsiTheme="minorHAnsi" w:cstheme="minorHAnsi"/>
+                <w:sz w:val="23"/>
+                <w:szCs w:val="23"/>
+              </w:rPr>
             </w:pPr>
           </w:p>
         </w:tc>
@@ -3439,6 +5415,8 @@
           <w:szCs w:val="16"/>
         </w:rPr>
       </w:pPr>
+      <w:bookmarkStart w:id="0" w:name="creationcsv"/>
+      <w:bookmarkEnd w:id="0"/>
     </w:p>
     <w:tbl>
       <w:tblPr>
@@ -3493,7 +5471,10 @@
               <w:spacing w:after="0" w:line="240" w:lineRule="auto"/>
             </w:pPr>
             <w:r>
-              <w:t>Enseignements tirés de l’activité, problèmes rencontrés, démarches et solutions.</w:t>
+              <w:t>Ce</w:t>
+            </w:r>
+            <w:r>
+              <w:t xml:space="preserve">tte activité m’as permis d’appréhender le principe d’une infrastructure incluant un service de téléphonie sur IP. </w:t>
             </w:r>
           </w:p>
         </w:tc>
@@ -3559,13 +5540,16 @@
             <w:pPr>
               <w:spacing w:after="0" w:line="240" w:lineRule="auto"/>
             </w:pPr>
+            <w:r>
+              <w:t xml:space="preserve">/ </w:t>
+            </w:r>
           </w:p>
         </w:tc>
       </w:tr>
     </w:tbl>
     <w:p/>
     <w:sectPr>
-      <w:footerReference w:type="default" r:id="rId9"/>
+      <w:footerReference w:type="default" r:id="rId11"/>
       <w:pgSz w:w="11906" w:h="16838"/>
       <w:pgMar w:top="567" w:right="851" w:bottom="567" w:left="1134" w:header="709" w:footer="709" w:gutter="0"/>
       <w:cols w:space="708"/>
@@ -3576,7 +5560,7 @@
 </file>
 
 <file path=word/endnotes.xml><?xml version="1.0" encoding="utf-8"?>
-<w:endnotes xmlns:wpc="http://schemas.microsoft.com/office/word/2010/wordprocessingCanvas" xmlns:cx="http://schemas.microsoft.com/office/drawing/2014/chartex" xmlns:cx1="http://schemas.microsoft.com/office/drawing/2015/9/8/chartex" xmlns:cx2="http://schemas.microsoft.com/office/drawing/2015/10/21/chartex" xmlns:cx3="http://schemas.microsoft.com/office/drawing/2016/5/9/chartex" xmlns:cx4="http://schemas.microsoft.com/office/drawing/2016/5/10/chartex" xmlns:cx5="http://schemas.microsoft.com/office/drawing/2016/5/11/chartex" xmlns:cx6="http://schemas.microsoft.com/office/drawing/2016/5/12/chartex" xmlns:cx7="http://schemas.microsoft.com/office/drawing/2016/5/13/chartex" xmlns:cx8="http://schemas.microsoft.com/office/drawing/2016/5/14/chartex" xmlns:mc="http://schemas.openxmlformats.org/markup-compatibility/2006" xmlns:aink="http://schemas.microsoft.com/office/drawing/2016/ink" xmlns:am3d="http://schemas.microsoft.com/office/drawing/2017/model3d" xmlns:o="urn:schemas-microsoft-com:office:office" xmlns:r="http://schemas.openxmlformats.org/officeDocument/2006/relationships" xmlns:m="http://schemas.openxmlformats.org/officeDocument/2006/math" xmlns:v="urn:schemas-microsoft-com:vml" xmlns:wp14="http://schemas.microsoft.com/office/word/2010/wordprocessingDrawing" xmlns:wp="http://schemas.openxmlformats.org/drawingml/2006/wordprocessingDrawing" xmlns:w10="urn:schemas-microsoft-com:office:word" xmlns:w="http://schemas.openxmlformats.org/wordprocessingml/2006/main" xmlns:w14="http://schemas.microsoft.com/office/word/2010/wordml" xmlns:w15="http://schemas.microsoft.com/office/word/2012/wordml" xmlns:w16cid="http://schemas.microsoft.com/office/word/2016/wordml/cid" xmlns:w16se="http://schemas.microsoft.com/office/word/2015/wordml/symex" xmlns:wpg="http://schemas.microsoft.com/office/word/2010/wordprocessingGroup" xmlns:wpi="http://schemas.microsoft.com/office/word/2010/wordprocessingInk" xmlns:wne="http://schemas.microsoft.com/office/word/2006/wordml" xmlns:wps="http://schemas.microsoft.com/office/word/2010/wordprocessingShape" mc:Ignorable="w14 w15 w16se w16cid wp14">
+<w:endnotes xmlns:wpc="http://schemas.microsoft.com/office/word/2010/wordprocessingCanvas" xmlns:cx="http://schemas.microsoft.com/office/drawing/2014/chartex" xmlns:cx1="http://schemas.microsoft.com/office/drawing/2015/9/8/chartex" xmlns:cx2="http://schemas.microsoft.com/office/drawing/2015/10/21/chartex" xmlns:cx3="http://schemas.microsoft.com/office/drawing/2016/5/9/chartex" xmlns:cx4="http://schemas.microsoft.com/office/drawing/2016/5/10/chartex" xmlns:cx5="http://schemas.microsoft.com/office/drawing/2016/5/11/chartex" xmlns:cx6="http://schemas.microsoft.com/office/drawing/2016/5/12/chartex" xmlns:cx7="http://schemas.microsoft.com/office/drawing/2016/5/13/chartex" xmlns:cx8="http://schemas.microsoft.com/office/drawing/2016/5/14/chartex" xmlns:mc="http://schemas.openxmlformats.org/markup-compatibility/2006" xmlns:aink="http://schemas.microsoft.com/office/drawing/2016/ink" xmlns:am3d="http://schemas.microsoft.com/office/drawing/2017/model3d" xmlns:o="urn:schemas-microsoft-com:office:office" xmlns:r="http://schemas.openxmlformats.org/officeDocument/2006/relationships" xmlns:m="http://schemas.openxmlformats.org/officeDocument/2006/math" xmlns:v="urn:schemas-microsoft-com:vml" xmlns:wp14="http://schemas.microsoft.com/office/word/2010/wordprocessingDrawing" xmlns:wp="http://schemas.openxmlformats.org/drawingml/2006/wordprocessingDrawing" xmlns:w10="urn:schemas-microsoft-com:office:word" xmlns:w="http://schemas.openxmlformats.org/wordprocessingml/2006/main" xmlns:w14="http://schemas.microsoft.com/office/word/2010/wordml" xmlns:w15="http://schemas.microsoft.com/office/word/2012/wordml" xmlns:w16cex="http://schemas.microsoft.com/office/word/2018/wordml/cex" xmlns:w16cid="http://schemas.microsoft.com/office/word/2016/wordml/cid" xmlns:w16="http://schemas.microsoft.com/office/word/2018/wordml" xmlns:w16sdtdh="http://schemas.microsoft.com/office/word/2020/wordml/sdtdatahash" xmlns:w16se="http://schemas.microsoft.com/office/word/2015/wordml/symex" xmlns:wpg="http://schemas.microsoft.com/office/word/2010/wordprocessingGroup" xmlns:wpi="http://schemas.microsoft.com/office/word/2010/wordprocessingInk" xmlns:wne="http://schemas.microsoft.com/office/word/2006/wordml" xmlns:wps="http://schemas.microsoft.com/office/word/2010/wordprocessingShape" mc:Ignorable="w14 w15 w16se w16cid w16 w16cex w16sdtdh wp14">
   <w:endnote w:type="separator" w:id="-1">
     <w:p>
       <w:pPr>
@@ -3601,7 +5585,7 @@
 </file>
 
 <file path=word/footer1.xml><?xml version="1.0" encoding="utf-8"?>
-<w:ftr xmlns:wpc="http://schemas.microsoft.com/office/word/2010/wordprocessingCanvas" xmlns:cx="http://schemas.microsoft.com/office/drawing/2014/chartex" xmlns:cx1="http://schemas.microsoft.com/office/drawing/2015/9/8/chartex" xmlns:cx2="http://schemas.microsoft.com/office/drawing/2015/10/21/chartex" xmlns:cx3="http://schemas.microsoft.com/office/drawing/2016/5/9/chartex" xmlns:cx4="http://schemas.microsoft.com/office/drawing/2016/5/10/chartex" xmlns:cx5="http://schemas.microsoft.com/office/drawing/2016/5/11/chartex" xmlns:cx6="http://schemas.microsoft.com/office/drawing/2016/5/12/chartex" xmlns:cx7="http://schemas.microsoft.com/office/drawing/2016/5/13/chartex" xmlns:cx8="http://schemas.microsoft.com/office/drawing/2016/5/14/chartex" xmlns:mc="http://schemas.openxmlformats.org/markup-compatibility/2006" xmlns:aink="http://schemas.microsoft.com/office/drawing/2016/ink" xmlns:am3d="http://schemas.microsoft.com/office/drawing/2017/model3d" xmlns:o="urn:schemas-microsoft-com:office:office" xmlns:r="http://schemas.openxmlformats.org/officeDocument/2006/relationships" xmlns:m="http://schemas.openxmlformats.org/officeDocument/2006/math" xmlns:v="urn:schemas-microsoft-com:vml" xmlns:wp14="http://schemas.microsoft.com/office/word/2010/wordprocessingDrawing" xmlns:wp="http://schemas.openxmlformats.org/drawingml/2006/wordprocessingDrawing" xmlns:w10="urn:schemas-microsoft-com:office:word" xmlns:w="http://schemas.openxmlformats.org/wordprocessingml/2006/main" xmlns:w14="http://schemas.microsoft.com/office/word/2010/wordml" xmlns:w15="http://schemas.microsoft.com/office/word/2012/wordml" xmlns:w16cid="http://schemas.microsoft.com/office/word/2016/wordml/cid" xmlns:w16se="http://schemas.microsoft.com/office/word/2015/wordml/symex" xmlns:wpg="http://schemas.microsoft.com/office/word/2010/wordprocessingGroup" xmlns:wpi="http://schemas.microsoft.com/office/word/2010/wordprocessingInk" xmlns:wne="http://schemas.microsoft.com/office/word/2006/wordml" xmlns:wps="http://schemas.microsoft.com/office/word/2010/wordprocessingShape" mc:Ignorable="w14 w15 w16se w16cid wp14">
+<w:ftr xmlns:wpc="http://schemas.microsoft.com/office/word/2010/wordprocessingCanvas" xmlns:cx="http://schemas.microsoft.com/office/drawing/2014/chartex" xmlns:cx1="http://schemas.microsoft.com/office/drawing/2015/9/8/chartex" xmlns:cx2="http://schemas.microsoft.com/office/drawing/2015/10/21/chartex" xmlns:cx3="http://schemas.microsoft.com/office/drawing/2016/5/9/chartex" xmlns:cx4="http://schemas.microsoft.com/office/drawing/2016/5/10/chartex" xmlns:cx5="http://schemas.microsoft.com/office/drawing/2016/5/11/chartex" xmlns:cx6="http://schemas.microsoft.com/office/drawing/2016/5/12/chartex" xmlns:cx7="http://schemas.microsoft.com/office/drawing/2016/5/13/chartex" xmlns:cx8="http://schemas.microsoft.com/office/drawing/2016/5/14/chartex" xmlns:mc="http://schemas.openxmlformats.org/markup-compatibility/2006" xmlns:aink="http://schemas.microsoft.com/office/drawing/2016/ink" xmlns:am3d="http://schemas.microsoft.com/office/drawing/2017/model3d" xmlns:o="urn:schemas-microsoft-com:office:office" xmlns:r="http://schemas.openxmlformats.org/officeDocument/2006/relationships" xmlns:m="http://schemas.openxmlformats.org/officeDocument/2006/math" xmlns:v="urn:schemas-microsoft-com:vml" xmlns:wp14="http://schemas.microsoft.com/office/word/2010/wordprocessingDrawing" xmlns:wp="http://schemas.openxmlformats.org/drawingml/2006/wordprocessingDrawing" xmlns:w10="urn:schemas-microsoft-com:office:word" xmlns:w="http://schemas.openxmlformats.org/wordprocessingml/2006/main" xmlns:w14="http://schemas.microsoft.com/office/word/2010/wordml" xmlns:w15="http://schemas.microsoft.com/office/word/2012/wordml" xmlns:w16cex="http://schemas.microsoft.com/office/word/2018/wordml/cex" xmlns:w16cid="http://schemas.microsoft.com/office/word/2016/wordml/cid" xmlns:w16="http://schemas.microsoft.com/office/word/2018/wordml" xmlns:w16sdtdh="http://schemas.microsoft.com/office/word/2020/wordml/sdtdatahash" xmlns:w16se="http://schemas.microsoft.com/office/word/2015/wordml/symex" xmlns:wpg="http://schemas.microsoft.com/office/word/2010/wordprocessingGroup" xmlns:wpi="http://schemas.microsoft.com/office/word/2010/wordprocessingInk" xmlns:wne="http://schemas.microsoft.com/office/word/2006/wordml" xmlns:wps="http://schemas.microsoft.com/office/word/2010/wordprocessingShape" mc:Ignorable="w14 w15 w16se w16cid w16 w16cex w16sdtdh wp14">
   <w:sdt>
     <w:sdtPr>
       <w:id w:val="-432663589"/>
@@ -3647,7 +5631,7 @@
 </file>
 
 <file path=word/footnotes.xml><?xml version="1.0" encoding="utf-8"?>
-<w:footnotes xmlns:wpc="http://schemas.microsoft.com/office/word/2010/wordprocessingCanvas" xmlns:cx="http://schemas.microsoft.com/office/drawing/2014/chartex" xmlns:cx1="http://schemas.microsoft.com/office/drawing/2015/9/8/chartex" xmlns:cx2="http://schemas.microsoft.com/office/drawing/2015/10/21/chartex" xmlns:cx3="http://schemas.microsoft.com/office/drawing/2016/5/9/chartex" xmlns:cx4="http://schemas.microsoft.com/office/drawing/2016/5/10/chartex" xmlns:cx5="http://schemas.microsoft.com/office/drawing/2016/5/11/chartex" xmlns:cx6="http://schemas.microsoft.com/office/drawing/2016/5/12/chartex" xmlns:cx7="http://schemas.microsoft.com/office/drawing/2016/5/13/chartex" xmlns:cx8="http://schemas.microsoft.com/office/drawing/2016/5/14/chartex" xmlns:mc="http://schemas.openxmlformats.org/markup-compatibility/2006" xmlns:aink="http://schemas.microsoft.com/office/drawing/2016/ink" xmlns:am3d="http://schemas.microsoft.com/office/drawing/2017/model3d" xmlns:o="urn:schemas-microsoft-com:office:office" xmlns:r="http://schemas.openxmlformats.org/officeDocument/2006/relationships" xmlns:m="http://schemas.openxmlformats.org/officeDocument/2006/math" xmlns:v="urn:schemas-microsoft-com:vml" xmlns:wp14="http://schemas.microsoft.com/office/word/2010/wordprocessingDrawing" xmlns:wp="http://schemas.openxmlformats.org/drawingml/2006/wordprocessingDrawing" xmlns:w10="urn:schemas-microsoft-com:office:word" xmlns:w="http://schemas.openxmlformats.org/wordprocessingml/2006/main" xmlns:w14="http://schemas.microsoft.com/office/word/2010/wordml" xmlns:w15="http://schemas.microsoft.com/office/word/2012/wordml" xmlns:w16cid="http://schemas.microsoft.com/office/word/2016/wordml/cid" xmlns:w16se="http://schemas.microsoft.com/office/word/2015/wordml/symex" xmlns:wpg="http://schemas.microsoft.com/office/word/2010/wordprocessingGroup" xmlns:wpi="http://schemas.microsoft.com/office/word/2010/wordprocessingInk" xmlns:wne="http://schemas.microsoft.com/office/word/2006/wordml" xmlns:wps="http://schemas.microsoft.com/office/word/2010/wordprocessingShape" mc:Ignorable="w14 w15 w16se w16cid wp14">
+<w:footnotes xmlns:wpc="http://schemas.microsoft.com/office/word/2010/wordprocessingCanvas" xmlns:cx="http://schemas.microsoft.com/office/drawing/2014/chartex" xmlns:cx1="http://schemas.microsoft.com/office/drawing/2015/9/8/chartex" xmlns:cx2="http://schemas.microsoft.com/office/drawing/2015/10/21/chartex" xmlns:cx3="http://schemas.microsoft.com/office/drawing/2016/5/9/chartex" xmlns:cx4="http://schemas.microsoft.com/office/drawing/2016/5/10/chartex" xmlns:cx5="http://schemas.microsoft.com/office/drawing/2016/5/11/chartex" xmlns:cx6="http://schemas.microsoft.com/office/drawing/2016/5/12/chartex" xmlns:cx7="http://schemas.microsoft.com/office/drawing/2016/5/13/chartex" xmlns:cx8="http://schemas.microsoft.com/office/drawing/2016/5/14/chartex" xmlns:mc="http://schemas.openxmlformats.org/markup-compatibility/2006" xmlns:aink="http://schemas.microsoft.com/office/drawing/2016/ink" xmlns:am3d="http://schemas.microsoft.com/office/drawing/2017/model3d" xmlns:o="urn:schemas-microsoft-com:office:office" xmlns:r="http://schemas.openxmlformats.org/officeDocument/2006/relationships" xmlns:m="http://schemas.openxmlformats.org/officeDocument/2006/math" xmlns:v="urn:schemas-microsoft-com:vml" xmlns:wp14="http://schemas.microsoft.com/office/word/2010/wordprocessingDrawing" xmlns:wp="http://schemas.openxmlformats.org/drawingml/2006/wordprocessingDrawing" xmlns:w10="urn:schemas-microsoft-com:office:word" xmlns:w="http://schemas.openxmlformats.org/wordprocessingml/2006/main" xmlns:w14="http://schemas.microsoft.com/office/word/2010/wordml" xmlns:w15="http://schemas.microsoft.com/office/word/2012/wordml" xmlns:w16cex="http://schemas.microsoft.com/office/word/2018/wordml/cex" xmlns:w16cid="http://schemas.microsoft.com/office/word/2016/wordml/cid" xmlns:w16="http://schemas.microsoft.com/office/word/2018/wordml" xmlns:w16sdtdh="http://schemas.microsoft.com/office/word/2020/wordml/sdtdatahash" xmlns:w16se="http://schemas.microsoft.com/office/word/2015/wordml/symex" xmlns:wpg="http://schemas.microsoft.com/office/word/2010/wordprocessingGroup" xmlns:wpi="http://schemas.microsoft.com/office/word/2010/wordprocessingInk" xmlns:wne="http://schemas.microsoft.com/office/word/2006/wordml" xmlns:wps="http://schemas.microsoft.com/office/word/2010/wordprocessingShape" mc:Ignorable="w14 w15 w16se w16cid w16 w16cex w16sdtdh wp14">
   <w:footnote w:type="separator" w:id="-1">
     <w:p>
       <w:pPr>
@@ -3672,7 +5656,7 @@
 </file>
 
 <file path=word/numbering.xml><?xml version="1.0" encoding="utf-8"?>
-<w:numbering xmlns:wpc="http://schemas.microsoft.com/office/word/2010/wordprocessingCanvas" xmlns:cx="http://schemas.microsoft.com/office/drawing/2014/chartex" xmlns:cx1="http://schemas.microsoft.com/office/drawing/2015/9/8/chartex" xmlns:cx2="http://schemas.microsoft.com/office/drawing/2015/10/21/chartex" xmlns:cx3="http://schemas.microsoft.com/office/drawing/2016/5/9/chartex" xmlns:cx4="http://schemas.microsoft.com/office/drawing/2016/5/10/chartex" xmlns:cx5="http://schemas.microsoft.com/office/drawing/2016/5/11/chartex" xmlns:cx6="http://schemas.microsoft.com/office/drawing/2016/5/12/chartex" xmlns:cx7="http://schemas.microsoft.com/office/drawing/2016/5/13/chartex" xmlns:cx8="http://schemas.microsoft.com/office/drawing/2016/5/14/chartex" xmlns:mc="http://schemas.openxmlformats.org/markup-compatibility/2006" xmlns:aink="http://schemas.microsoft.com/office/drawing/2016/ink" xmlns:am3d="http://schemas.microsoft.com/office/drawing/2017/model3d" xmlns:o="urn:schemas-microsoft-com:office:office" xmlns:r="http://schemas.openxmlformats.org/officeDocument/2006/relationships" xmlns:m="http://schemas.openxmlformats.org/officeDocument/2006/math" xmlns:v="urn:schemas-microsoft-com:vml" xmlns:wp14="http://schemas.microsoft.com/office/word/2010/wordprocessingDrawing" xmlns:wp="http://schemas.openxmlformats.org/drawingml/2006/wordprocessingDrawing" xmlns:w10="urn:schemas-microsoft-com:office:word" xmlns:w="http://schemas.openxmlformats.org/wordprocessingml/2006/main" xmlns:w14="http://schemas.microsoft.com/office/word/2010/wordml" xmlns:w15="http://schemas.microsoft.com/office/word/2012/wordml" xmlns:w16cid="http://schemas.microsoft.com/office/word/2016/wordml/cid" xmlns:w16se="http://schemas.microsoft.com/office/word/2015/wordml/symex" xmlns:wpg="http://schemas.microsoft.com/office/word/2010/wordprocessingGroup" xmlns:wpi="http://schemas.microsoft.com/office/word/2010/wordprocessingInk" xmlns:wne="http://schemas.microsoft.com/office/word/2006/wordml" xmlns:wps="http://schemas.microsoft.com/office/word/2010/wordprocessingShape" mc:Ignorable="w14 w15 w16se w16cid wp14">
+<w:numbering xmlns:wpc="http://schemas.microsoft.com/office/word/2010/wordprocessingCanvas" xmlns:cx="http://schemas.microsoft.com/office/drawing/2014/chartex" xmlns:cx1="http://schemas.microsoft.com/office/drawing/2015/9/8/chartex" xmlns:cx2="http://schemas.microsoft.com/office/drawing/2015/10/21/chartex" xmlns:cx3="http://schemas.microsoft.com/office/drawing/2016/5/9/chartex" xmlns:cx4="http://schemas.microsoft.com/office/drawing/2016/5/10/chartex" xmlns:cx5="http://schemas.microsoft.com/office/drawing/2016/5/11/chartex" xmlns:cx6="http://schemas.microsoft.com/office/drawing/2016/5/12/chartex" xmlns:cx7="http://schemas.microsoft.com/office/drawing/2016/5/13/chartex" xmlns:cx8="http://schemas.microsoft.com/office/drawing/2016/5/14/chartex" xmlns:mc="http://schemas.openxmlformats.org/markup-compatibility/2006" xmlns:aink="http://schemas.microsoft.com/office/drawing/2016/ink" xmlns:am3d="http://schemas.microsoft.com/office/drawing/2017/model3d" xmlns:o="urn:schemas-microsoft-com:office:office" xmlns:r="http://schemas.openxmlformats.org/officeDocument/2006/relationships" xmlns:m="http://schemas.openxmlformats.org/officeDocument/2006/math" xmlns:v="urn:schemas-microsoft-com:vml" xmlns:wp14="http://schemas.microsoft.com/office/word/2010/wordprocessingDrawing" xmlns:wp="http://schemas.openxmlformats.org/drawingml/2006/wordprocessingDrawing" xmlns:w10="urn:schemas-microsoft-com:office:word" xmlns:w="http://schemas.openxmlformats.org/wordprocessingml/2006/main" xmlns:w14="http://schemas.microsoft.com/office/word/2010/wordml" xmlns:w15="http://schemas.microsoft.com/office/word/2012/wordml" xmlns:w16cex="http://schemas.microsoft.com/office/word/2018/wordml/cex" xmlns:w16cid="http://schemas.microsoft.com/office/word/2016/wordml/cid" xmlns:w16="http://schemas.microsoft.com/office/word/2018/wordml" xmlns:w16sdtdh="http://schemas.microsoft.com/office/word/2020/wordml/sdtdatahash" xmlns:w16se="http://schemas.microsoft.com/office/word/2015/wordml/symex" xmlns:wpg="http://schemas.microsoft.com/office/word/2010/wordprocessingGroup" xmlns:wpi="http://schemas.microsoft.com/office/word/2010/wordprocessingInk" xmlns:wne="http://schemas.microsoft.com/office/word/2006/wordml" xmlns:wps="http://schemas.microsoft.com/office/word/2010/wordprocessingShape" mc:Ignorable="w14 w15 w16se w16cid w16 w16cex w16sdtdh wp14">
   <w:abstractNum w:abstractNumId="0" w15:restartNumberingAfterBreak="0">
     <w:nsid w:val="FFFFFFFE"/>
     <w:multiLevelType w:val="singleLevel"/>
@@ -4393,7 +6377,7 @@
 </file>
 
 <file path=word/styles.xml><?xml version="1.0" encoding="utf-8"?>
-<w:styles xmlns:mc="http://schemas.openxmlformats.org/markup-compatibility/2006" xmlns:r="http://schemas.openxmlformats.org/officeDocument/2006/relationships" xmlns:w="http://schemas.openxmlformats.org/wordprocessingml/2006/main" xmlns:w14="http://schemas.microsoft.com/office/word/2010/wordml" xmlns:w15="http://schemas.microsoft.com/office/word/2012/wordml" xmlns:w16cid="http://schemas.microsoft.com/office/word/2016/wordml/cid" xmlns:w16se="http://schemas.microsoft.com/office/word/2015/wordml/symex" mc:Ignorable="w14 w15 w16se w16cid">
+<w:styles xmlns:mc="http://schemas.openxmlformats.org/markup-compatibility/2006" xmlns:r="http://schemas.openxmlformats.org/officeDocument/2006/relationships" xmlns:w="http://schemas.openxmlformats.org/wordprocessingml/2006/main" xmlns:w14="http://schemas.microsoft.com/office/word/2010/wordml" xmlns:w15="http://schemas.microsoft.com/office/word/2012/wordml" xmlns:w16cex="http://schemas.microsoft.com/office/word/2018/wordml/cex" xmlns:w16cid="http://schemas.microsoft.com/office/word/2016/wordml/cid" xmlns:w16="http://schemas.microsoft.com/office/word/2018/wordml" xmlns:w16sdtdh="http://schemas.microsoft.com/office/word/2020/wordml/sdtdatahash" xmlns:w16se="http://schemas.microsoft.com/office/word/2015/wordml/symex" mc:Ignorable="w14 w15 w16se w16cid w16 w16cex w16sdtdh">
   <w:docDefaults>
     <w:rPrDefault>
       <w:rPr>
@@ -4405,7 +6389,7 @@
     </w:rPrDefault>
     <w:pPrDefault/>
   </w:docDefaults>
-  <w:latentStyles w:defLockedState="0" w:defUIPriority="99" w:defSemiHidden="0" w:defUnhideWhenUsed="0" w:defQFormat="0" w:count="375">
+  <w:latentStyles w:defLockedState="0" w:defUIPriority="99" w:defSemiHidden="0" w:defUnhideWhenUsed="0" w:defQFormat="0" w:count="376">
     <w:lsdException w:name="Normal" w:locked="1" w:uiPriority="0" w:qFormat="1"/>
     <w:lsdException w:name="heading 1" w:locked="1" w:uiPriority="0" w:qFormat="1"/>
     <w:lsdException w:name="heading 2" w:locked="1" w:semiHidden="1" w:uiPriority="0" w:unhideWhenUsed="1" w:qFormat="1"/>
@@ -4511,7 +6495,6 @@
     <w:lsdException w:name="HTML Sample" w:semiHidden="1" w:unhideWhenUsed="1"/>
     <w:lsdException w:name="HTML Typewriter" w:semiHidden="1" w:unhideWhenUsed="1"/>
     <w:lsdException w:name="HTML Variable" w:semiHidden="1" w:unhideWhenUsed="1"/>
-    <w:lsdException w:name="Normal Table" w:semiHidden="1" w:unhideWhenUsed="1"/>
     <w:lsdException w:name="annotation subject" w:semiHidden="1" w:unhideWhenUsed="1"/>
     <w:lsdException w:name="No List" w:semiHidden="1" w:unhideWhenUsed="1"/>
     <w:lsdException w:name="Outline List 1" w:semiHidden="1" w:unhideWhenUsed="1"/>
@@ -4558,10 +6541,8 @@
     <w:lsdException w:name="Table Subtle 2" w:semiHidden="1" w:unhideWhenUsed="1"/>
     <w:lsdException w:name="Table Web 1" w:semiHidden="1" w:unhideWhenUsed="1"/>
     <w:lsdException w:name="Table Web 2" w:semiHidden="1" w:unhideWhenUsed="1"/>
-    <w:lsdException w:name="Table Web 3" w:semiHidden="1" w:unhideWhenUsed="1"/>
     <w:lsdException w:name="Balloon Text" w:semiHidden="1" w:unhideWhenUsed="1"/>
-    <w:lsdException w:name="Table Grid" w:locked="1" w:semiHidden="1" w:uiPriority="0" w:unhideWhenUsed="1"/>
-    <w:lsdException w:name="Table Theme" w:semiHidden="1" w:unhideWhenUsed="1"/>
+    <w:lsdException w:name="Table Grid" w:locked="1" w:uiPriority="0"/>
     <w:lsdException w:name="Placeholder Text" w:semiHidden="1"/>
     <w:lsdException w:name="No Spacing" w:uiPriority="1" w:qFormat="1"/>
     <w:lsdException w:name="Light Shading" w:uiPriority="60"/>
@@ -4781,6 +6762,7 @@
     <w:lsdException w:name="Smart Hyperlink" w:semiHidden="1" w:unhideWhenUsed="1"/>
     <w:lsdException w:name="Hashtag" w:semiHidden="1" w:unhideWhenUsed="1"/>
     <w:lsdException w:name="Unresolved Mention" w:semiHidden="1" w:unhideWhenUsed="1"/>
+    <w:lsdException w:name="Smart Link" w:semiHidden="1" w:unhideWhenUsed="1"/>
   </w:latentStyles>
   <w:style w:type="paragraph" w:default="1" w:styleId="Normal">
     <w:name w:val="Normal"/>
